--- a/Fase_2/Evidencias-grupales/2.4_GuiaEstudiante_Fase 2_DesarrolloProyecto APT (1).docx
+++ b/Fase_2/Evidencias-grupales/2.4_GuiaEstudiante_Fase 2_DesarrolloProyecto APT (1).docx
@@ -1,36 +1,26 @@
 
 <file path=word/document.xml><?xml version="1.0" encoding="utf-8"?>
-<w:document xmlns:mc="http://schemas.openxmlformats.org/markup-compatibility/2006" xmlns:o="urn:schemas-microsoft-com:office:office" xmlns:r="http://schemas.openxmlformats.org/officeDocument/2006/relationships" xmlns:m="http://schemas.openxmlformats.org/officeDocument/2006/math" xmlns:v="urn:schemas-microsoft-com:vml" xmlns:wp="http://schemas.openxmlformats.org/drawingml/2006/wordprocessingDrawing" xmlns:w10="urn:schemas-microsoft-com:office:word" xmlns:w="http://schemas.openxmlformats.org/wordprocessingml/2006/main" xmlns:wne="http://schemas.microsoft.com/office/word/2006/wordml" xmlns:sl="http://schemas.openxmlformats.org/schemaLibrary/2006/main" xmlns:a="http://schemas.openxmlformats.org/drawingml/2006/main" xmlns:pic="http://schemas.openxmlformats.org/drawingml/2006/picture" xmlns:c="http://schemas.openxmlformats.org/drawingml/2006/chart" xmlns:lc="http://schemas.openxmlformats.org/drawingml/2006/lockedCanvas" xmlns:dgm="http://schemas.openxmlformats.org/drawingml/2006/diagram" xmlns:wps="http://schemas.microsoft.com/office/word/2010/wordprocessingShape" xmlns:wpg="http://schemas.microsoft.com/office/word/2010/wordprocessingGroup" xmlns:w14="http://schemas.microsoft.com/office/word/2010/wordml" xmlns:w15="http://schemas.microsoft.com/office/word/2012/wordml" xmlns:w16="http://schemas.microsoft.com/office/word/2018/wordml" xmlns:w16cex="http://schemas.microsoft.com/office/word/2018/wordml/cex" xmlns:w16cid="http://schemas.microsoft.com/office/word/2016/wordml/cid" xmlns="http://schemas.microsoft.com/office/tasks/2019/documenttasks" xmlns:cr="http://schemas.microsoft.com/office/comments/2020/reactions">
+<w:document xmlns:wpc="http://schemas.microsoft.com/office/word/2010/wordprocessingCanvas" xmlns:cx="http://schemas.microsoft.com/office/drawing/2014/chartex" xmlns:cx1="http://schemas.microsoft.com/office/drawing/2015/9/8/chartex" xmlns:cx2="http://schemas.microsoft.com/office/drawing/2015/10/21/chartex" xmlns:cx3="http://schemas.microsoft.com/office/drawing/2016/5/9/chartex" xmlns:cx4="http://schemas.microsoft.com/office/drawing/2016/5/10/chartex" xmlns:cx5="http://schemas.microsoft.com/office/drawing/2016/5/11/chartex" xmlns:cx6="http://schemas.microsoft.com/office/drawing/2016/5/12/chartex" xmlns:cx7="http://schemas.microsoft.com/office/drawing/2016/5/13/chartex" xmlns:cx8="http://schemas.microsoft.com/office/drawing/2016/5/14/chartex" xmlns:mc="http://schemas.openxmlformats.org/markup-compatibility/2006" xmlns:aink="http://schemas.microsoft.com/office/drawing/2016/ink" xmlns:am3d="http://schemas.microsoft.com/office/drawing/2017/model3d" xmlns:o="urn:schemas-microsoft-com:office:office" xmlns:oel="http://schemas.microsoft.com/office/2019/extlst" xmlns:r="http://schemas.openxmlformats.org/officeDocument/2006/relationships" xmlns:m="http://schemas.openxmlformats.org/officeDocument/2006/math" xmlns:v="urn:schemas-microsoft-com:vml" xmlns:wp14="http://schemas.microsoft.com/office/word/2010/wordprocessingDrawing" xmlns:wp="http://schemas.openxmlformats.org/drawingml/2006/wordprocessingDrawing" xmlns:w10="urn:schemas-microsoft-com:office:word" xmlns:w="http://schemas.openxmlformats.org/wordprocessingml/2006/main" xmlns:w14="http://schemas.microsoft.com/office/word/2010/wordml" xmlns:w15="http://schemas.microsoft.com/office/word/2012/wordml" xmlns:w16cex="http://schemas.microsoft.com/office/word/2018/wordml/cex" xmlns:w16cid="http://schemas.microsoft.com/office/word/2016/wordml/cid" xmlns:w16="http://schemas.microsoft.com/office/word/2018/wordml" xmlns:w16du="http://schemas.microsoft.com/office/word/2023/wordml/word16du" xmlns:w16sdtdh="http://schemas.microsoft.com/office/word/2020/wordml/sdtdatahash" xmlns:w16sdtfl="http://schemas.microsoft.com/office/word/2024/wordml/sdtformatlock" xmlns:w16se="http://schemas.microsoft.com/office/word/2015/wordml/symex" xmlns:wpg="http://schemas.microsoft.com/office/word/2010/wordprocessingGroup" xmlns:wpi="http://schemas.microsoft.com/office/word/2010/wordprocessingInk" xmlns:wne="http://schemas.microsoft.com/office/word/2006/wordml" xmlns:wps="http://schemas.microsoft.com/office/word/2010/wordprocessingShape" mc:Ignorable="w14 w15 w16se w16cid w16 w16cex w16sdtdh w16sdtfl w16du wp14">
   <w:body>
     <w:p>
-      <w:pPr>
-        <w:rPr/>
-      </w:pPr>
-      <w:bookmarkStart w:colFirst="0" w:colLast="0" w:name="_heading=h.rn6necflnhv6" w:id="0"/>
+      <w:bookmarkStart w:id="0" w:name="_heading=h.rn6necflnhv6" w:colFirst="0" w:colLast="0"/>
       <w:bookmarkEnd w:id="0"/>
-      <w:r>
-        <w:rPr>
-          <w:rtl w:val="0"/>
-        </w:rPr>
-      </w:r>
     </w:p>
     <w:p>
       <w:pPr>
         <w:rPr>
-          <w:b w:val="1"/>
-          <w:bCs w:val="1"/>
+          <w:b/>
+          <w:bCs/>
         </w:rPr>
       </w:pPr>
       <w:r>
         <w:rPr>
-          <w:rtl w:val="0"/>
+          <w:noProof/>
         </w:rPr>
-      </w:r>
-      <w:r>
         <mc:AlternateContent>
           <mc:Choice Requires="wpg">
             <w:drawing>
-              <wp:anchor allowOverlap="1" behindDoc="0" distB="0" distT="0" distL="114300" distR="114300" hidden="0" layoutInCell="1" locked="0" relativeHeight="0" simplePos="0">
+              <wp:anchor distT="0" distB="0" distL="114300" distR="114300" simplePos="0" relativeHeight="251658240" behindDoc="0" locked="0" layoutInCell="1" hidden="0" allowOverlap="1" wp14:anchorId="592841B3" wp14:editId="786D50E8">
                 <wp:simplePos x="0" y="0"/>
                 <wp:positionH relativeFrom="column">
                   <wp:posOffset>1</wp:posOffset>
@@ -39,22 +29,24 @@
                   <wp:posOffset>9525</wp:posOffset>
                 </wp:positionV>
                 <wp:extent cx="6238875" cy="1562100"/>
-                <wp:effectExtent b="0" l="0" r="0" t="0"/>
+                <wp:effectExtent l="0" t="0" r="0" b="0"/>
                 <wp:wrapNone/>
-                <wp:docPr id="28" name=""/>
-                <a:graphic>
+                <wp:docPr id="28" name="Grupo 28"/>
+                <wp:cNvGraphicFramePr/>
+                <a:graphic xmlns:a="http://schemas.openxmlformats.org/drawingml/2006/main">
                   <a:graphicData uri="http://schemas.microsoft.com/office/word/2010/wordprocessingGroup">
                     <wpg:wgp>
                       <wpg:cNvGrpSpPr/>
                       <wpg:grpSpPr>
                         <a:xfrm>
-                          <a:off x="2226550" y="2998950"/>
+                          <a:off x="0" y="0"/>
                           <a:ext cx="6238875" cy="1562100"/>
                           <a:chOff x="2226550" y="2998950"/>
                           <a:chExt cx="6238900" cy="1562100"/>
                         </a:xfrm>
                       </wpg:grpSpPr>
                       <wpg:grpSp>
+                        <wpg:cNvPr id="1067391602" name="Grupo 1067391602"/>
                         <wpg:cNvGrpSpPr/>
                         <wpg:grpSpPr>
                           <a:xfrm>
@@ -65,8 +57,8 @@
                           </a:xfrm>
                         </wpg:grpSpPr>
                         <wps:wsp>
+                          <wps:cNvPr id="1871203942" name="Rectángulo 1871203942"/>
                           <wps:cNvSpPr/>
-                          <wps:cNvPr id="3" name="Shape 3"/>
                           <wps:spPr>
                             <a:xfrm>
                               <a:off x="0" y="0"/>
@@ -84,21 +76,19 @@
                             <w:txbxContent>
                               <w:p>
                                 <w:pPr>
-                                  <w:spacing w:after="0" w:before="0" w:line="240"/>
-                                  <w:ind w:left="0" w:right="0" w:firstLine="0"/>
-                                  <w:jc w:val="left"/>
+                                  <w:spacing w:after="0" w:line="240" w:lineRule="auto"/>
                                   <w:textDirection w:val="btLr"/>
                                 </w:pPr>
                               </w:p>
                             </w:txbxContent>
                           </wps:txbx>
-                          <wps:bodyPr anchorCtr="0" anchor="ctr" bIns="91425" lIns="91425" spcFirstLastPara="1" rIns="91425" wrap="square" tIns="91425">
+                          <wps:bodyPr spcFirstLastPara="1" wrap="square" lIns="91425" tIns="91425" rIns="91425" bIns="91425" anchor="ctr" anchorCtr="0">
                             <a:noAutofit/>
                           </wps:bodyPr>
                         </wps:wsp>
                         <wps:wsp>
+                          <wps:cNvPr id="1395707588" name="Rectángulo 1395707588"/>
                           <wps:cNvSpPr/>
-                          <wps:cNvPr id="4" name="Shape 4"/>
                           <wps:spPr>
                             <a:xfrm>
                               <a:off x="1024671" y="299473"/>
@@ -116,87 +106,57 @@
                             <w:txbxContent>
                               <w:p>
                                 <w:pPr>
-                                  <w:spacing w:after="0" w:before="0" w:line="240"/>
-                                  <w:ind w:left="0" w:right="0" w:firstLine="0"/>
-                                  <w:jc w:val="left"/>
+                                  <w:spacing w:after="0" w:line="240" w:lineRule="auto"/>
                                   <w:textDirection w:val="btLr"/>
                                 </w:pPr>
                               </w:p>
                               <w:p>
                                 <w:pPr>
-                                  <w:spacing w:after="0" w:before="0" w:line="240"/>
-                                  <w:ind w:left="0" w:right="0" w:firstLine="0"/>
-                                  <w:jc w:val="left"/>
+                                  <w:spacing w:after="0" w:line="240" w:lineRule="auto"/>
                                   <w:textDirection w:val="btLr"/>
                                 </w:pPr>
                                 <w:r>
                                   <w:rPr>
-                                    <w:rFonts w:ascii="Calibri" w:cs="Calibri" w:eastAsia="Calibri" w:hAnsi="Calibri"/>
-                                    <w:b w:val="1"/>
-                                    <w:i w:val="0"/>
-                                    <w:smallCaps w:val="0"/>
-                                    <w:strike w:val="0"/>
-                                    <w:color w:val="ff0000"/>
+                                    <w:b/>
+                                    <w:color w:val="1F3864"/>
                                     <w:sz w:val="48"/>
-                                    <w:vertAlign w:val="baseline"/>
-                                  </w:rPr>
-                                </w:r>
-                                <w:r>
-                                  <w:rPr>
-                                    <w:rFonts w:ascii="Calibri" w:cs="Calibri" w:eastAsia="Calibri" w:hAnsi="Calibri"/>
-                                    <w:b w:val="1"/>
-                                    <w:i w:val="0"/>
-                                    <w:smallCaps w:val="0"/>
-                                    <w:strike w:val="0"/>
-                                    <w:color w:val="1f3864"/>
-                                    <w:sz w:val="48"/>
-                                    <w:vertAlign w:val="baseline"/>
                                   </w:rPr>
                                   <w:t xml:space="preserve">Guía2. Desarrollo Proyecto APT </w:t>
                                 </w:r>
                               </w:p>
                               <w:p>
                                 <w:pPr>
-                                  <w:spacing w:after="0" w:before="0" w:line="240"/>
-                                  <w:ind w:left="0" w:right="0" w:firstLine="0"/>
-                                  <w:jc w:val="left"/>
+                                  <w:spacing w:after="0" w:line="240" w:lineRule="auto"/>
                                   <w:textDirection w:val="btLr"/>
                                 </w:pPr>
                                 <w:r>
                                   <w:rPr>
-                                    <w:rFonts w:ascii="Calibri" w:cs="Calibri" w:eastAsia="Calibri" w:hAnsi="Calibri"/>
-                                    <w:b w:val="1"/>
-                                    <w:i w:val="0"/>
-                                    <w:smallCaps w:val="0"/>
-                                    <w:strike w:val="0"/>
-                                    <w:color w:val="1f3864"/>
+                                    <w:b/>
+                                    <w:color w:val="1F3864"/>
                                     <w:sz w:val="48"/>
-                                    <w:vertAlign w:val="baseline"/>
                                   </w:rPr>
+                                  <w:t xml:space="preserve">Asignatura </w:t>
                                 </w:r>
+                                <w:proofErr w:type="spellStart"/>
                                 <w:r>
                                   <w:rPr>
-                                    <w:rFonts w:ascii="Calibri" w:cs="Calibri" w:eastAsia="Calibri" w:hAnsi="Calibri"/>
-                                    <w:b w:val="1"/>
-                                    <w:i w:val="0"/>
-                                    <w:smallCaps w:val="0"/>
-                                    <w:strike w:val="0"/>
-                                    <w:color w:val="1f3864"/>
+                                    <w:b/>
+                                    <w:color w:val="1F3864"/>
                                     <w:sz w:val="48"/>
-                                    <w:vertAlign w:val="baseline"/>
                                   </w:rPr>
-                                  <w:t xml:space="preserve">Asignatura Capstone</w:t>
+                                  <w:t>Capstone</w:t>
                                 </w:r>
+                                <w:proofErr w:type="spellEnd"/>
                               </w:p>
                             </w:txbxContent>
                           </wps:txbx>
-                          <wps:bodyPr anchorCtr="0" anchor="t" bIns="45700" lIns="91425" spcFirstLastPara="1" rIns="91425" wrap="square" tIns="45700">
+                          <wps:bodyPr spcFirstLastPara="1" wrap="square" lIns="91425" tIns="45700" rIns="91425" bIns="45700" anchor="t" anchorCtr="0">
                             <a:noAutofit/>
                           </wps:bodyPr>
                         </wps:wsp>
                         <wps:wsp>
+                          <wps:cNvPr id="1456017383" name="Rectángulo 1456017383"/>
                           <wps:cNvSpPr/>
-                          <wps:cNvPr id="5" name="Shape 5"/>
                           <wps:spPr>
                             <a:xfrm>
                               <a:off x="0" y="0"/>
@@ -216,15 +176,13 @@
                             <w:txbxContent>
                               <w:p>
                                 <w:pPr>
-                                  <w:spacing w:after="0" w:before="0" w:line="240"/>
-                                  <w:ind w:left="0" w:right="0" w:firstLine="0"/>
-                                  <w:jc w:val="left"/>
+                                  <w:spacing w:after="0" w:line="240" w:lineRule="auto"/>
                                   <w:textDirection w:val="btLr"/>
                                 </w:pPr>
                               </w:p>
                             </w:txbxContent>
                           </wps:txbx>
-                          <wps:bodyPr anchorCtr="0" anchor="ctr" bIns="91425" lIns="91425" spcFirstLastPara="1" rIns="91425" wrap="square" tIns="91425">
+                          <wps:bodyPr spcFirstLastPara="1" wrap="square" lIns="91425" tIns="91425" rIns="91425" bIns="91425" anchor="ctr" anchorCtr="0">
                             <a:noAutofit/>
                           </wps:bodyPr>
                         </wps:wsp>
@@ -235,7 +193,7 @@
               </wp:anchor>
             </w:drawing>
           </mc:Choice>
-          <mc:Fallback>
+          <mc:Fallback xmlns:cr="http://schemas.microsoft.com/office/comments/2020/reactions" xmlns="http://schemas.microsoft.com/office/tasks/2019/documenttasks" xmlns:dgm="http://schemas.openxmlformats.org/drawingml/2006/diagram" xmlns:lc="http://schemas.openxmlformats.org/drawingml/2006/lockedCanvas" xmlns:c="http://schemas.openxmlformats.org/drawingml/2006/chart" xmlns:pic="http://schemas.openxmlformats.org/drawingml/2006/picture" xmlns:a="http://schemas.openxmlformats.org/drawingml/2006/main" xmlns:sl="http://schemas.openxmlformats.org/schemaLibrary/2006/main">
             <w:drawing>
               <wp:anchor allowOverlap="1" behindDoc="0" distB="0" distT="0" distL="114300" distR="114300" hidden="0" layoutInCell="1" locked="0" relativeHeight="0" simplePos="0">
                 <wp:simplePos x="0" y="0"/>
@@ -288,11 +246,6 @@
           <w:szCs w:val="24"/>
         </w:rPr>
       </w:pPr>
-      <w:r>
-        <w:rPr>
-          <w:rtl w:val="0"/>
-        </w:rPr>
-      </w:r>
     </w:p>
     <w:p>
       <w:pPr>
@@ -302,11 +255,6 @@
           <w:szCs w:val="24"/>
         </w:rPr>
       </w:pPr>
-      <w:r>
-        <w:rPr>
-          <w:rtl w:val="0"/>
-        </w:rPr>
-      </w:r>
     </w:p>
     <w:p>
       <w:pPr>
@@ -316,11 +264,6 @@
           <w:szCs w:val="24"/>
         </w:rPr>
       </w:pPr>
-      <w:r>
-        <w:rPr>
-          <w:rtl w:val="0"/>
-        </w:rPr>
-      </w:r>
     </w:p>
     <w:p>
       <w:pPr>
@@ -330,11 +273,6 @@
           <w:szCs w:val="24"/>
         </w:rPr>
       </w:pPr>
-      <w:r>
-        <w:rPr>
-          <w:rtl w:val="0"/>
-        </w:rPr>
-      </w:r>
     </w:p>
     <w:p>
       <w:pPr>
@@ -344,11 +282,6 @@
           <w:szCs w:val="24"/>
         </w:rPr>
       </w:pPr>
-      <w:r>
-        <w:rPr>
-          <w:rtl w:val="0"/>
-        </w:rPr>
-      </w:r>
     </w:p>
     <w:p>
       <w:pPr>
@@ -358,135 +291,90 @@
           <w:szCs w:val="24"/>
         </w:rPr>
       </w:pPr>
-      <w:r>
-        <w:rPr>
-          <w:rtl w:val="0"/>
-        </w:rPr>
-      </w:r>
     </w:p>
     <w:tbl>
       <w:tblPr>
-        <w:tblStyle w:val="Table1"/>
-        <w:tblW w:w="9639.0" w:type="dxa"/>
-        <w:jc w:val="left"/>
-        <w:tblInd w:w="-572.0" w:type="dxa"/>
+        <w:tblStyle w:val="a"/>
+        <w:tblW w:w="9639" w:type="dxa"/>
+        <w:tblInd w:w="-572" w:type="dxa"/>
         <w:tblBorders>
-          <w:top w:color="bfbfbf" w:space="0" w:sz="4" w:val="single"/>
-          <w:left w:color="bfbfbf" w:space="0" w:sz="4" w:val="single"/>
-          <w:bottom w:color="bfbfbf" w:space="0" w:sz="4" w:val="single"/>
-          <w:right w:color="bfbfbf" w:space="0" w:sz="4" w:val="single"/>
-          <w:insideH w:color="bfbfbf" w:space="0" w:sz="4" w:val="single"/>
-          <w:insideV w:color="bfbfbf" w:space="0" w:sz="4" w:val="single"/>
+          <w:top w:val="single" w:sz="4" w:space="0" w:color="BFBFBF"/>
+          <w:left w:val="single" w:sz="4" w:space="0" w:color="BFBFBF"/>
+          <w:bottom w:val="single" w:sz="4" w:space="0" w:color="BFBFBF"/>
+          <w:right w:val="single" w:sz="4" w:space="0" w:color="BFBFBF"/>
+          <w:insideH w:val="single" w:sz="4" w:space="0" w:color="BFBFBF"/>
+          <w:insideV w:val="single" w:sz="4" w:space="0" w:color="BFBFBF"/>
         </w:tblBorders>
         <w:tblLayout w:type="fixed"/>
-        <w:tblLook w:val="0400"/>
+        <w:tblLook w:val="0400" w:firstRow="0" w:lastRow="0" w:firstColumn="0" w:lastColumn="0" w:noHBand="0" w:noVBand="1"/>
       </w:tblPr>
       <w:tblGrid>
         <w:gridCol w:w="9639"/>
-        <w:tblGridChange w:id="0">
-          <w:tblGrid>
-            <w:gridCol w:w="9639"/>
-          </w:tblGrid>
-        </w:tblGridChange>
       </w:tblGrid>
       <w:tr>
         <w:trPr>
-          <w:cantSplit w:val="0"/>
-          <w:trHeight w:val="440" w:hRule="atLeast"/>
-          <w:tblHeader w:val="0"/>
+          <w:trHeight w:val="440"/>
         </w:trPr>
         <w:tc>
           <w:tcPr>
+            <w:tcW w:w="9639" w:type="dxa"/>
             <w:vAlign w:val="center"/>
           </w:tcPr>
           <w:p>
             <w:pPr>
               <w:rPr>
-                <w:b w:val="1"/>
-                <w:bCs w:val="1"/>
-                <w:color w:val="1f3864"/>
+                <w:b/>
+                <w:bCs/>
+                <w:color w:val="1F3864"/>
                 <w:sz w:val="28"/>
                 <w:szCs w:val="28"/>
               </w:rPr>
             </w:pPr>
             <w:r>
               <w:rPr>
-                <w:b w:val="1"/>
-                <w:bCs w:val="1"/>
-                <w:color w:val="1f3864"/>
+                <w:b/>
+                <w:bCs/>
+                <w:color w:val="1F3864"/>
                 <w:sz w:val="28"/>
                 <w:szCs w:val="28"/>
-                <w:rtl w:val="0"/>
-              </w:rPr>
-              <w:t xml:space="preserve">1. Resumen avance Proyecto APT</w:t>
+              </w:rPr>
+              <w:t>1. Resumen avance Proyecto APT</w:t>
             </w:r>
           </w:p>
         </w:tc>
       </w:tr>
       <w:tr>
         <w:trPr>
-          <w:cantSplit w:val="0"/>
-          <w:trHeight w:val="800" w:hRule="atLeast"/>
-          <w:tblHeader w:val="0"/>
+          <w:trHeight w:val="800"/>
         </w:trPr>
         <w:tc>
           <w:tcPr>
-            <w:shd w:fill="d9e2f3" w:val="clear"/>
+            <w:tcW w:w="9639" w:type="dxa"/>
+            <w:shd w:val="clear" w:color="auto" w:fill="D9E2F3"/>
             <w:vAlign w:val="center"/>
           </w:tcPr>
           <w:p>
             <w:pPr>
-              <w:keepNext w:val="0"/>
-              <w:keepLines w:val="0"/>
-              <w:pageBreakBefore w:val="0"/>
-              <w:widowControl w:val="1"/>
               <w:pBdr>
-                <w:top w:space="0" w:sz="0" w:val="nil"/>
-                <w:left w:space="0" w:sz="0" w:val="nil"/>
-                <w:bottom w:space="0" w:sz="0" w:val="nil"/>
-                <w:right w:space="0" w:sz="0" w:val="nil"/>
-                <w:between w:space="0" w:sz="0" w:val="nil"/>
+                <w:top w:val="nil"/>
+                <w:left w:val="nil"/>
+                <w:bottom w:val="nil"/>
+                <w:right w:val="nil"/>
+                <w:between w:val="nil"/>
               </w:pBdr>
-              <w:shd w:fill="auto" w:val="clear"/>
               <w:tabs>
-                <w:tab w:val="center" w:leader="none" w:pos="4419"/>
-                <w:tab w:val="right" w:leader="none" w:pos="8838"/>
+                <w:tab w:val="center" w:pos="4419"/>
+                <w:tab w:val="right" w:pos="8838"/>
               </w:tabs>
-              <w:spacing w:after="0" w:before="0" w:line="240" w:lineRule="auto"/>
-              <w:ind w:left="0" w:right="0" w:firstLine="0"/>
+              <w:spacing w:after="0" w:line="240" w:lineRule="auto"/>
               <w:jc w:val="both"/>
               <w:rPr>
-                <w:rFonts w:ascii="Calibri" w:cs="Calibri" w:eastAsia="Calibri" w:hAnsi="Calibri"/>
-                <w:b w:val="0"/>
-                <w:bCs w:val="0"/>
-                <w:i w:val="0"/>
-                <w:iCs w:val="0"/>
-                <w:smallCaps w:val="0"/>
-                <w:strike w:val="0"/>
-                <w:color w:val="1f3864"/>
-                <w:sz w:val="22"/>
-                <w:szCs w:val="22"/>
-                <w:u w:val="none"/>
-                <w:shd w:fill="auto" w:val="clear"/>
-                <w:vertAlign w:val="baseline"/>
+                <w:color w:val="1F3864"/>
               </w:rPr>
             </w:pPr>
             <w:r>
               <w:rPr>
-                <w:rFonts w:ascii="Calibri" w:cs="Calibri" w:eastAsia="Calibri" w:hAnsi="Calibri"/>
-                <w:b w:val="0"/>
-                <w:bCs w:val="0"/>
-                <w:i w:val="0"/>
-                <w:iCs w:val="0"/>
-                <w:smallCaps w:val="0"/>
-                <w:strike w:val="0"/>
-                <w:color w:val="1f3864"/>
-                <w:sz w:val="22"/>
-                <w:szCs w:val="22"/>
-                <w:u w:val="none"/>
-                <w:shd w:fill="auto" w:val="clear"/>
-                <w:vertAlign w:val="baseline"/>
-                <w:rtl w:val="0"/>
+                <w:color w:val="1F3864"/>
               </w:rPr>
               <w:t xml:space="preserve">A continuación, encontrarás distintos campos que deberás completar con la información solicitada. </w:t>
             </w:r>
@@ -503,11 +391,6 @@
           <w:szCs w:val="24"/>
         </w:rPr>
       </w:pPr>
-      <w:r>
-        <w:rPr>
-          <w:rtl w:val="0"/>
-        </w:rPr>
-      </w:r>
     </w:p>
     <w:p>
       <w:pPr>
@@ -518,148 +401,215 @@
           <w:szCs w:val="24"/>
         </w:rPr>
       </w:pPr>
-      <w:r>
-        <w:rPr>
-          <w:rtl w:val="0"/>
-        </w:rPr>
-      </w:r>
     </w:p>
     <w:tbl>
       <w:tblPr>
-        <w:tblStyle w:val="Table2"/>
-        <w:tblW w:w="9639.0" w:type="dxa"/>
-        <w:jc w:val="left"/>
-        <w:tblInd w:w="-572.0" w:type="dxa"/>
+        <w:tblStyle w:val="a0"/>
+        <w:tblW w:w="9639" w:type="dxa"/>
+        <w:tblInd w:w="-572" w:type="dxa"/>
         <w:tblBorders>
-          <w:top w:color="bfbfbf" w:space="0" w:sz="4" w:val="single"/>
-          <w:left w:color="bfbfbf" w:space="0" w:sz="4" w:val="single"/>
-          <w:bottom w:color="bfbfbf" w:space="0" w:sz="4" w:val="single"/>
-          <w:right w:color="bfbfbf" w:space="0" w:sz="4" w:val="single"/>
-          <w:insideH w:color="bfbfbf" w:space="0" w:sz="4" w:val="single"/>
-          <w:insideV w:color="bfbfbf" w:space="0" w:sz="4" w:val="single"/>
+          <w:top w:val="single" w:sz="4" w:space="0" w:color="BFBFBF"/>
+          <w:left w:val="single" w:sz="4" w:space="0" w:color="BFBFBF"/>
+          <w:bottom w:val="single" w:sz="4" w:space="0" w:color="BFBFBF"/>
+          <w:right w:val="single" w:sz="4" w:space="0" w:color="BFBFBF"/>
+          <w:insideH w:val="single" w:sz="4" w:space="0" w:color="BFBFBF"/>
+          <w:insideV w:val="single" w:sz="4" w:space="0" w:color="BFBFBF"/>
         </w:tblBorders>
         <w:tblLayout w:type="fixed"/>
-        <w:tblLook w:val="0400"/>
+        <w:tblLook w:val="0400" w:firstRow="0" w:lastRow="0" w:firstColumn="0" w:lastColumn="0" w:noHBand="0" w:noVBand="1"/>
       </w:tblPr>
       <w:tblGrid>
         <w:gridCol w:w="2528"/>
         <w:gridCol w:w="7111"/>
-        <w:tblGridChange w:id="0">
-          <w:tblGrid>
-            <w:gridCol w:w="2528"/>
-            <w:gridCol w:w="7111"/>
-          </w:tblGrid>
-        </w:tblGridChange>
       </w:tblGrid>
       <w:tr>
-        <w:trPr>
-          <w:cantSplit w:val="0"/>
-          <w:tblHeader w:val="0"/>
-        </w:trPr>
         <w:tc>
           <w:tcPr>
+            <w:tcW w:w="2528" w:type="dxa"/>
             <w:vAlign w:val="center"/>
           </w:tcPr>
           <w:p>
             <w:pPr>
               <w:rPr>
-                <w:rFonts w:ascii="Calibri" w:cs="Calibri" w:eastAsia="Calibri" w:hAnsi="Calibri"/>
-                <w:color w:val="1f3864"/>
+                <w:color w:val="1F3864"/>
               </w:rPr>
             </w:pPr>
             <w:r>
               <w:rPr>
-                <w:rFonts w:ascii="Calibri" w:cs="Calibri" w:eastAsia="Calibri" w:hAnsi="Calibri"/>
-                <w:color w:val="1f3864"/>
-                <w:rtl w:val="0"/>
-              </w:rPr>
-              <w:t xml:space="preserve">Resumen de avance proyecto APT</w:t>
+                <w:color w:val="1F3864"/>
+              </w:rPr>
+              <w:t>Resumen de avance proyecto APT</w:t>
             </w:r>
           </w:p>
         </w:tc>
         <w:tc>
-          <w:tcPr/>
+          <w:tcPr>
+            <w:tcW w:w="7111" w:type="dxa"/>
+          </w:tcPr>
           <w:p>
             <w:pPr>
               <w:jc w:val="both"/>
               <w:rPr>
-                <w:b w:val="1"/>
-                <w:bCs w:val="1"/>
-                <w:color w:val="548dd4"/>
+                <w:b/>
+                <w:bCs/>
+                <w:color w:val="548DD4"/>
                 <w:sz w:val="20"/>
                 <w:szCs w:val="20"/>
               </w:rPr>
             </w:pPr>
             <w:r>
               <w:rPr>
-                <w:b w:val="1"/>
-                <w:bCs w:val="1"/>
-                <w:color w:val="548dd4"/>
-                <w:sz w:val="20"/>
-                <w:szCs w:val="20"/>
-                <w:rtl w:val="0"/>
-              </w:rPr>
-              <w:t xml:space="preserve">Hemos realizado un gran avance en lo realizado en nuestro proyecto. Realizamos la creación de módulos de administrador, solicitante(docente) y soporte. Así como en sus respectivas funcionalidades. Realizamos con éxito el proceso de envío y recepción de solicitudes. Un solicitante tiene acceso a las opciones de realizar una petición, donde podrá escanear el código QR de la sala, donde a partir de ahí elegir el tipo de solicitud que va a enviar(soporte técnico, seguridad, limpieza y emergencia médica) para posteriormente enviar dicha solicitud la cual recepciona el personal disponible. Al personal disponible le llegará una notificación, y en su app podrán ver las distintas peticiones priorizadas por su urgencia. Aqui podrán elegir una, marcarla como atendida y como terminada una vez hayan realizado el trabajo de la petición.</w:t>
+                <w:b/>
+                <w:bCs/>
+                <w:color w:val="548DD4"/>
+                <w:sz w:val="20"/>
+                <w:szCs w:val="20"/>
+              </w:rPr>
+              <w:t xml:space="preserve">Hemos realizado un gran avance en lo realizado en nuestro proyecto. Realizamos la creación de módulos de administrador, solicitante(docente) y soporte. Así como en sus respectivas funcionalidades. Realizamos con éxito el proceso de envío y recepción de solicitudes. Un solicitante tiene acceso a las opciones de realizar una petición, donde podrá escanear el código QR de la sala, donde a partir de ahí elegir el tipo de solicitud que va a </w:t>
+            </w:r>
+            <w:proofErr w:type="gramStart"/>
+            <w:r>
+              <w:rPr>
+                <w:b/>
+                <w:bCs/>
+                <w:color w:val="548DD4"/>
+                <w:sz w:val="20"/>
+                <w:szCs w:val="20"/>
+              </w:rPr>
+              <w:t>enviar(</w:t>
+            </w:r>
+            <w:proofErr w:type="gramEnd"/>
+            <w:r>
+              <w:rPr>
+                <w:b/>
+                <w:bCs/>
+                <w:color w:val="548DD4"/>
+                <w:sz w:val="20"/>
+                <w:szCs w:val="20"/>
+              </w:rPr>
+              <w:t xml:space="preserve">soporte técnico, seguridad, limpieza y emergencia médica) para posteriormente enviar dicha solicitud la cual </w:t>
+            </w:r>
+            <w:proofErr w:type="spellStart"/>
+            <w:r>
+              <w:rPr>
+                <w:b/>
+                <w:bCs/>
+                <w:color w:val="548DD4"/>
+                <w:sz w:val="20"/>
+                <w:szCs w:val="20"/>
+              </w:rPr>
+              <w:t>recepciona</w:t>
+            </w:r>
+            <w:proofErr w:type="spellEnd"/>
+            <w:r>
+              <w:rPr>
+                <w:b/>
+                <w:bCs/>
+                <w:color w:val="548DD4"/>
+                <w:sz w:val="20"/>
+                <w:szCs w:val="20"/>
+              </w:rPr>
+              <w:t xml:space="preserve"> el personal disponible. Al personal disponible le llegará una notificación, y en su </w:t>
+            </w:r>
+            <w:proofErr w:type="gramStart"/>
+            <w:r>
+              <w:rPr>
+                <w:b/>
+                <w:bCs/>
+                <w:color w:val="548DD4"/>
+                <w:sz w:val="20"/>
+                <w:szCs w:val="20"/>
+              </w:rPr>
+              <w:t>app</w:t>
+            </w:r>
+            <w:proofErr w:type="gramEnd"/>
+            <w:r>
+              <w:rPr>
+                <w:b/>
+                <w:bCs/>
+                <w:color w:val="548DD4"/>
+                <w:sz w:val="20"/>
+                <w:szCs w:val="20"/>
+              </w:rPr>
+              <w:t xml:space="preserve"> podrán ver las distintas peticiones priorizadas por su urgencia. </w:t>
+            </w:r>
+            <w:proofErr w:type="spellStart"/>
+            <w:r>
+              <w:rPr>
+                <w:b/>
+                <w:bCs/>
+                <w:color w:val="548DD4"/>
+                <w:sz w:val="20"/>
+                <w:szCs w:val="20"/>
+              </w:rPr>
+              <w:t>Aqui</w:t>
+            </w:r>
+            <w:proofErr w:type="spellEnd"/>
+            <w:r>
+              <w:rPr>
+                <w:b/>
+                <w:bCs/>
+                <w:color w:val="548DD4"/>
+                <w:sz w:val="20"/>
+                <w:szCs w:val="20"/>
+              </w:rPr>
+              <w:t xml:space="preserve"> podrán elegir una, marcarla como atendida y como terminada una vez hayan realizado el trabajo de la petición.</w:t>
             </w:r>
           </w:p>
         </w:tc>
       </w:tr>
       <w:tr>
         <w:trPr>
-          <w:cantSplit w:val="0"/>
-          <w:trHeight w:val="1247" w:hRule="atLeast"/>
-          <w:tblHeader w:val="0"/>
+          <w:trHeight w:val="1247"/>
         </w:trPr>
         <w:tc>
           <w:tcPr>
+            <w:tcW w:w="2528" w:type="dxa"/>
             <w:vAlign w:val="center"/>
           </w:tcPr>
           <w:p>
             <w:pPr>
               <w:rPr>
-                <w:rFonts w:ascii="Calibri" w:cs="Calibri" w:eastAsia="Calibri" w:hAnsi="Calibri"/>
-                <w:color w:val="1f3864"/>
+                <w:color w:val="1F3864"/>
               </w:rPr>
             </w:pPr>
             <w:r>
               <w:rPr>
-                <w:rFonts w:ascii="Calibri" w:cs="Calibri" w:eastAsia="Calibri" w:hAnsi="Calibri"/>
-                <w:color w:val="1f3864"/>
-                <w:rtl w:val="0"/>
-              </w:rPr>
-              <w:t xml:space="preserve">Objetivos</w:t>
+                <w:color w:val="1F3864"/>
+              </w:rPr>
+              <w:t>Objetivos</w:t>
             </w:r>
           </w:p>
         </w:tc>
         <w:tc>
           <w:tcPr>
+            <w:tcW w:w="7111" w:type="dxa"/>
             <w:vAlign w:val="center"/>
           </w:tcPr>
           <w:p>
             <w:pPr>
               <w:jc w:val="both"/>
               <w:rPr>
-                <w:b w:val="1"/>
-                <w:bCs w:val="1"/>
-                <w:i w:val="1"/>
-                <w:iCs w:val="1"/>
-                <w:color w:val="548dd4"/>
+                <w:b/>
+                <w:bCs/>
+                <w:i/>
+                <w:iCs/>
+                <w:color w:val="548DD4"/>
                 <w:sz w:val="20"/>
                 <w:szCs w:val="20"/>
               </w:rPr>
             </w:pPr>
             <w:r>
               <w:rPr>
-                <w:b w:val="1"/>
-                <w:bCs w:val="1"/>
-                <w:i w:val="1"/>
-                <w:iCs w:val="1"/>
-                <w:color w:val="548dd4"/>
-                <w:sz w:val="20"/>
-                <w:szCs w:val="20"/>
-                <w:rtl w:val="0"/>
-              </w:rPr>
-              <w:t xml:space="preserve">Se realizaron los siguientes ajustes a los objetivos del proyecto:</w:t>
+                <w:b/>
+                <w:bCs/>
+                <w:i/>
+                <w:iCs/>
+                <w:color w:val="548DD4"/>
+                <w:sz w:val="20"/>
+                <w:szCs w:val="20"/>
+              </w:rPr>
+              <w:t>Se realizaron los siguientes ajustes a los objetivos del proyecto:</w:t>
             </w:r>
           </w:p>
           <w:p>
@@ -668,287 +618,350 @@
                 <w:ilvl w:val="0"/>
                 <w:numId w:val="1"/>
               </w:numPr>
-              <w:ind w:left="720" w:hanging="360"/>
               <w:jc w:val="both"/>
               <w:rPr>
-                <w:b w:val="1"/>
-                <w:bCs w:val="1"/>
-                <w:i w:val="1"/>
-                <w:iCs w:val="1"/>
-                <w:color w:val="548dd4"/>
-                <w:sz w:val="20"/>
-                <w:szCs w:val="20"/>
-                <w:u w:val="none"/>
+                <w:b/>
+                <w:bCs/>
+                <w:i/>
+                <w:iCs/>
+                <w:color w:val="548DD4"/>
+                <w:sz w:val="20"/>
+                <w:szCs w:val="20"/>
               </w:rPr>
             </w:pPr>
             <w:r>
               <w:rPr>
-                <w:b w:val="1"/>
-                <w:bCs w:val="1"/>
-                <w:i w:val="1"/>
-                <w:iCs w:val="1"/>
-                <w:color w:val="548dd4"/>
-                <w:sz w:val="20"/>
-                <w:szCs w:val="20"/>
-                <w:rtl w:val="0"/>
-              </w:rPr>
-              <w:t xml:space="preserve">Cambio al alcance del proyecto. Inicialmente se planeaba implementar el proyecto en múltiples sedes, pero se ha limitado a una sola localidad por el momento. Ya se han tomado pasos para que los modelos de base de datos sean escalables en caso de ser requerido.</w:t>
+                <w:b/>
+                <w:bCs/>
+                <w:i/>
+                <w:iCs/>
+                <w:color w:val="548DD4"/>
+                <w:sz w:val="20"/>
+                <w:szCs w:val="20"/>
+              </w:rPr>
+              <w:t>Cambio al alcance del proyecto. Inicialmente se planeaba implementar el proyecto en múltiples sedes, pero se ha limitado a una sola localidad por el momento. Ya se han tomado pasos para que los modelos de base de datos sean escalables en caso de ser requerido.</w:t>
             </w:r>
           </w:p>
           <w:p>
             <w:pPr>
               <w:jc w:val="both"/>
               <w:rPr>
-                <w:i w:val="1"/>
-                <w:iCs w:val="1"/>
-                <w:color w:val="548dd4"/>
+                <w:i/>
+                <w:iCs/>
+                <w:color w:val="548DD4"/>
                 <w:sz w:val="20"/>
                 <w:szCs w:val="20"/>
               </w:rPr>
             </w:pPr>
-            <w:r>
-              <w:rPr>
-                <w:rtl w:val="0"/>
-              </w:rPr>
-            </w:r>
           </w:p>
         </w:tc>
       </w:tr>
       <w:tr>
         <w:trPr>
-          <w:cantSplit w:val="0"/>
-          <w:trHeight w:val="939" w:hRule="atLeast"/>
-          <w:tblHeader w:val="0"/>
+          <w:trHeight w:val="939"/>
         </w:trPr>
         <w:tc>
           <w:tcPr>
+            <w:tcW w:w="2528" w:type="dxa"/>
             <w:vAlign w:val="center"/>
           </w:tcPr>
           <w:p>
             <w:pPr>
               <w:rPr>
-                <w:rFonts w:ascii="Calibri" w:cs="Calibri" w:eastAsia="Calibri" w:hAnsi="Calibri"/>
-                <w:color w:val="1f3864"/>
+                <w:color w:val="1F3864"/>
               </w:rPr>
             </w:pPr>
             <w:r>
               <w:rPr>
-                <w:rFonts w:ascii="Calibri" w:cs="Calibri" w:eastAsia="Calibri" w:hAnsi="Calibri"/>
-                <w:color w:val="1f3864"/>
-                <w:rtl w:val="0"/>
-              </w:rPr>
-              <w:t xml:space="preserve">Metodología</w:t>
+                <w:color w:val="1F3864"/>
+              </w:rPr>
+              <w:t>Metodología</w:t>
             </w:r>
           </w:p>
         </w:tc>
         <w:tc>
           <w:tcPr>
+            <w:tcW w:w="7111" w:type="dxa"/>
             <w:vAlign w:val="center"/>
           </w:tcPr>
           <w:p>
             <w:pPr>
               <w:jc w:val="both"/>
               <w:rPr>
-                <w:b w:val="1"/>
-                <w:bCs w:val="1"/>
-                <w:i w:val="1"/>
-                <w:iCs w:val="1"/>
-                <w:color w:val="548dd4"/>
+                <w:b/>
+                <w:bCs/>
+                <w:i/>
+                <w:iCs/>
+                <w:color w:val="548DD4"/>
                 <w:sz w:val="20"/>
                 <w:szCs w:val="20"/>
               </w:rPr>
             </w:pPr>
             <w:r>
               <w:rPr>
-                <w:b w:val="1"/>
-                <w:bCs w:val="1"/>
-                <w:i w:val="1"/>
-                <w:iCs w:val="1"/>
-                <w:color w:val="548dd4"/>
-                <w:sz w:val="20"/>
-                <w:szCs w:val="20"/>
-                <w:rtl w:val="0"/>
-              </w:rPr>
-              <w:t xml:space="preserve">No se han realizado ajustes a la metodología de trabajo. Esto incluye tanto la gestión del proyecto como el desarrollo.</w:t>
+                <w:b/>
+                <w:bCs/>
+                <w:i/>
+                <w:iCs/>
+                <w:color w:val="548DD4"/>
+                <w:sz w:val="20"/>
+                <w:szCs w:val="20"/>
+              </w:rPr>
+              <w:t>No se han realizado ajustes a la metodología de trabajo. Esto incluye tanto la gestión del proyecto como el desarrollo.</w:t>
             </w:r>
           </w:p>
         </w:tc>
       </w:tr>
       <w:tr>
         <w:trPr>
-          <w:cantSplit w:val="0"/>
-          <w:trHeight w:val="2377" w:hRule="atLeast"/>
-          <w:tblHeader w:val="0"/>
+          <w:trHeight w:val="2377"/>
         </w:trPr>
         <w:tc>
           <w:tcPr>
+            <w:tcW w:w="2528" w:type="dxa"/>
             <w:vAlign w:val="center"/>
           </w:tcPr>
           <w:p>
             <w:pPr>
               <w:rPr>
-                <w:rFonts w:ascii="Calibri" w:cs="Calibri" w:eastAsia="Calibri" w:hAnsi="Calibri"/>
-                <w:color w:val="1f3864"/>
+                <w:color w:val="1F3864"/>
               </w:rPr>
             </w:pPr>
             <w:r>
               <w:rPr>
-                <w:rFonts w:ascii="Calibri" w:cs="Calibri" w:eastAsia="Calibri" w:hAnsi="Calibri"/>
-                <w:color w:val="1f3864"/>
-                <w:rtl w:val="0"/>
-              </w:rPr>
-              <w:t xml:space="preserve">Evidencias de avance</w:t>
+                <w:color w:val="1F3864"/>
+              </w:rPr>
+              <w:lastRenderedPageBreak/>
+              <w:t>Evidencias de avance</w:t>
             </w:r>
           </w:p>
         </w:tc>
         <w:tc>
           <w:tcPr>
+            <w:tcW w:w="7111" w:type="dxa"/>
             <w:vAlign w:val="center"/>
           </w:tcPr>
           <w:p>
             <w:pPr>
               <w:jc w:val="both"/>
               <w:rPr>
-                <w:b w:val="1"/>
-                <w:bCs w:val="1"/>
-                <w:i w:val="1"/>
-                <w:iCs w:val="1"/>
-                <w:color w:val="548dd4"/>
+                <w:b/>
+                <w:bCs/>
+                <w:i/>
+                <w:iCs/>
+                <w:color w:val="548DD4"/>
                 <w:sz w:val="20"/>
                 <w:szCs w:val="20"/>
               </w:rPr>
             </w:pPr>
             <w:r>
               <w:rPr>
-                <w:b w:val="1"/>
-                <w:bCs w:val="1"/>
-                <w:i w:val="1"/>
-                <w:iCs w:val="1"/>
-                <w:color w:val="548dd4"/>
-                <w:sz w:val="20"/>
-                <w:szCs w:val="20"/>
-                <w:rtl w:val="0"/>
-              </w:rPr>
-              <w:t xml:space="preserve">Las evidencias que aplican al desarrollo de nuestro proyecto, son los documentos que hemos trabajado constantemente desde el inicio del proyecto, incluyendo el registro de daily scrums, historias de usuario, y las fichas de iteración que hemos trabajado semanalmente. Estas se encuentran en nuestro repositorio en Github. Adicionalmente, todo el trabajo de desarrollo de software que hemos realizado se encuentra ampliamente disponible en el repositorio.</w:t>
+                <w:b/>
+                <w:bCs/>
+                <w:i/>
+                <w:iCs/>
+                <w:color w:val="548DD4"/>
+                <w:sz w:val="20"/>
+                <w:szCs w:val="20"/>
+              </w:rPr>
+              <w:t xml:space="preserve">Las evidencias que aplican al desarrollo de nuestro </w:t>
+            </w:r>
+            <w:proofErr w:type="gramStart"/>
+            <w:r>
+              <w:rPr>
+                <w:b/>
+                <w:bCs/>
+                <w:i/>
+                <w:iCs/>
+                <w:color w:val="548DD4"/>
+                <w:sz w:val="20"/>
+                <w:szCs w:val="20"/>
+              </w:rPr>
+              <w:t>proyecto,</w:t>
+            </w:r>
+            <w:proofErr w:type="gramEnd"/>
+            <w:r>
+              <w:rPr>
+                <w:b/>
+                <w:bCs/>
+                <w:i/>
+                <w:iCs/>
+                <w:color w:val="548DD4"/>
+                <w:sz w:val="20"/>
+                <w:szCs w:val="20"/>
+              </w:rPr>
+              <w:t xml:space="preserve"> son los documentos que hemos trabajado constantemente desde el inicio del proyecto, incluyendo el registro de </w:t>
+            </w:r>
+            <w:proofErr w:type="spellStart"/>
+            <w:r>
+              <w:rPr>
+                <w:b/>
+                <w:bCs/>
+                <w:i/>
+                <w:iCs/>
+                <w:color w:val="548DD4"/>
+                <w:sz w:val="20"/>
+                <w:szCs w:val="20"/>
+              </w:rPr>
+              <w:t>daily</w:t>
+            </w:r>
+            <w:proofErr w:type="spellEnd"/>
+            <w:r>
+              <w:rPr>
+                <w:b/>
+                <w:bCs/>
+                <w:i/>
+                <w:iCs/>
+                <w:color w:val="548DD4"/>
+                <w:sz w:val="20"/>
+                <w:szCs w:val="20"/>
+              </w:rPr>
+              <w:t xml:space="preserve"> scrums, historias de usuario, y las fichas de iteración que hemos trabajado semanalmente. Estas se encuentran en nuestro repositorio en </w:t>
+            </w:r>
+            <w:proofErr w:type="spellStart"/>
+            <w:r>
+              <w:rPr>
+                <w:b/>
+                <w:bCs/>
+                <w:i/>
+                <w:iCs/>
+                <w:color w:val="548DD4"/>
+                <w:sz w:val="20"/>
+                <w:szCs w:val="20"/>
+              </w:rPr>
+              <w:t>Github</w:t>
+            </w:r>
+            <w:proofErr w:type="spellEnd"/>
+            <w:r>
+              <w:rPr>
+                <w:b/>
+                <w:bCs/>
+                <w:i/>
+                <w:iCs/>
+                <w:color w:val="548DD4"/>
+                <w:sz w:val="20"/>
+                <w:szCs w:val="20"/>
+              </w:rPr>
+              <w:t>. Adicionalmente, todo el trabajo de desarrollo de software que hemos realizado se encuentra ampliamente disponible en el repositorio.</w:t>
             </w:r>
           </w:p>
           <w:p>
             <w:pPr>
               <w:jc w:val="both"/>
               <w:rPr>
-                <w:b w:val="1"/>
-                <w:bCs w:val="1"/>
-                <w:i w:val="1"/>
-                <w:iCs w:val="1"/>
-                <w:color w:val="548dd4"/>
+                <w:b/>
+                <w:bCs/>
+                <w:i/>
+                <w:iCs/>
+                <w:color w:val="548DD4"/>
                 <w:sz w:val="20"/>
                 <w:szCs w:val="20"/>
               </w:rPr>
             </w:pPr>
             <w:r>
               <w:rPr>
-                <w:b w:val="1"/>
-                <w:bCs w:val="1"/>
-                <w:i w:val="1"/>
-                <w:iCs w:val="1"/>
-                <w:color w:val="548dd4"/>
-                <w:sz w:val="20"/>
-                <w:szCs w:val="20"/>
-                <w:rtl w:val="0"/>
-              </w:rPr>
-              <w:t xml:space="preserve">En cuanto a cómo hemos resguardado la calidad del proyecto, esta se ha mantenido a través de pruebas de calidad que hemos realizado a lo largo del desarrollo. Todo esto es monitoreado a múltiples reuniones a lo largo de la semana, en los que reportamos cualquier cambio, descubrimiento o problema que deba ser resuelto. Todo esto con el objetivo de cumplir con las iteraciones semanales.</w:t>
+                <w:b/>
+                <w:bCs/>
+                <w:i/>
+                <w:iCs/>
+                <w:color w:val="548DD4"/>
+                <w:sz w:val="20"/>
+                <w:szCs w:val="20"/>
+              </w:rPr>
+              <w:t>En cuanto a cómo hemos resguardado la calidad del proyecto, esta se ha mantenido a través de pruebas de calidad que hemos realizado a lo largo del desarrollo. Todo esto es monitoreado a múltiples reuniones a lo largo de la semana, en los que reportamos cualquier cambio, descubrimiento o problema que deba ser resuelto. Todo esto con el objetivo de cumplir con las iteraciones semanales.</w:t>
             </w:r>
           </w:p>
           <w:p>
             <w:pPr>
               <w:jc w:val="both"/>
               <w:rPr>
-                <w:b w:val="1"/>
-                <w:bCs w:val="1"/>
-                <w:i w:val="1"/>
-                <w:iCs w:val="1"/>
-                <w:color w:val="548dd4"/>
+                <w:b/>
+                <w:bCs/>
+                <w:i/>
+                <w:iCs/>
+                <w:color w:val="548DD4"/>
                 <w:sz w:val="20"/>
                 <w:szCs w:val="20"/>
               </w:rPr>
             </w:pPr>
             <w:r>
               <w:rPr>
-                <w:b w:val="1"/>
-                <w:bCs w:val="1"/>
-                <w:i w:val="1"/>
-                <w:iCs w:val="1"/>
-                <w:color w:val="548dd4"/>
-                <w:sz w:val="20"/>
-                <w:szCs w:val="20"/>
-                <w:rtl w:val="0"/>
-              </w:rPr>
-              <w:t xml:space="preserve">Evidencias:</w:t>
-            </w:r>
-          </w:p>
-          <w:p>
-            <w:pPr>
-              <w:rPr>
-                <w:b w:val="1"/>
-                <w:bCs w:val="1"/>
-                <w:i w:val="1"/>
-                <w:iCs w:val="1"/>
-                <w:color w:val="c00000"/>
-                <w:sz w:val="20"/>
-                <w:szCs w:val="20"/>
-              </w:rPr>
-            </w:pPr>
-            <w:r>
-              <w:rPr>
-                <w:b w:val="1"/>
-                <w:bCs w:val="1"/>
-                <w:i w:val="1"/>
-                <w:iCs w:val="1"/>
-                <w:color w:val="c00000"/>
-                <w:sz w:val="20"/>
-                <w:szCs w:val="20"/>
-                <w:rtl w:val="0"/>
-              </w:rPr>
-              <w:t xml:space="preserve">SUBIR DOCUMENTOS AL REPOSITORIO Y LINKEAR AQUÍ </w:t>
-            </w:r>
-          </w:p>
-          <w:p>
-            <w:pPr>
-              <w:jc w:val="left"/>
-              <w:rPr>
-                <w:b w:val="1"/>
-                <w:bCs w:val="1"/>
-                <w:i w:val="1"/>
-                <w:iCs w:val="1"/>
-                <w:color w:val="c00000"/>
-                <w:sz w:val="20"/>
-                <w:szCs w:val="20"/>
-              </w:rPr>
-            </w:pPr>
-            <w:r>
-              <w:rPr>
-                <w:rtl w:val="0"/>
-              </w:rPr>
+                <w:b/>
+                <w:bCs/>
+                <w:i/>
+                <w:iCs/>
+                <w:color w:val="548DD4"/>
+                <w:sz w:val="20"/>
+                <w:szCs w:val="20"/>
+              </w:rPr>
+              <w:t>Evidencias:</w:t>
             </w:r>
           </w:p>
           <w:p>
             <w:pPr>
               <w:jc w:val="both"/>
               <w:rPr>
-                <w:b w:val="1"/>
-                <w:bCs w:val="1"/>
-                <w:i w:val="1"/>
-                <w:iCs w:val="1"/>
-                <w:color w:val="548dd4"/>
+                <w:b/>
+                <w:bCs/>
+                <w:i/>
+                <w:iCs/>
+                <w:color w:val="548DD4"/>
                 <w:sz w:val="20"/>
                 <w:szCs w:val="20"/>
               </w:rPr>
             </w:pPr>
-            <w:r>
-              <w:rPr>
-                <w:rtl w:val="0"/>
-              </w:rPr>
-            </w:r>
+            <w:hyperlink r:id="rId9" w:history="1">
+              <w:r>
+                <w:rPr>
+                  <w:rStyle w:val="Hipervnculo"/>
+                  <w:b/>
+                  <w:bCs/>
+                  <w:i/>
+                  <w:iCs/>
+                  <w:sz w:val="20"/>
+                  <w:szCs w:val="20"/>
+                </w:rPr>
+                <w:t>Enlace a repositorio con</w:t>
+              </w:r>
+              <w:r>
+                <w:rPr>
+                  <w:rStyle w:val="Hipervnculo"/>
+                  <w:b/>
+                  <w:bCs/>
+                  <w:i/>
+                  <w:iCs/>
+                  <w:sz w:val="20"/>
+                  <w:szCs w:val="20"/>
+                </w:rPr>
+                <w:t xml:space="preserve"> </w:t>
+              </w:r>
+              <w:r>
+                <w:rPr>
+                  <w:rStyle w:val="Hipervnculo"/>
+                  <w:b/>
+                  <w:bCs/>
+                  <w:i/>
+                  <w:iCs/>
+                  <w:sz w:val="20"/>
+                  <w:szCs w:val="20"/>
+                </w:rPr>
+                <w:t>los documentos.</w:t>
+              </w:r>
+            </w:hyperlink>
+          </w:p>
+          <w:p>
+            <w:pPr>
+              <w:jc w:val="both"/>
+              <w:rPr>
+                <w:b/>
+                <w:bCs/>
+                <w:i/>
+                <w:iCs/>
+                <w:color w:val="548DD4"/>
+                <w:sz w:val="20"/>
+                <w:szCs w:val="20"/>
+              </w:rPr>
+            </w:pPr>
           </w:p>
         </w:tc>
       </w:tr>
@@ -962,11 +975,6 @@
           <w:szCs w:val="24"/>
         </w:rPr>
       </w:pPr>
-      <w:r>
-        <w:rPr>
-          <w:rtl w:val="0"/>
-        </w:rPr>
-      </w:r>
     </w:p>
     <w:p>
       <w:pPr>
@@ -976,115 +984,81 @@
           <w:szCs w:val="24"/>
         </w:rPr>
       </w:pPr>
-      <w:r>
-        <w:rPr>
-          <w:rtl w:val="0"/>
-        </w:rPr>
-      </w:r>
     </w:p>
     <w:tbl>
       <w:tblPr>
-        <w:tblStyle w:val="Table3"/>
-        <w:tblW w:w="9639.0" w:type="dxa"/>
-        <w:jc w:val="left"/>
-        <w:tblInd w:w="-572.0" w:type="dxa"/>
+        <w:tblStyle w:val="a1"/>
+        <w:tblW w:w="9639" w:type="dxa"/>
+        <w:tblInd w:w="-572" w:type="dxa"/>
         <w:tblBorders>
-          <w:top w:color="bfbfbf" w:space="0" w:sz="4" w:val="single"/>
-          <w:left w:color="bfbfbf" w:space="0" w:sz="4" w:val="single"/>
-          <w:bottom w:color="bfbfbf" w:space="0" w:sz="4" w:val="single"/>
-          <w:right w:color="bfbfbf" w:space="0" w:sz="4" w:val="single"/>
-          <w:insideH w:color="bfbfbf" w:space="0" w:sz="4" w:val="single"/>
-          <w:insideV w:color="bfbfbf" w:space="0" w:sz="4" w:val="single"/>
+          <w:top w:val="single" w:sz="4" w:space="0" w:color="BFBFBF"/>
+          <w:left w:val="single" w:sz="4" w:space="0" w:color="BFBFBF"/>
+          <w:bottom w:val="single" w:sz="4" w:space="0" w:color="BFBFBF"/>
+          <w:right w:val="single" w:sz="4" w:space="0" w:color="BFBFBF"/>
+          <w:insideH w:val="single" w:sz="4" w:space="0" w:color="BFBFBF"/>
+          <w:insideV w:val="single" w:sz="4" w:space="0" w:color="BFBFBF"/>
         </w:tblBorders>
         <w:tblLayout w:type="fixed"/>
-        <w:tblLook w:val="0400"/>
+        <w:tblLook w:val="0400" w:firstRow="0" w:lastRow="0" w:firstColumn="0" w:lastColumn="0" w:noHBand="0" w:noVBand="1"/>
       </w:tblPr>
       <w:tblGrid>
         <w:gridCol w:w="9639"/>
-        <w:tblGridChange w:id="0">
-          <w:tblGrid>
-            <w:gridCol w:w="9639"/>
-          </w:tblGrid>
-        </w:tblGridChange>
       </w:tblGrid>
       <w:tr>
         <w:trPr>
-          <w:cantSplit w:val="0"/>
-          <w:trHeight w:val="440" w:hRule="atLeast"/>
-          <w:tblHeader w:val="0"/>
+          <w:trHeight w:val="440"/>
         </w:trPr>
         <w:tc>
           <w:tcPr>
+            <w:tcW w:w="9639" w:type="dxa"/>
             <w:vAlign w:val="center"/>
           </w:tcPr>
           <w:p>
             <w:pPr>
               <w:rPr>
-                <w:b w:val="1"/>
-                <w:bCs w:val="1"/>
-                <w:color w:val="1f3864"/>
+                <w:b/>
+                <w:bCs/>
+                <w:color w:val="1F3864"/>
                 <w:sz w:val="28"/>
                 <w:szCs w:val="28"/>
               </w:rPr>
             </w:pPr>
             <w:r>
               <w:rPr>
-                <w:b w:val="1"/>
-                <w:bCs w:val="1"/>
-                <w:color w:val="1f3864"/>
+                <w:b/>
+                <w:bCs/>
+                <w:color w:val="1F3864"/>
                 <w:sz w:val="28"/>
                 <w:szCs w:val="28"/>
-                <w:rtl w:val="0"/>
-              </w:rPr>
-              <w:t xml:space="preserve">2. Metodología del plan de trabajo</w:t>
+              </w:rPr>
+              <w:t>2. Metodología del plan de trabajo</w:t>
             </w:r>
           </w:p>
         </w:tc>
       </w:tr>
       <w:tr>
         <w:trPr>
-          <w:cantSplit w:val="0"/>
-          <w:trHeight w:val="800" w:hRule="atLeast"/>
-          <w:tblHeader w:val="0"/>
+          <w:trHeight w:val="800"/>
         </w:trPr>
         <w:tc>
           <w:tcPr>
-            <w:shd w:fill="d9e2f3" w:val="clear"/>
+            <w:tcW w:w="9639" w:type="dxa"/>
+            <w:shd w:val="clear" w:color="auto" w:fill="D9E2F3"/>
             <w:vAlign w:val="center"/>
           </w:tcPr>
           <w:p>
             <w:pPr>
-              <w:spacing w:before="200" w:lineRule="auto"/>
+              <w:spacing w:before="200"/>
               <w:jc w:val="both"/>
               <w:rPr>
-                <w:color w:val="1f3864"/>
+                <w:color w:val="1F3864"/>
               </w:rPr>
             </w:pPr>
             <w:r>
               <w:rPr>
-                <w:color w:val="1f3864"/>
-                <w:rtl w:val="0"/>
-              </w:rPr>
-              <w:t xml:space="preserve">Examina cuidadosamente tu plan de trabajo, </w:t>
-            </w:r>
-            <w:r>
-              <w:rPr>
-                <w:color w:val="1f3864"/>
-                <w:rtl w:val="0"/>
-              </w:rPr>
-              <w:t xml:space="preserve">enfocándote</w:t>
-            </w:r>
-            <w:r>
-              <w:rPr>
-                <w:color w:val="1f3864"/>
-                <w:rtl w:val="0"/>
-              </w:rPr>
-              <w:t xml:space="preserve"> especialmente en la columna de estado de avance y ajustes.</w:t>
-            </w:r>
-            <w:r>
-              <w:rPr>
-                <w:rtl w:val="0"/>
-              </w:rPr>
+                <w:color w:val="1F3864"/>
+              </w:rPr>
+              <w:t>Examina cuidadosamente tu plan de trabajo, enfocándote especialmente en la columna de estado de avance y ajustes.</w:t>
             </w:r>
           </w:p>
         </w:tc>
@@ -1099,11 +1073,6 @@
           <w:szCs w:val="24"/>
         </w:rPr>
       </w:pPr>
-      <w:r>
-        <w:rPr>
-          <w:rtl w:val="0"/>
-        </w:rPr>
-      </w:r>
     </w:p>
     <w:p>
       <w:pPr>
@@ -1114,34 +1083,30 @@
           <w:szCs w:val="24"/>
         </w:rPr>
       </w:pPr>
-      <w:r>
-        <w:rPr>
-          <w:rtl w:val="0"/>
-        </w:rPr>
-      </w:r>
     </w:p>
     <w:sdt>
       <w:sdtPr>
+        <w:tag w:val="goog_rdk_0"/>
+        <w:id w:val="1057451116"/>
         <w:lock w:val="contentLocked"/>
-        <w:id w:val="1057451116"/>
-        <w:tag w:val="goog_rdk_0"/>
       </w:sdtPr>
       <w:sdtContent>
         <w:tbl>
           <w:tblPr>
-            <w:tblStyle w:val="Table4"/>
-            <w:tblW w:w="9776.000000000002" w:type="dxa"/>
+            <w:tblStyle w:val="a2"/>
+            <w:tblW w:w="9776" w:type="dxa"/>
             <w:jc w:val="center"/>
+            <w:tblInd w:w="0" w:type="dxa"/>
             <w:tblBorders>
-              <w:top w:color="bfbfbf" w:space="0" w:sz="4" w:val="single"/>
-              <w:left w:color="bfbfbf" w:space="0" w:sz="4" w:val="single"/>
-              <w:bottom w:color="bfbfbf" w:space="0" w:sz="4" w:val="single"/>
-              <w:right w:color="bfbfbf" w:space="0" w:sz="4" w:val="single"/>
-              <w:insideH w:color="bfbfbf" w:space="0" w:sz="4" w:val="single"/>
-              <w:insideV w:color="bfbfbf" w:space="0" w:sz="4" w:val="single"/>
+              <w:top w:val="single" w:sz="4" w:space="0" w:color="BFBFBF"/>
+              <w:left w:val="single" w:sz="4" w:space="0" w:color="BFBFBF"/>
+              <w:bottom w:val="single" w:sz="4" w:space="0" w:color="BFBFBF"/>
+              <w:right w:val="single" w:sz="4" w:space="0" w:color="BFBFBF"/>
+              <w:insideH w:val="single" w:sz="4" w:space="0" w:color="BFBFBF"/>
+              <w:insideV w:val="single" w:sz="4" w:space="0" w:color="BFBFBF"/>
             </w:tblBorders>
             <w:tblLayout w:type="fixed"/>
-            <w:tblLook w:val="0400"/>
+            <w:tblLook w:val="0400" w:firstRow="0" w:lastRow="0" w:firstColumn="0" w:lastColumn="0" w:noHBand="0" w:noVBand="1"/>
           </w:tblPr>
           <w:tblGrid>
             <w:gridCol w:w="1328"/>
@@ -1152,27 +1117,15 @@
             <w:gridCol w:w="1276"/>
             <w:gridCol w:w="1418"/>
             <w:gridCol w:w="850"/>
-            <w:tblGridChange w:id="0">
-              <w:tblGrid>
-                <w:gridCol w:w="1328"/>
-                <w:gridCol w:w="1077"/>
-                <w:gridCol w:w="1276"/>
-                <w:gridCol w:w="1276"/>
-                <w:gridCol w:w="1275"/>
-                <w:gridCol w:w="1276"/>
-                <w:gridCol w:w="1418"/>
-                <w:gridCol w:w="850"/>
-              </w:tblGrid>
-            </w:tblGridChange>
           </w:tblGrid>
           <w:tr>
             <w:trPr>
-              <w:cantSplit w:val="0"/>
-              <w:trHeight w:val="415" w:hRule="atLeast"/>
-              <w:tblHeader w:val="0"/>
+              <w:trHeight w:val="415"/>
+              <w:jc w:val="center"/>
             </w:trPr>
             <w:tc>
               <w:tcPr>
+                <w:tcW w:w="9776" w:type="dxa"/>
                 <w:gridSpan w:val="8"/>
                 <w:vAlign w:val="center"/>
               </w:tcPr>
@@ -1180,287 +1133,281 @@
                 <w:pPr>
                   <w:jc w:val="center"/>
                   <w:rPr>
-                    <w:color w:val="1f3864"/>
+                    <w:color w:val="1F3864"/>
                     <w:sz w:val="18"/>
                     <w:szCs w:val="18"/>
                   </w:rPr>
                 </w:pPr>
                 <w:r>
                   <w:rPr>
-                    <w:color w:val="1f3864"/>
-                    <w:sz w:val="18"/>
-                    <w:szCs w:val="18"/>
-                    <w:rtl w:val="0"/>
-                  </w:rPr>
-                  <w:t xml:space="preserve">Plan de Trabajo</w:t>
+                    <w:color w:val="1F3864"/>
+                    <w:sz w:val="18"/>
+                    <w:szCs w:val="18"/>
+                  </w:rPr>
+                  <w:t>Plan de Trabajo</w:t>
                 </w:r>
               </w:p>
             </w:tc>
           </w:tr>
           <w:tr>
             <w:trPr>
-              <w:cantSplit w:val="0"/>
-              <w:trHeight w:val="711" w:hRule="atLeast"/>
-              <w:tblHeader w:val="0"/>
+              <w:trHeight w:val="711"/>
+              <w:jc w:val="center"/>
             </w:trPr>
             <w:tc>
               <w:tcPr>
+                <w:tcW w:w="1328" w:type="dxa"/>
                 <w:vAlign w:val="center"/>
               </w:tcPr>
               <w:p>
                 <w:pPr>
                   <w:jc w:val="center"/>
                   <w:rPr>
-                    <w:color w:val="1f3864"/>
+                    <w:color w:val="1F3864"/>
                     <w:sz w:val="18"/>
                     <w:szCs w:val="18"/>
                   </w:rPr>
                 </w:pPr>
                 <w:r>
                   <w:rPr>
-                    <w:color w:val="1f3864"/>
-                    <w:sz w:val="18"/>
-                    <w:szCs w:val="18"/>
-                    <w:rtl w:val="0"/>
-                  </w:rPr>
-                  <w:t xml:space="preserve">Competencia o unidades de competencias</w:t>
+                    <w:color w:val="1F3864"/>
+                    <w:sz w:val="18"/>
+                    <w:szCs w:val="18"/>
+                  </w:rPr>
+                  <w:t>Competencia o unidades de competencias</w:t>
                 </w:r>
               </w:p>
             </w:tc>
             <w:tc>
               <w:tcPr>
+                <w:tcW w:w="1077" w:type="dxa"/>
                 <w:vAlign w:val="center"/>
               </w:tcPr>
               <w:p>
                 <w:pPr>
                   <w:jc w:val="center"/>
                   <w:rPr>
-                    <w:color w:val="1f3864"/>
+                    <w:color w:val="1F3864"/>
                     <w:sz w:val="18"/>
                     <w:szCs w:val="18"/>
                   </w:rPr>
                 </w:pPr>
                 <w:r>
                   <w:rPr>
-                    <w:color w:val="1f3864"/>
-                    <w:sz w:val="18"/>
-                    <w:szCs w:val="18"/>
-                    <w:rtl w:val="0"/>
-                  </w:rPr>
-                  <w:t xml:space="preserve">Actividades</w:t>
+                    <w:color w:val="1F3864"/>
+                    <w:sz w:val="18"/>
+                    <w:szCs w:val="18"/>
+                  </w:rPr>
+                  <w:t>Actividades</w:t>
                 </w:r>
               </w:p>
             </w:tc>
             <w:tc>
               <w:tcPr>
+                <w:tcW w:w="1276" w:type="dxa"/>
                 <w:vAlign w:val="center"/>
               </w:tcPr>
               <w:p>
                 <w:pPr>
                   <w:jc w:val="center"/>
                   <w:rPr>
-                    <w:color w:val="1f3864"/>
+                    <w:color w:val="1F3864"/>
                     <w:sz w:val="18"/>
                     <w:szCs w:val="18"/>
                   </w:rPr>
                 </w:pPr>
                 <w:r>
                   <w:rPr>
-                    <w:color w:val="1f3864"/>
-                    <w:sz w:val="18"/>
-                    <w:szCs w:val="18"/>
-                    <w:rtl w:val="0"/>
-                  </w:rPr>
-                  <w:t xml:space="preserve">Recursos</w:t>
+                    <w:color w:val="1F3864"/>
+                    <w:sz w:val="18"/>
+                    <w:szCs w:val="18"/>
+                  </w:rPr>
+                  <w:t>Recursos</w:t>
                 </w:r>
               </w:p>
             </w:tc>
             <w:tc>
               <w:tcPr>
+                <w:tcW w:w="1276" w:type="dxa"/>
                 <w:vAlign w:val="center"/>
               </w:tcPr>
               <w:p>
                 <w:pPr>
                   <w:jc w:val="center"/>
                   <w:rPr>
-                    <w:color w:val="1f3864"/>
+                    <w:color w:val="1F3864"/>
                     <w:sz w:val="18"/>
                     <w:szCs w:val="18"/>
                   </w:rPr>
                 </w:pPr>
                 <w:r>
                   <w:rPr>
-                    <w:color w:val="1f3864"/>
-                    <w:sz w:val="18"/>
-                    <w:szCs w:val="18"/>
-                    <w:rtl w:val="0"/>
-                  </w:rPr>
-                  <w:t xml:space="preserve">Duración de la actividad</w:t>
+                    <w:color w:val="1F3864"/>
+                    <w:sz w:val="18"/>
+                    <w:szCs w:val="18"/>
+                  </w:rPr>
+                  <w:t>Duración de la actividad</w:t>
                 </w:r>
               </w:p>
             </w:tc>
             <w:tc>
               <w:tcPr>
+                <w:tcW w:w="1275" w:type="dxa"/>
                 <w:vAlign w:val="center"/>
               </w:tcPr>
               <w:p>
                 <w:pPr>
                   <w:jc w:val="center"/>
                   <w:rPr>
-                    <w:color w:val="1f3864"/>
+                    <w:color w:val="1F3864"/>
                     <w:sz w:val="18"/>
                     <w:szCs w:val="18"/>
                   </w:rPr>
                 </w:pPr>
                 <w:r>
                   <w:rPr>
-                    <w:color w:val="1f3864"/>
-                    <w:sz w:val="18"/>
-                    <w:szCs w:val="18"/>
-                    <w:rtl w:val="0"/>
-                  </w:rPr>
-                  <w:t xml:space="preserve">Responsable</w:t>
+                    <w:color w:val="1F3864"/>
+                    <w:sz w:val="18"/>
+                    <w:szCs w:val="18"/>
+                  </w:rPr>
+                  <w:t>Responsable</w:t>
                 </w:r>
                 <w:r>
                   <w:rPr>
-                    <w:color w:val="1f3864"/>
+                    <w:color w:val="1F3864"/>
                     <w:sz w:val="18"/>
                     <w:szCs w:val="18"/>
                     <w:vertAlign w:val="superscript"/>
                   </w:rPr>
-                  <w:footnoteReference w:customMarkFollows="0" w:id="0"/>
-                </w:r>
-                <w:r>
-                  <w:rPr>
-                    <w:rtl w:val="0"/>
-                  </w:rPr>
+                  <w:footnoteReference w:id="1"/>
                 </w:r>
               </w:p>
             </w:tc>
             <w:tc>
               <w:tcPr>
+                <w:tcW w:w="1276" w:type="dxa"/>
                 <w:vAlign w:val="center"/>
               </w:tcPr>
               <w:p>
                 <w:pPr>
                   <w:jc w:val="center"/>
                   <w:rPr>
-                    <w:color w:val="1f3864"/>
+                    <w:color w:val="1F3864"/>
                     <w:sz w:val="18"/>
                     <w:szCs w:val="18"/>
                   </w:rPr>
                 </w:pPr>
                 <w:r>
                   <w:rPr>
-                    <w:color w:val="1f3864"/>
-                    <w:sz w:val="18"/>
-                    <w:szCs w:val="18"/>
-                    <w:rtl w:val="0"/>
-                  </w:rPr>
-                  <w:t xml:space="preserve">Observaciones</w:t>
+                    <w:color w:val="1F3864"/>
+                    <w:sz w:val="18"/>
+                    <w:szCs w:val="18"/>
+                  </w:rPr>
+                  <w:t>Observaciones</w:t>
                 </w:r>
               </w:p>
             </w:tc>
             <w:tc>
               <w:tcPr>
+                <w:tcW w:w="1418" w:type="dxa"/>
                 <w:vAlign w:val="center"/>
               </w:tcPr>
               <w:p>
                 <w:pPr>
                   <w:jc w:val="center"/>
                   <w:rPr>
-                    <w:color w:val="1f3864"/>
+                    <w:color w:val="1F3864"/>
                     <w:sz w:val="18"/>
                     <w:szCs w:val="18"/>
                   </w:rPr>
                 </w:pPr>
                 <w:r>
                   <w:rPr>
-                    <w:color w:val="1f3864"/>
-                    <w:sz w:val="18"/>
-                    <w:szCs w:val="18"/>
-                    <w:rtl w:val="0"/>
-                  </w:rPr>
-                  <w:t xml:space="preserve">Estado de avance</w:t>
+                    <w:color w:val="1F3864"/>
+                    <w:sz w:val="18"/>
+                    <w:szCs w:val="18"/>
+                  </w:rPr>
+                  <w:t>Estado de avance</w:t>
                 </w:r>
               </w:p>
             </w:tc>
             <w:tc>
               <w:tcPr>
+                <w:tcW w:w="850" w:type="dxa"/>
                 <w:vAlign w:val="center"/>
               </w:tcPr>
               <w:p>
                 <w:pPr>
                   <w:jc w:val="center"/>
                   <w:rPr>
-                    <w:color w:val="1f3864"/>
+                    <w:color w:val="1F3864"/>
                     <w:sz w:val="18"/>
                     <w:szCs w:val="18"/>
                   </w:rPr>
                 </w:pPr>
                 <w:r>
                   <w:rPr>
-                    <w:color w:val="1f3864"/>
-                    <w:sz w:val="18"/>
-                    <w:szCs w:val="18"/>
-                    <w:rtl w:val="0"/>
-                  </w:rPr>
-                  <w:t xml:space="preserve">Ajustes</w:t>
+                    <w:color w:val="1F3864"/>
+                    <w:sz w:val="18"/>
+                    <w:szCs w:val="18"/>
+                  </w:rPr>
+                  <w:t>Ajustes</w:t>
                 </w:r>
               </w:p>
             </w:tc>
           </w:tr>
           <w:tr>
             <w:trPr>
-              <w:cantSplit w:val="0"/>
-              <w:trHeight w:val="2410" w:hRule="atLeast"/>
-              <w:tblHeader w:val="0"/>
+              <w:trHeight w:val="2410"/>
+              <w:jc w:val="center"/>
             </w:trPr>
             <w:tc>
-              <w:tcPr/>
+              <w:tcPr>
+                <w:tcW w:w="1328" w:type="dxa"/>
+              </w:tcPr>
               <w:p>
                 <w:pPr>
                   <w:jc w:val="both"/>
                   <w:rPr>
-                    <w:i w:val="1"/>
-                    <w:iCs w:val="1"/>
-                    <w:color w:val="548dd4"/>
+                    <w:i/>
+                    <w:iCs/>
+                    <w:color w:val="548DD4"/>
                     <w:sz w:val="18"/>
                     <w:szCs w:val="18"/>
                   </w:rPr>
                 </w:pPr>
                 <w:r>
                   <w:rPr>
-                    <w:i w:val="1"/>
-                    <w:iCs w:val="1"/>
-                    <w:color w:val="595959"/>
-                    <w:sz w:val="18"/>
-                    <w:szCs w:val="18"/>
-                    <w:rtl w:val="0"/>
-                  </w:rPr>
-                  <w:t xml:space="preserve">Realizar pruebas de certificación tanto de los productos como de los procesos utilizando buenas prácticas definidas por la industria.</w:t>
+                    <w:i/>
+                    <w:iCs/>
+                    <w:color w:val="595959"/>
+                    <w:sz w:val="18"/>
+                    <w:szCs w:val="18"/>
+                  </w:rPr>
+                  <w:t>Realizar pruebas de certificación tanto de los productos como de los procesos utilizando buenas prácticas definidas por la industria.</w:t>
                 </w:r>
                 <w:r>
                   <w:rPr>
-                    <w:i w:val="1"/>
-                    <w:iCs w:val="1"/>
-                    <w:color w:val="548dd4"/>
-                    <w:sz w:val="18"/>
-                    <w:szCs w:val="18"/>
-                    <w:rtl w:val="0"/>
+                    <w:i/>
+                    <w:iCs/>
+                    <w:color w:val="548DD4"/>
+                    <w:sz w:val="18"/>
+                    <w:szCs w:val="18"/>
                   </w:rPr>
                   <w:t xml:space="preserve"> </w:t>
                 </w:r>
               </w:p>
             </w:tc>
             <w:tc>
-              <w:tcPr/>
+              <w:tcPr>
+                <w:tcW w:w="1077" w:type="dxa"/>
+              </w:tcPr>
               <w:p>
                 <w:pPr>
                   <w:jc w:val="both"/>
                   <w:rPr>
-                    <w:i w:val="1"/>
-                    <w:iCs w:val="1"/>
+                    <w:i/>
+                    <w:iCs/>
                     <w:color w:val="595959"/>
                     <w:sz w:val="18"/>
                     <w:szCs w:val="18"/>
@@ -1468,25 +1415,37 @@
                 </w:pPr>
                 <w:r>
                   <w:rPr>
-                    <w:i w:val="1"/>
-                    <w:iCs w:val="1"/>
-                    <w:color w:val="595959"/>
-                    <w:sz w:val="18"/>
-                    <w:szCs w:val="18"/>
-                    <w:rtl w:val="0"/>
-                  </w:rPr>
-                  <w:t xml:space="preserve">En este punto del proyecto, nos enfocaremos en realizar pruebas de calidad. Esto incluye pruebas de estrés, seguridad, unitarias, etc.</w:t>
+                    <w:i/>
+                    <w:iCs/>
+                    <w:color w:val="595959"/>
+                    <w:sz w:val="18"/>
+                    <w:szCs w:val="18"/>
+                  </w:rPr>
+                  <w:t xml:space="preserve">En este punto del proyecto, nos enfocaremos en realizar pruebas de calidad. Esto incluye pruebas de estrés, seguridad, </w:t>
+                </w:r>
+                <w:r>
+                  <w:rPr>
+                    <w:i/>
+                    <w:iCs/>
+                    <w:color w:val="595959"/>
+                    <w:sz w:val="18"/>
+                    <w:szCs w:val="18"/>
+                  </w:rPr>
+                  <w:lastRenderedPageBreak/>
+                  <w:t>unitarias, etc.</w:t>
                 </w:r>
               </w:p>
             </w:tc>
             <w:tc>
-              <w:tcPr/>
+              <w:tcPr>
+                <w:tcW w:w="1276" w:type="dxa"/>
+              </w:tcPr>
               <w:p>
                 <w:pPr>
                   <w:jc w:val="both"/>
                   <w:rPr>
-                    <w:i w:val="1"/>
-                    <w:iCs w:val="1"/>
+                    <w:i/>
+                    <w:iCs/>
                     <w:color w:val="595959"/>
                     <w:sz w:val="18"/>
                     <w:szCs w:val="18"/>
@@ -1494,25 +1453,27 @@
                 </w:pPr>
                 <w:r>
                   <w:rPr>
-                    <w:i w:val="1"/>
-                    <w:iCs w:val="1"/>
-                    <w:color w:val="595959"/>
-                    <w:sz w:val="18"/>
-                    <w:szCs w:val="18"/>
-                    <w:rtl w:val="0"/>
-                  </w:rPr>
-                  <w:t xml:space="preserve">Acceso a un computador.</w:t>
+                    <w:i/>
+                    <w:iCs/>
+                    <w:color w:val="595959"/>
+                    <w:sz w:val="18"/>
+                    <w:szCs w:val="18"/>
+                  </w:rPr>
+                  <w:lastRenderedPageBreak/>
+                  <w:t>Acceso a un computador.</w:t>
                 </w:r>
               </w:p>
             </w:tc>
             <w:tc>
-              <w:tcPr/>
+              <w:tcPr>
+                <w:tcW w:w="1276" w:type="dxa"/>
+              </w:tcPr>
               <w:p>
                 <w:pPr>
                   <w:jc w:val="both"/>
                   <w:rPr>
-                    <w:i w:val="1"/>
-                    <w:iCs w:val="1"/>
+                    <w:i/>
+                    <w:iCs/>
                     <w:color w:val="595959"/>
                     <w:sz w:val="18"/>
                     <w:szCs w:val="18"/>
@@ -1520,25 +1481,26 @@
                 </w:pPr>
                 <w:r>
                   <w:rPr>
-                    <w:i w:val="1"/>
-                    <w:iCs w:val="1"/>
-                    <w:color w:val="595959"/>
-                    <w:sz w:val="18"/>
-                    <w:szCs w:val="18"/>
-                    <w:rtl w:val="0"/>
-                  </w:rPr>
-                  <w:t xml:space="preserve">Desde la semana 10 hasta la semana 15-16, cuando ocurra la presentación final.</w:t>
+                    <w:i/>
+                    <w:iCs/>
+                    <w:color w:val="595959"/>
+                    <w:sz w:val="18"/>
+                    <w:szCs w:val="18"/>
+                  </w:rPr>
+                  <w:t>Desde la semana 10 hasta la semana 15-16, cuando ocurra la presentación final.</w:t>
                 </w:r>
               </w:p>
             </w:tc>
             <w:tc>
-              <w:tcPr/>
+              <w:tcPr>
+                <w:tcW w:w="1275" w:type="dxa"/>
+              </w:tcPr>
               <w:p>
                 <w:pPr>
                   <w:jc w:val="both"/>
                   <w:rPr>
-                    <w:i w:val="1"/>
-                    <w:iCs w:val="1"/>
+                    <w:i/>
+                    <w:iCs/>
                     <w:color w:val="595959"/>
                     <w:sz w:val="18"/>
                     <w:szCs w:val="18"/>
@@ -1546,25 +1508,26 @@
                 </w:pPr>
                 <w:r>
                   <w:rPr>
-                    <w:i w:val="1"/>
-                    <w:iCs w:val="1"/>
-                    <w:color w:val="595959"/>
-                    <w:sz w:val="18"/>
-                    <w:szCs w:val="18"/>
-                    <w:rtl w:val="0"/>
-                  </w:rPr>
-                  <w:t xml:space="preserve">Felipe Madariaga</w:t>
+                    <w:i/>
+                    <w:iCs/>
+                    <w:color w:val="595959"/>
+                    <w:sz w:val="18"/>
+                    <w:szCs w:val="18"/>
+                  </w:rPr>
+                  <w:t>Felipe Madariaga</w:t>
                 </w:r>
               </w:p>
             </w:tc>
             <w:tc>
-              <w:tcPr/>
+              <w:tcPr>
+                <w:tcW w:w="1276" w:type="dxa"/>
+              </w:tcPr>
               <w:p>
                 <w:pPr>
                   <w:jc w:val="both"/>
                   <w:rPr>
-                    <w:i w:val="1"/>
-                    <w:iCs w:val="1"/>
+                    <w:i/>
+                    <w:iCs/>
                     <w:color w:val="595959"/>
                     <w:sz w:val="18"/>
                     <w:szCs w:val="18"/>
@@ -1572,25 +1535,37 @@
                 </w:pPr>
                 <w:r>
                   <w:rPr>
-                    <w:i w:val="1"/>
-                    <w:iCs w:val="1"/>
-                    <w:color w:val="595959"/>
-                    <w:sz w:val="18"/>
-                    <w:szCs w:val="18"/>
-                    <w:rtl w:val="0"/>
-                  </w:rPr>
-                  <w:t xml:space="preserve">La principal dificultad que se puede presentar, es no tener suficiente tiempo para realizar todas las pruebas de calidad que deseamos. Esto incrementa si añadimos nuevas funcionalidades.</w:t>
+                    <w:i/>
+                    <w:iCs/>
+                    <w:color w:val="595959"/>
+                    <w:sz w:val="18"/>
+                    <w:szCs w:val="18"/>
+                  </w:rPr>
+                  <w:t xml:space="preserve">La principal dificultad que se puede presentar, es no tener suficiente tiempo para realizar todas las pruebas de calidad que deseamos. Esto incrementa si añadimos nuevas </w:t>
+                </w:r>
+                <w:r>
+                  <w:rPr>
+                    <w:i/>
+                    <w:iCs/>
+                    <w:color w:val="595959"/>
+                    <w:sz w:val="18"/>
+                    <w:szCs w:val="18"/>
+                  </w:rPr>
+                  <w:lastRenderedPageBreak/>
+                  <w:t>funcionalidades.</w:t>
                 </w:r>
               </w:p>
             </w:tc>
             <w:tc>
-              <w:tcPr/>
+              <w:tcPr>
+                <w:tcW w:w="1418" w:type="dxa"/>
+              </w:tcPr>
               <w:p>
                 <w:pPr>
                   <w:jc w:val="both"/>
                   <w:rPr>
-                    <w:i w:val="1"/>
-                    <w:iCs w:val="1"/>
+                    <w:i/>
+                    <w:iCs/>
                     <w:color w:val="595959"/>
                     <w:sz w:val="18"/>
                     <w:szCs w:val="18"/>
@@ -1598,25 +1573,27 @@
                 </w:pPr>
                 <w:r>
                   <w:rPr>
-                    <w:i w:val="1"/>
-                    <w:iCs w:val="1"/>
-                    <w:color w:val="595959"/>
-                    <w:sz w:val="18"/>
-                    <w:szCs w:val="18"/>
-                    <w:rtl w:val="0"/>
-                  </w:rPr>
-                  <w:t xml:space="preserve">Estado: No iniciado.</w:t>
+                    <w:i/>
+                    <w:iCs/>
+                    <w:color w:val="595959"/>
+                    <w:sz w:val="18"/>
+                    <w:szCs w:val="18"/>
+                  </w:rPr>
+                  <w:lastRenderedPageBreak/>
+                  <w:t>Estado: No iniciado.</w:t>
                 </w:r>
               </w:p>
             </w:tc>
             <w:tc>
-              <w:tcPr/>
+              <w:tcPr>
+                <w:tcW w:w="850" w:type="dxa"/>
+              </w:tcPr>
               <w:p>
                 <w:pPr>
                   <w:jc w:val="both"/>
                   <w:rPr>
-                    <w:i w:val="1"/>
-                    <w:iCs w:val="1"/>
+                    <w:i/>
+                    <w:iCs/>
                     <w:color w:val="595959"/>
                     <w:sz w:val="18"/>
                     <w:szCs w:val="18"/>
@@ -1624,32 +1601,43 @@
                 </w:pPr>
                 <w:r>
                   <w:rPr>
-                    <w:i w:val="1"/>
-                    <w:iCs w:val="1"/>
-                    <w:color w:val="595959"/>
-                    <w:sz w:val="18"/>
-                    <w:szCs w:val="18"/>
-                    <w:rtl w:val="0"/>
-                  </w:rPr>
-                  <w:t xml:space="preserve">No se ha realizado ningún ajuste, ya que todavía no empieza esta actividad que planeamos para la fase 3.</w:t>
+                    <w:i/>
+                    <w:iCs/>
+                    <w:color w:val="595959"/>
+                    <w:sz w:val="18"/>
+                    <w:szCs w:val="18"/>
+                  </w:rPr>
+                  <w:t xml:space="preserve">No se ha realizado ningún ajuste, ya que todavía no empieza esta actividad que planeamos </w:t>
+                </w:r>
+                <w:r>
+                  <w:rPr>
+                    <w:i/>
+                    <w:iCs/>
+                    <w:color w:val="595959"/>
+                    <w:sz w:val="18"/>
+                    <w:szCs w:val="18"/>
+                  </w:rPr>
+                  <w:lastRenderedPageBreak/>
+                  <w:t>para la fase 3.</w:t>
                 </w:r>
               </w:p>
             </w:tc>
           </w:tr>
           <w:tr>
             <w:trPr>
-              <w:cantSplit w:val="0"/>
-              <w:trHeight w:val="2410" w:hRule="atLeast"/>
-              <w:tblHeader w:val="0"/>
+              <w:trHeight w:val="2410"/>
+              <w:jc w:val="center"/>
             </w:trPr>
             <w:tc>
-              <w:tcPr/>
+              <w:tcPr>
+                <w:tcW w:w="1328" w:type="dxa"/>
+              </w:tcPr>
               <w:p>
                 <w:pPr>
                   <w:jc w:val="both"/>
                   <w:rPr>
-                    <w:i w:val="1"/>
-                    <w:iCs w:val="1"/>
+                    <w:i/>
+                    <w:iCs/>
                     <w:color w:val="595959"/>
                     <w:sz w:val="18"/>
                     <w:szCs w:val="18"/>
@@ -1657,25 +1645,27 @@
                 </w:pPr>
                 <w:r>
                   <w:rPr>
-                    <w:i w:val="1"/>
-                    <w:iCs w:val="1"/>
-                    <w:color w:val="595959"/>
-                    <w:sz w:val="18"/>
-                    <w:szCs w:val="18"/>
-                    <w:rtl w:val="0"/>
-                  </w:rPr>
-                  <w:t xml:space="preserve">Gestionar proyectos informáticos, ofreciendo alternativas para la toma de decisiones de acuerdo a los requerimientos de la organización .</w:t>
+                    <w:i/>
+                    <w:iCs/>
+                    <w:color w:val="595959"/>
+                    <w:sz w:val="18"/>
+                    <w:szCs w:val="18"/>
+                  </w:rPr>
+                  <w:lastRenderedPageBreak/>
+                  <w:t>Gestionar proyectos informáticos, ofreciendo alternativas para la toma de decisiones de acuerdo a los requerimientos de la organización .</w:t>
                 </w:r>
               </w:p>
             </w:tc>
             <w:tc>
-              <w:tcPr/>
+              <w:tcPr>
+                <w:tcW w:w="1077" w:type="dxa"/>
+              </w:tcPr>
               <w:p>
                 <w:pPr>
                   <w:jc w:val="both"/>
                   <w:rPr>
-                    <w:i w:val="1"/>
-                    <w:iCs w:val="1"/>
+                    <w:i/>
+                    <w:iCs/>
                     <w:color w:val="595959"/>
                     <w:sz w:val="18"/>
                     <w:szCs w:val="18"/>
@@ -1683,25 +1673,26 @@
                 </w:pPr>
                 <w:r>
                   <w:rPr>
-                    <w:i w:val="1"/>
-                    <w:iCs w:val="1"/>
-                    <w:color w:val="595959"/>
-                    <w:sz w:val="18"/>
-                    <w:szCs w:val="18"/>
-                    <w:rtl w:val="0"/>
-                  </w:rPr>
-                  <w:t xml:space="preserve">Documentación extensiva del proyecto. Esto incluye documentos de gestión del proyecto, como documentos adicionales como manuales de usuario.</w:t>
+                    <w:i/>
+                    <w:iCs/>
+                    <w:color w:val="595959"/>
+                    <w:sz w:val="18"/>
+                    <w:szCs w:val="18"/>
+                  </w:rPr>
+                  <w:t>Documentación extensiva del proyecto. Esto incluye documentos de gestión del proyecto, como documentos adicionales como manuales de usuario.</w:t>
                 </w:r>
               </w:p>
             </w:tc>
             <w:tc>
-              <w:tcPr/>
+              <w:tcPr>
+                <w:tcW w:w="1276" w:type="dxa"/>
+              </w:tcPr>
               <w:p>
                 <w:pPr>
                   <w:jc w:val="both"/>
                   <w:rPr>
-                    <w:i w:val="1"/>
-                    <w:iCs w:val="1"/>
+                    <w:i/>
+                    <w:iCs/>
                     <w:color w:val="595959"/>
                     <w:sz w:val="18"/>
                     <w:szCs w:val="18"/>
@@ -1709,25 +1700,26 @@
                 </w:pPr>
                 <w:r>
                   <w:rPr>
-                    <w:i w:val="1"/>
-                    <w:iCs w:val="1"/>
-                    <w:color w:val="595959"/>
-                    <w:sz w:val="18"/>
-                    <w:szCs w:val="18"/>
-                    <w:rtl w:val="0"/>
-                  </w:rPr>
-                  <w:t xml:space="preserve">Acceso a un computador-</w:t>
+                    <w:i/>
+                    <w:iCs/>
+                    <w:color w:val="595959"/>
+                    <w:sz w:val="18"/>
+                    <w:szCs w:val="18"/>
+                  </w:rPr>
+                  <w:t>Acceso a un computador-</w:t>
                 </w:r>
               </w:p>
             </w:tc>
             <w:tc>
-              <w:tcPr/>
+              <w:tcPr>
+                <w:tcW w:w="1276" w:type="dxa"/>
+              </w:tcPr>
               <w:p>
                 <w:pPr>
                   <w:jc w:val="both"/>
                   <w:rPr>
-                    <w:i w:val="1"/>
-                    <w:iCs w:val="1"/>
+                    <w:i/>
+                    <w:iCs/>
                     <w:color w:val="595959"/>
                     <w:sz w:val="18"/>
                     <w:szCs w:val="18"/>
@@ -1735,25 +1727,26 @@
                 </w:pPr>
                 <w:r>
                   <w:rPr>
-                    <w:i w:val="1"/>
-                    <w:iCs w:val="1"/>
-                    <w:color w:val="595959"/>
-                    <w:sz w:val="18"/>
-                    <w:szCs w:val="18"/>
-                    <w:rtl w:val="0"/>
-                  </w:rPr>
-                  <w:t xml:space="preserve">Desde la semana 10 hasta la semana 15-16, cuando ocurra la presentación final.</w:t>
+                    <w:i/>
+                    <w:iCs/>
+                    <w:color w:val="595959"/>
+                    <w:sz w:val="18"/>
+                    <w:szCs w:val="18"/>
+                  </w:rPr>
+                  <w:t>Desde la semana 10 hasta la semana 15-16, cuando ocurra la presentación final.</w:t>
                 </w:r>
               </w:p>
             </w:tc>
             <w:tc>
-              <w:tcPr/>
+              <w:tcPr>
+                <w:tcW w:w="1275" w:type="dxa"/>
+              </w:tcPr>
               <w:p>
                 <w:pPr>
                   <w:jc w:val="both"/>
                   <w:rPr>
-                    <w:i w:val="1"/>
-                    <w:iCs w:val="1"/>
+                    <w:i/>
+                    <w:iCs/>
                     <w:color w:val="595959"/>
                     <w:sz w:val="18"/>
                     <w:szCs w:val="18"/>
@@ -1761,25 +1754,26 @@
                 </w:pPr>
                 <w:r>
                   <w:rPr>
-                    <w:i w:val="1"/>
-                    <w:iCs w:val="1"/>
-                    <w:color w:val="595959"/>
-                    <w:sz w:val="18"/>
-                    <w:szCs w:val="18"/>
-                    <w:rtl w:val="0"/>
-                  </w:rPr>
-                  <w:t xml:space="preserve">Álvaro Araya</w:t>
+                    <w:i/>
+                    <w:iCs/>
+                    <w:color w:val="595959"/>
+                    <w:sz w:val="18"/>
+                    <w:szCs w:val="18"/>
+                  </w:rPr>
+                  <w:t>Álvaro Araya</w:t>
                 </w:r>
               </w:p>
             </w:tc>
             <w:tc>
-              <w:tcPr/>
+              <w:tcPr>
+                <w:tcW w:w="1276" w:type="dxa"/>
+              </w:tcPr>
               <w:p>
                 <w:pPr>
                   <w:jc w:val="both"/>
                   <w:rPr>
-                    <w:i w:val="1"/>
-                    <w:iCs w:val="1"/>
+                    <w:i/>
+                    <w:iCs/>
                     <w:color w:val="595959"/>
                     <w:sz w:val="18"/>
                     <w:szCs w:val="18"/>
@@ -1787,25 +1781,26 @@
                 </w:pPr>
                 <w:r>
                   <w:rPr>
-                    <w:i w:val="1"/>
-                    <w:iCs w:val="1"/>
-                    <w:color w:val="595959"/>
-                    <w:sz w:val="18"/>
-                    <w:szCs w:val="18"/>
-                    <w:rtl w:val="0"/>
-                  </w:rPr>
-                  <w:t xml:space="preserve">El principal riesgo es la poca complejidad y poca calidad de la información presentada.</w:t>
+                    <w:i/>
+                    <w:iCs/>
+                    <w:color w:val="595959"/>
+                    <w:sz w:val="18"/>
+                    <w:szCs w:val="18"/>
+                  </w:rPr>
+                  <w:t>El principal riesgo es la poca complejidad y poca calidad de la información presentada.</w:t>
                 </w:r>
               </w:p>
             </w:tc>
             <w:tc>
-              <w:tcPr/>
+              <w:tcPr>
+                <w:tcW w:w="1418" w:type="dxa"/>
+              </w:tcPr>
               <w:p>
                 <w:pPr>
                   <w:jc w:val="both"/>
                   <w:rPr>
-                    <w:i w:val="1"/>
-                    <w:iCs w:val="1"/>
+                    <w:i/>
+                    <w:iCs/>
                     <w:color w:val="595959"/>
                     <w:sz w:val="18"/>
                     <w:szCs w:val="18"/>
@@ -1813,25 +1808,26 @@
                 </w:pPr>
                 <w:r>
                   <w:rPr>
-                    <w:i w:val="1"/>
-                    <w:iCs w:val="1"/>
-                    <w:color w:val="595959"/>
-                    <w:sz w:val="18"/>
-                    <w:szCs w:val="18"/>
-                    <w:rtl w:val="0"/>
-                  </w:rPr>
-                  <w:t xml:space="preserve">Estado: En curso</w:t>
+                    <w:i/>
+                    <w:iCs/>
+                    <w:color w:val="595959"/>
+                    <w:sz w:val="18"/>
+                    <w:szCs w:val="18"/>
+                  </w:rPr>
+                  <w:t>Estado: En curso</w:t>
                 </w:r>
               </w:p>
             </w:tc>
             <w:tc>
-              <w:tcPr/>
+              <w:tcPr>
+                <w:tcW w:w="850" w:type="dxa"/>
+              </w:tcPr>
               <w:p>
                 <w:pPr>
                   <w:jc w:val="both"/>
                   <w:rPr>
-                    <w:i w:val="1"/>
-                    <w:iCs w:val="1"/>
+                    <w:i/>
+                    <w:iCs/>
                     <w:color w:val="595959"/>
                     <w:sz w:val="18"/>
                     <w:szCs w:val="18"/>
@@ -1839,32 +1835,32 @@
                 </w:pPr>
                 <w:r>
                   <w:rPr>
-                    <w:i w:val="1"/>
-                    <w:iCs w:val="1"/>
-                    <w:color w:val="595959"/>
-                    <w:sz w:val="18"/>
-                    <w:szCs w:val="18"/>
-                    <w:rtl w:val="0"/>
-                  </w:rPr>
-                  <w:t xml:space="preserve">No se han realizado ajustes.</w:t>
+                    <w:i/>
+                    <w:iCs/>
+                    <w:color w:val="595959"/>
+                    <w:sz w:val="18"/>
+                    <w:szCs w:val="18"/>
+                  </w:rPr>
+                  <w:t>No se han realizado ajustes.</w:t>
                 </w:r>
               </w:p>
             </w:tc>
           </w:tr>
           <w:tr>
             <w:trPr>
-              <w:cantSplit w:val="0"/>
-              <w:trHeight w:val="2410" w:hRule="atLeast"/>
-              <w:tblHeader w:val="0"/>
+              <w:trHeight w:val="2410"/>
+              <w:jc w:val="center"/>
             </w:trPr>
             <w:tc>
-              <w:tcPr/>
+              <w:tcPr>
+                <w:tcW w:w="1328" w:type="dxa"/>
+              </w:tcPr>
               <w:p>
                 <w:pPr>
                   <w:jc w:val="both"/>
                   <w:rPr>
-                    <w:i w:val="1"/>
-                    <w:iCs w:val="1"/>
+                    <w:i/>
+                    <w:iCs/>
                     <w:color w:val="595959"/>
                     <w:sz w:val="18"/>
                     <w:szCs w:val="18"/>
@@ -1872,25 +1868,26 @@
                 </w:pPr>
                 <w:r>
                   <w:rPr>
-                    <w:i w:val="1"/>
-                    <w:iCs w:val="1"/>
-                    <w:color w:val="595959"/>
-                    <w:sz w:val="18"/>
-                    <w:szCs w:val="18"/>
-                    <w:rtl w:val="0"/>
-                  </w:rPr>
-                  <w:t xml:space="preserve">Construir modelos de datos para soportar los requerimientos de la organización de acuerdo a un diseño definido y escalable en el tiempo .</w:t>
+                    <w:i/>
+                    <w:iCs/>
+                    <w:color w:val="595959"/>
+                    <w:sz w:val="18"/>
+                    <w:szCs w:val="18"/>
+                  </w:rPr>
+                  <w:t>Construir modelos de datos para soportar los requerimientos de la organización de acuerdo a un diseño definido y escalable en el tiempo .</w:t>
                 </w:r>
               </w:p>
             </w:tc>
             <w:tc>
-              <w:tcPr/>
+              <w:tcPr>
+                <w:tcW w:w="1077" w:type="dxa"/>
+              </w:tcPr>
               <w:p>
                 <w:pPr>
                   <w:jc w:val="both"/>
                   <w:rPr>
-                    <w:i w:val="1"/>
-                    <w:iCs w:val="1"/>
+                    <w:i/>
+                    <w:iCs/>
                     <w:color w:val="595959"/>
                     <w:sz w:val="18"/>
                     <w:szCs w:val="18"/>
@@ -1898,25 +1895,26 @@
                 </w:pPr>
                 <w:r>
                   <w:rPr>
-                    <w:i w:val="1"/>
-                    <w:iCs w:val="1"/>
-                    <w:color w:val="595959"/>
-                    <w:sz w:val="18"/>
-                    <w:szCs w:val="18"/>
-                    <w:rtl w:val="0"/>
-                  </w:rPr>
-                  <w:t xml:space="preserve">Optimizar el modelo de base de datos, de modo que se encuentre listo para una posible expansión.</w:t>
+                    <w:i/>
+                    <w:iCs/>
+                    <w:color w:val="595959"/>
+                    <w:sz w:val="18"/>
+                    <w:szCs w:val="18"/>
+                  </w:rPr>
+                  <w:t>Optimizar el modelo de base de datos, de modo que se encuentre listo para una posible expansión.</w:t>
                 </w:r>
               </w:p>
             </w:tc>
             <w:tc>
-              <w:tcPr/>
+              <w:tcPr>
+                <w:tcW w:w="1276" w:type="dxa"/>
+              </w:tcPr>
               <w:p>
                 <w:pPr>
                   <w:jc w:val="both"/>
                   <w:rPr>
-                    <w:i w:val="1"/>
-                    <w:iCs w:val="1"/>
+                    <w:i/>
+                    <w:iCs/>
                     <w:color w:val="595959"/>
                     <w:sz w:val="18"/>
                     <w:szCs w:val="18"/>
@@ -1924,25 +1922,26 @@
                 </w:pPr>
                 <w:r>
                   <w:rPr>
-                    <w:i w:val="1"/>
-                    <w:iCs w:val="1"/>
-                    <w:color w:val="595959"/>
-                    <w:sz w:val="18"/>
-                    <w:szCs w:val="18"/>
-                    <w:rtl w:val="0"/>
-                  </w:rPr>
-                  <w:t xml:space="preserve">Acceso a un computador-</w:t>
+                    <w:i/>
+                    <w:iCs/>
+                    <w:color w:val="595959"/>
+                    <w:sz w:val="18"/>
+                    <w:szCs w:val="18"/>
+                  </w:rPr>
+                  <w:t>Acceso a un computador-</w:t>
                 </w:r>
               </w:p>
             </w:tc>
             <w:tc>
-              <w:tcPr/>
+              <w:tcPr>
+                <w:tcW w:w="1276" w:type="dxa"/>
+              </w:tcPr>
               <w:p>
                 <w:pPr>
                   <w:jc w:val="both"/>
                   <w:rPr>
-                    <w:i w:val="1"/>
-                    <w:iCs w:val="1"/>
+                    <w:i/>
+                    <w:iCs/>
                     <w:color w:val="595959"/>
                     <w:sz w:val="18"/>
                     <w:szCs w:val="18"/>
@@ -1950,25 +1949,26 @@
                 </w:pPr>
                 <w:r>
                   <w:rPr>
-                    <w:i w:val="1"/>
-                    <w:iCs w:val="1"/>
-                    <w:color w:val="595959"/>
-                    <w:sz w:val="18"/>
-                    <w:szCs w:val="18"/>
-                    <w:rtl w:val="0"/>
-                  </w:rPr>
-                  <w:t xml:space="preserve">Desde la semana 10 hasta la semana 15-16, cuando ocurra la presentación final.</w:t>
+                    <w:i/>
+                    <w:iCs/>
+                    <w:color w:val="595959"/>
+                    <w:sz w:val="18"/>
+                    <w:szCs w:val="18"/>
+                  </w:rPr>
+                  <w:t>Desde la semana 10 hasta la semana 15-16, cuando ocurra la presentación final.</w:t>
                 </w:r>
               </w:p>
             </w:tc>
             <w:tc>
-              <w:tcPr/>
+              <w:tcPr>
+                <w:tcW w:w="1275" w:type="dxa"/>
+              </w:tcPr>
               <w:p>
                 <w:pPr>
                   <w:jc w:val="both"/>
                   <w:rPr>
-                    <w:i w:val="1"/>
-                    <w:iCs w:val="1"/>
+                    <w:i/>
+                    <w:iCs/>
                     <w:color w:val="595959"/>
                     <w:sz w:val="18"/>
                     <w:szCs w:val="18"/>
@@ -1976,25 +1976,26 @@
                 </w:pPr>
                 <w:r>
                   <w:rPr>
-                    <w:i w:val="1"/>
-                    <w:iCs w:val="1"/>
-                    <w:color w:val="595959"/>
-                    <w:sz w:val="18"/>
-                    <w:szCs w:val="18"/>
-                    <w:rtl w:val="0"/>
-                  </w:rPr>
-                  <w:t xml:space="preserve">Esteban Toro</w:t>
+                    <w:i/>
+                    <w:iCs/>
+                    <w:color w:val="595959"/>
+                    <w:sz w:val="18"/>
+                    <w:szCs w:val="18"/>
+                  </w:rPr>
+                  <w:t>Esteban Toro</w:t>
                 </w:r>
               </w:p>
             </w:tc>
             <w:tc>
-              <w:tcPr/>
+              <w:tcPr>
+                <w:tcW w:w="1276" w:type="dxa"/>
+              </w:tcPr>
               <w:p>
                 <w:pPr>
                   <w:jc w:val="both"/>
                   <w:rPr>
-                    <w:i w:val="1"/>
-                    <w:iCs w:val="1"/>
+                    <w:i/>
+                    <w:iCs/>
                     <w:color w:val="595959"/>
                     <w:sz w:val="18"/>
                     <w:szCs w:val="18"/>
@@ -2002,25 +2003,26 @@
                 </w:pPr>
                 <w:r>
                   <w:rPr>
-                    <w:i w:val="1"/>
-                    <w:iCs w:val="1"/>
-                    <w:color w:val="595959"/>
-                    <w:sz w:val="18"/>
-                    <w:szCs w:val="18"/>
-                    <w:rtl w:val="0"/>
-                  </w:rPr>
-                  <w:t xml:space="preserve">Ninguna observación.</w:t>
+                    <w:i/>
+                    <w:iCs/>
+                    <w:color w:val="595959"/>
+                    <w:sz w:val="18"/>
+                    <w:szCs w:val="18"/>
+                  </w:rPr>
+                  <w:t>Ninguna observación.</w:t>
                 </w:r>
               </w:p>
             </w:tc>
             <w:tc>
-              <w:tcPr/>
+              <w:tcPr>
+                <w:tcW w:w="1418" w:type="dxa"/>
+              </w:tcPr>
               <w:p>
                 <w:pPr>
                   <w:jc w:val="both"/>
                   <w:rPr>
-                    <w:i w:val="1"/>
-                    <w:iCs w:val="1"/>
+                    <w:i/>
+                    <w:iCs/>
                     <w:color w:val="595959"/>
                     <w:sz w:val="18"/>
                     <w:szCs w:val="18"/>
@@ -2028,25 +2030,26 @@
                 </w:pPr>
                 <w:r>
                   <w:rPr>
-                    <w:i w:val="1"/>
-                    <w:iCs w:val="1"/>
-                    <w:color w:val="595959"/>
-                    <w:sz w:val="18"/>
-                    <w:szCs w:val="18"/>
-                    <w:rtl w:val="0"/>
-                  </w:rPr>
-                  <w:t xml:space="preserve">Estado: En curso</w:t>
+                    <w:i/>
+                    <w:iCs/>
+                    <w:color w:val="595959"/>
+                    <w:sz w:val="18"/>
+                    <w:szCs w:val="18"/>
+                  </w:rPr>
+                  <w:t>Estado: En curso</w:t>
                 </w:r>
               </w:p>
             </w:tc>
             <w:tc>
-              <w:tcPr/>
+              <w:tcPr>
+                <w:tcW w:w="850" w:type="dxa"/>
+              </w:tcPr>
               <w:p>
                 <w:pPr>
                   <w:jc w:val="both"/>
                   <w:rPr>
-                    <w:i w:val="1"/>
-                    <w:iCs w:val="1"/>
+                    <w:i/>
+                    <w:iCs/>
                     <w:color w:val="595959"/>
                     <w:sz w:val="18"/>
                     <w:szCs w:val="18"/>
@@ -2054,32 +2057,32 @@
                 </w:pPr>
                 <w:r>
                   <w:rPr>
-                    <w:i w:val="1"/>
-                    <w:iCs w:val="1"/>
-                    <w:color w:val="595959"/>
-                    <w:sz w:val="18"/>
-                    <w:szCs w:val="18"/>
-                    <w:rtl w:val="0"/>
-                  </w:rPr>
-                  <w:t xml:space="preserve">No se han realizado ajustes.</w:t>
+                    <w:i/>
+                    <w:iCs/>
+                    <w:color w:val="595959"/>
+                    <w:sz w:val="18"/>
+                    <w:szCs w:val="18"/>
+                  </w:rPr>
+                  <w:t>No se han realizado ajustes.</w:t>
                 </w:r>
               </w:p>
             </w:tc>
           </w:tr>
           <w:tr>
             <w:trPr>
-              <w:cantSplit w:val="0"/>
-              <w:trHeight w:val="2410" w:hRule="atLeast"/>
-              <w:tblHeader w:val="0"/>
+              <w:trHeight w:val="2410"/>
+              <w:jc w:val="center"/>
             </w:trPr>
             <w:tc>
-              <w:tcPr/>
+              <w:tcPr>
+                <w:tcW w:w="1328" w:type="dxa"/>
+              </w:tcPr>
               <w:p>
                 <w:pPr>
                   <w:jc w:val="both"/>
                   <w:rPr>
-                    <w:i w:val="1"/>
-                    <w:iCs w:val="1"/>
+                    <w:i/>
+                    <w:iCs/>
                     <w:color w:val="595959"/>
                     <w:sz w:val="18"/>
                     <w:szCs w:val="18"/>
@@ -2087,25 +2090,26 @@
                 </w:pPr>
                 <w:r>
                   <w:rPr>
-                    <w:i w:val="1"/>
-                    <w:iCs w:val="1"/>
-                    <w:color w:val="595959"/>
-                    <w:sz w:val="18"/>
-                    <w:szCs w:val="18"/>
-                    <w:rtl w:val="0"/>
+                    <w:i/>
+                    <w:iCs/>
+                    <w:color w:val="595959"/>
+                    <w:sz w:val="18"/>
+                    <w:szCs w:val="18"/>
                   </w:rPr>
                   <w:t xml:space="preserve">Desarrollar una solución de software utilizando técnicas que permitan sistematizar el proceso de desarrollo y mantenimiento, asegurando el logro de los objetivos. </w:t>
                 </w:r>
               </w:p>
             </w:tc>
             <w:tc>
-              <w:tcPr/>
+              <w:tcPr>
+                <w:tcW w:w="1077" w:type="dxa"/>
+              </w:tcPr>
               <w:p>
                 <w:pPr>
                   <w:jc w:val="both"/>
                   <w:rPr>
-                    <w:i w:val="1"/>
-                    <w:iCs w:val="1"/>
+                    <w:i/>
+                    <w:iCs/>
                     <w:color w:val="595959"/>
                     <w:sz w:val="18"/>
                     <w:szCs w:val="18"/>
@@ -2113,25 +2117,37 @@
                 </w:pPr>
                 <w:r>
                   <w:rPr>
-                    <w:i w:val="1"/>
-                    <w:iCs w:val="1"/>
-                    <w:color w:val="595959"/>
-                    <w:sz w:val="18"/>
-                    <w:szCs w:val="18"/>
-                    <w:rtl w:val="0"/>
-                  </w:rPr>
-                  <w:t xml:space="preserve">Continuar con el monitoreo extensivo del desarrollo del proyecto. Esto a través de documentos registrando los daily sprint y las diversas reuniones. </w:t>
+                    <w:i/>
+                    <w:iCs/>
+                    <w:color w:val="595959"/>
+                    <w:sz w:val="18"/>
+                    <w:szCs w:val="18"/>
+                  </w:rPr>
+                  <w:t xml:space="preserve">Continuar con el monitoreo extensivo del desarrollo del proyecto. Esto a través de documentos registrando los daily sprint y las </w:t>
+                </w:r>
+                <w:r>
+                  <w:rPr>
+                    <w:i/>
+                    <w:iCs/>
+                    <w:color w:val="595959"/>
+                    <w:sz w:val="18"/>
+                    <w:szCs w:val="18"/>
+                  </w:rPr>
+                  <w:lastRenderedPageBreak/>
+                  <w:t xml:space="preserve">diversas reuniones. </w:t>
                 </w:r>
               </w:p>
             </w:tc>
             <w:tc>
-              <w:tcPr/>
+              <w:tcPr>
+                <w:tcW w:w="1276" w:type="dxa"/>
+              </w:tcPr>
               <w:p>
                 <w:pPr>
                   <w:jc w:val="both"/>
                   <w:rPr>
-                    <w:i w:val="1"/>
-                    <w:iCs w:val="1"/>
+                    <w:i/>
+                    <w:iCs/>
                     <w:color w:val="595959"/>
                     <w:sz w:val="18"/>
                     <w:szCs w:val="18"/>
@@ -2139,25 +2155,27 @@
                 </w:pPr>
                 <w:r>
                   <w:rPr>
-                    <w:i w:val="1"/>
-                    <w:iCs w:val="1"/>
-                    <w:color w:val="595959"/>
-                    <w:sz w:val="18"/>
-                    <w:szCs w:val="18"/>
-                    <w:rtl w:val="0"/>
-                  </w:rPr>
-                  <w:t xml:space="preserve">Acceso a un computador-</w:t>
+                    <w:i/>
+                    <w:iCs/>
+                    <w:color w:val="595959"/>
+                    <w:sz w:val="18"/>
+                    <w:szCs w:val="18"/>
+                  </w:rPr>
+                  <w:lastRenderedPageBreak/>
+                  <w:t>Acceso a un computador-</w:t>
                 </w:r>
               </w:p>
             </w:tc>
             <w:tc>
-              <w:tcPr/>
+              <w:tcPr>
+                <w:tcW w:w="1276" w:type="dxa"/>
+              </w:tcPr>
               <w:p>
                 <w:pPr>
                   <w:jc w:val="both"/>
                   <w:rPr>
-                    <w:i w:val="1"/>
-                    <w:iCs w:val="1"/>
+                    <w:i/>
+                    <w:iCs/>
                     <w:color w:val="595959"/>
                     <w:sz w:val="18"/>
                     <w:szCs w:val="18"/>
@@ -2165,25 +2183,26 @@
                 </w:pPr>
                 <w:r>
                   <w:rPr>
-                    <w:i w:val="1"/>
-                    <w:iCs w:val="1"/>
-                    <w:color w:val="595959"/>
-                    <w:sz w:val="18"/>
-                    <w:szCs w:val="18"/>
-                    <w:rtl w:val="0"/>
-                  </w:rPr>
-                  <w:t xml:space="preserve">Desde la semana 10 hasta la semana 15-16, cuando ocurra la presentación final.</w:t>
+                    <w:i/>
+                    <w:iCs/>
+                    <w:color w:val="595959"/>
+                    <w:sz w:val="18"/>
+                    <w:szCs w:val="18"/>
+                  </w:rPr>
+                  <w:t>Desde la semana 10 hasta la semana 15-16, cuando ocurra la presentación final.</w:t>
                 </w:r>
               </w:p>
             </w:tc>
             <w:tc>
-              <w:tcPr/>
+              <w:tcPr>
+                <w:tcW w:w="1275" w:type="dxa"/>
+              </w:tcPr>
               <w:p>
                 <w:pPr>
                   <w:jc w:val="both"/>
                   <w:rPr>
-                    <w:i w:val="1"/>
-                    <w:iCs w:val="1"/>
+                    <w:i/>
+                    <w:iCs/>
                     <w:color w:val="595959"/>
                     <w:sz w:val="18"/>
                     <w:szCs w:val="18"/>
@@ -2191,25 +2210,26 @@
                 </w:pPr>
                 <w:r>
                   <w:rPr>
-                    <w:i w:val="1"/>
-                    <w:iCs w:val="1"/>
-                    <w:color w:val="595959"/>
-                    <w:sz w:val="18"/>
-                    <w:szCs w:val="18"/>
-                    <w:rtl w:val="0"/>
-                  </w:rPr>
-                  <w:t xml:space="preserve">Todo el equipo</w:t>
+                    <w:i/>
+                    <w:iCs/>
+                    <w:color w:val="595959"/>
+                    <w:sz w:val="18"/>
+                    <w:szCs w:val="18"/>
+                  </w:rPr>
+                  <w:t>Todo el equipo</w:t>
                 </w:r>
               </w:p>
             </w:tc>
             <w:tc>
-              <w:tcPr/>
+              <w:tcPr>
+                <w:tcW w:w="1276" w:type="dxa"/>
+              </w:tcPr>
               <w:p>
                 <w:pPr>
                   <w:jc w:val="both"/>
                   <w:rPr>
-                    <w:i w:val="1"/>
-                    <w:iCs w:val="1"/>
+                    <w:i/>
+                    <w:iCs/>
                     <w:color w:val="595959"/>
                     <w:sz w:val="18"/>
                     <w:szCs w:val="18"/>
@@ -2217,25 +2237,26 @@
                 </w:pPr>
                 <w:r>
                   <w:rPr>
-                    <w:i w:val="1"/>
-                    <w:iCs w:val="1"/>
-                    <w:color w:val="595959"/>
-                    <w:sz w:val="18"/>
-                    <w:szCs w:val="18"/>
-                    <w:rtl w:val="0"/>
-                  </w:rPr>
-                  <w:t xml:space="preserve">Ninguna observación.</w:t>
+                    <w:i/>
+                    <w:iCs/>
+                    <w:color w:val="595959"/>
+                    <w:sz w:val="18"/>
+                    <w:szCs w:val="18"/>
+                  </w:rPr>
+                  <w:t>Ninguna observación.</w:t>
                 </w:r>
               </w:p>
             </w:tc>
             <w:tc>
-              <w:tcPr/>
+              <w:tcPr>
+                <w:tcW w:w="1418" w:type="dxa"/>
+              </w:tcPr>
               <w:p>
                 <w:pPr>
                   <w:jc w:val="both"/>
                   <w:rPr>
-                    <w:i w:val="1"/>
-                    <w:iCs w:val="1"/>
+                    <w:i/>
+                    <w:iCs/>
                     <w:color w:val="595959"/>
                     <w:sz w:val="18"/>
                     <w:szCs w:val="18"/>
@@ -2243,25 +2264,26 @@
                 </w:pPr>
                 <w:r>
                   <w:rPr>
-                    <w:i w:val="1"/>
-                    <w:iCs w:val="1"/>
-                    <w:color w:val="595959"/>
-                    <w:sz w:val="18"/>
-                    <w:szCs w:val="18"/>
-                    <w:rtl w:val="0"/>
-                  </w:rPr>
-                  <w:t xml:space="preserve">Estado: En curso.</w:t>
+                    <w:i/>
+                    <w:iCs/>
+                    <w:color w:val="595959"/>
+                    <w:sz w:val="18"/>
+                    <w:szCs w:val="18"/>
+                  </w:rPr>
+                  <w:t>Estado: En curso.</w:t>
                 </w:r>
               </w:p>
             </w:tc>
             <w:tc>
-              <w:tcPr/>
+              <w:tcPr>
+                <w:tcW w:w="850" w:type="dxa"/>
+              </w:tcPr>
               <w:p>
                 <w:pPr>
                   <w:jc w:val="both"/>
                   <w:rPr>
-                    <w:i w:val="1"/>
-                    <w:iCs w:val="1"/>
+                    <w:i/>
+                    <w:iCs/>
                     <w:color w:val="595959"/>
                     <w:sz w:val="18"/>
                     <w:szCs w:val="18"/>
@@ -2269,14 +2291,13 @@
                 </w:pPr>
                 <w:r>
                   <w:rPr>
-                    <w:i w:val="1"/>
-                    <w:iCs w:val="1"/>
-                    <w:color w:val="595959"/>
-                    <w:sz w:val="18"/>
-                    <w:szCs w:val="18"/>
-                    <w:rtl w:val="0"/>
-                  </w:rPr>
-                  <w:t xml:space="preserve">No se han realizado ajustes.</w:t>
+                    <w:i/>
+                    <w:iCs/>
+                    <w:color w:val="595959"/>
+                    <w:sz w:val="18"/>
+                    <w:szCs w:val="18"/>
+                  </w:rPr>
+                  <w:t>No se han realizado ajustes.</w:t>
                 </w:r>
               </w:p>
             </w:tc>
@@ -2292,65 +2313,52 @@
           <w:szCs w:val="24"/>
         </w:rPr>
       </w:pPr>
-      <w:r>
-        <w:rPr>
-          <w:rtl w:val="0"/>
-        </w:rPr>
-      </w:r>
     </w:p>
     <w:tbl>
       <w:tblPr>
-        <w:tblStyle w:val="Table5"/>
-        <w:tblW w:w="9498.0" w:type="dxa"/>
-        <w:jc w:val="left"/>
-        <w:tblInd w:w="-572.0" w:type="dxa"/>
+        <w:tblStyle w:val="a3"/>
+        <w:tblW w:w="9498" w:type="dxa"/>
+        <w:tblInd w:w="-572" w:type="dxa"/>
         <w:tblBorders>
-          <w:top w:color="bfbfbf" w:space="0" w:sz="4" w:val="single"/>
-          <w:left w:color="bfbfbf" w:space="0" w:sz="4" w:val="single"/>
-          <w:bottom w:color="bfbfbf" w:space="0" w:sz="4" w:val="single"/>
-          <w:right w:color="bfbfbf" w:space="0" w:sz="4" w:val="single"/>
-          <w:insideH w:color="bfbfbf" w:space="0" w:sz="4" w:val="single"/>
-          <w:insideV w:color="bfbfbf" w:space="0" w:sz="4" w:val="single"/>
+          <w:top w:val="single" w:sz="4" w:space="0" w:color="BFBFBF"/>
+          <w:left w:val="single" w:sz="4" w:space="0" w:color="BFBFBF"/>
+          <w:bottom w:val="single" w:sz="4" w:space="0" w:color="BFBFBF"/>
+          <w:right w:val="single" w:sz="4" w:space="0" w:color="BFBFBF"/>
+          <w:insideH w:val="single" w:sz="4" w:space="0" w:color="BFBFBF"/>
+          <w:insideV w:val="single" w:sz="4" w:space="0" w:color="BFBFBF"/>
         </w:tblBorders>
         <w:tblLayout w:type="fixed"/>
-        <w:tblLook w:val="0400"/>
+        <w:tblLook w:val="0400" w:firstRow="0" w:lastRow="0" w:firstColumn="0" w:lastColumn="0" w:noHBand="0" w:noVBand="1"/>
       </w:tblPr>
       <w:tblGrid>
         <w:gridCol w:w="9498"/>
-        <w:tblGridChange w:id="0">
-          <w:tblGrid>
-            <w:gridCol w:w="9498"/>
-          </w:tblGrid>
-        </w:tblGridChange>
       </w:tblGrid>
       <w:tr>
         <w:trPr>
-          <w:cantSplit w:val="0"/>
-          <w:trHeight w:val="440" w:hRule="atLeast"/>
-          <w:tblHeader w:val="0"/>
+          <w:trHeight w:val="440"/>
         </w:trPr>
         <w:tc>
           <w:tcPr>
+            <w:tcW w:w="9498" w:type="dxa"/>
             <w:vAlign w:val="center"/>
           </w:tcPr>
           <w:p>
             <w:pPr>
               <w:rPr>
-                <w:b w:val="1"/>
-                <w:bCs w:val="1"/>
-                <w:color w:val="1f3864"/>
+                <w:b/>
+                <w:bCs/>
+                <w:color w:val="1F3864"/>
                 <w:sz w:val="28"/>
                 <w:szCs w:val="28"/>
               </w:rPr>
             </w:pPr>
             <w:r>
               <w:rPr>
-                <w:b w:val="1"/>
-                <w:bCs w:val="1"/>
-                <w:color w:val="1f3864"/>
+                <w:b/>
+                <w:bCs/>
+                <w:color w:val="1F3864"/>
                 <w:sz w:val="28"/>
                 <w:szCs w:val="28"/>
-                <w:rtl w:val="0"/>
               </w:rPr>
               <w:t xml:space="preserve">3. Ajustes a partir del monitoreo </w:t>
             </w:r>
@@ -2359,70 +2367,38 @@
       </w:tr>
       <w:tr>
         <w:trPr>
-          <w:cantSplit w:val="0"/>
-          <w:trHeight w:val="800" w:hRule="atLeast"/>
-          <w:tblHeader w:val="0"/>
+          <w:trHeight w:val="800"/>
         </w:trPr>
         <w:tc>
           <w:tcPr>
-            <w:shd w:fill="d9e2f3" w:val="clear"/>
+            <w:tcW w:w="9498" w:type="dxa"/>
+            <w:shd w:val="clear" w:color="auto" w:fill="D9E2F3"/>
             <w:vAlign w:val="center"/>
           </w:tcPr>
           <w:p>
             <w:pPr>
-              <w:keepNext w:val="0"/>
-              <w:keepLines w:val="0"/>
-              <w:pageBreakBefore w:val="0"/>
-              <w:widowControl w:val="1"/>
               <w:pBdr>
-                <w:top w:space="0" w:sz="0" w:val="nil"/>
-                <w:left w:space="0" w:sz="0" w:val="nil"/>
-                <w:bottom w:space="0" w:sz="0" w:val="nil"/>
-                <w:right w:space="0" w:sz="0" w:val="nil"/>
-                <w:between w:space="0" w:sz="0" w:val="nil"/>
+                <w:top w:val="nil"/>
+                <w:left w:val="nil"/>
+                <w:bottom w:val="nil"/>
+                <w:right w:val="nil"/>
+                <w:between w:val="nil"/>
               </w:pBdr>
-              <w:shd w:fill="auto" w:val="clear"/>
               <w:tabs>
-                <w:tab w:val="center" w:leader="none" w:pos="4419"/>
-                <w:tab w:val="right" w:leader="none" w:pos="8838"/>
+                <w:tab w:val="center" w:pos="4419"/>
+                <w:tab w:val="right" w:pos="8838"/>
               </w:tabs>
-              <w:spacing w:after="0" w:before="0" w:line="240" w:lineRule="auto"/>
-              <w:ind w:left="0" w:right="0" w:firstLine="0"/>
+              <w:spacing w:after="0" w:line="240" w:lineRule="auto"/>
               <w:jc w:val="both"/>
               <w:rPr>
-                <w:rFonts w:ascii="Calibri" w:cs="Calibri" w:eastAsia="Calibri" w:hAnsi="Calibri"/>
-                <w:b w:val="0"/>
-                <w:bCs w:val="0"/>
-                <w:i w:val="0"/>
-                <w:iCs w:val="0"/>
-                <w:smallCaps w:val="0"/>
-                <w:strike w:val="0"/>
-                <w:color w:val="1f3864"/>
-                <w:sz w:val="22"/>
-                <w:szCs w:val="22"/>
-                <w:u w:val="none"/>
-                <w:shd w:fill="auto" w:val="clear"/>
-                <w:vertAlign w:val="baseline"/>
+                <w:color w:val="1F3864"/>
               </w:rPr>
             </w:pPr>
             <w:r>
               <w:rPr>
-                <w:rFonts w:ascii="Calibri" w:cs="Calibri" w:eastAsia="Calibri" w:hAnsi="Calibri"/>
-                <w:b w:val="0"/>
-                <w:bCs w:val="0"/>
-                <w:i w:val="0"/>
-                <w:iCs w:val="0"/>
-                <w:smallCaps w:val="0"/>
-                <w:strike w:val="0"/>
-                <w:color w:val="1f3864"/>
-                <w:sz w:val="22"/>
-                <w:szCs w:val="22"/>
-                <w:u w:val="none"/>
-                <w:shd w:fill="auto" w:val="clear"/>
-                <w:vertAlign w:val="baseline"/>
-                <w:rtl w:val="0"/>
-              </w:rPr>
-              <w:t xml:space="preserve">Profundiza en las observaciones de tu plan de trabajo. Analiza las actividades planificadas y señala qué aspectos facilitaron u obstaculizaron la ejecución del plan. Plantea cómo abordaste y/o abordarás los obstáculos. Por último, señala los ajustes que realizaste al plan de trabajo a partir de este análisis.</w:t>
+                <w:color w:val="1F3864"/>
+              </w:rPr>
+              <w:t>Profundiza en las observaciones de tu plan de trabajo. Analiza las actividades planificadas y señala qué aspectos facilitaron u obstaculizaron la ejecución del plan. Plantea cómo abordaste y/o abordarás los obstáculos. Por último, señala los ajustes que realizaste al plan de trabajo a partir de este análisis.</w:t>
             </w:r>
           </w:p>
         </w:tc>
@@ -2436,94 +2412,74 @@
           <w:szCs w:val="24"/>
         </w:rPr>
       </w:pPr>
-      <w:r>
-        <w:rPr>
-          <w:rtl w:val="0"/>
-        </w:rPr>
-      </w:r>
     </w:p>
     <w:tbl>
       <w:tblPr>
-        <w:tblStyle w:val="Table6"/>
-        <w:tblpPr w:leftFromText="180" w:rightFromText="180" w:topFromText="0" w:bottomFromText="0" w:vertAnchor="text" w:horzAnchor="text" w:tblpX="-572" w:tblpY="1"/>
-        <w:tblW w:w="9496.0" w:type="dxa"/>
-        <w:jc w:val="left"/>
+        <w:tblStyle w:val="a4"/>
+        <w:tblpPr w:leftFromText="180" w:rightFromText="180" w:vertAnchor="text" w:tblpX="-572" w:tblpY="1"/>
+        <w:tblW w:w="9496" w:type="dxa"/>
+        <w:tblInd w:w="0" w:type="dxa"/>
         <w:tblBorders>
-          <w:top w:color="bfbfbf" w:space="0" w:sz="4" w:val="single"/>
-          <w:left w:color="bfbfbf" w:space="0" w:sz="4" w:val="single"/>
-          <w:bottom w:color="bfbfbf" w:space="0" w:sz="4" w:val="single"/>
-          <w:right w:color="bfbfbf" w:space="0" w:sz="4" w:val="single"/>
-          <w:insideH w:color="bfbfbf" w:space="0" w:sz="4" w:val="single"/>
-          <w:insideV w:color="bfbfbf" w:space="0" w:sz="4" w:val="single"/>
+          <w:top w:val="single" w:sz="4" w:space="0" w:color="BFBFBF"/>
+          <w:left w:val="single" w:sz="4" w:space="0" w:color="BFBFBF"/>
+          <w:bottom w:val="single" w:sz="4" w:space="0" w:color="BFBFBF"/>
+          <w:right w:val="single" w:sz="4" w:space="0" w:color="BFBFBF"/>
+          <w:insideH w:val="single" w:sz="4" w:space="0" w:color="BFBFBF"/>
+          <w:insideV w:val="single" w:sz="4" w:space="0" w:color="BFBFBF"/>
         </w:tblBorders>
         <w:tblLayout w:type="fixed"/>
-        <w:tblLook w:val="0400"/>
+        <w:tblLook w:val="0400" w:firstRow="0" w:lastRow="0" w:firstColumn="0" w:lastColumn="0" w:noHBand="0" w:noVBand="1"/>
       </w:tblPr>
       <w:tblGrid>
         <w:gridCol w:w="9496"/>
-        <w:tblGridChange w:id="0">
-          <w:tblGrid>
-            <w:gridCol w:w="9496"/>
-          </w:tblGrid>
-        </w:tblGridChange>
       </w:tblGrid>
       <w:tr>
         <w:trPr>
-          <w:cantSplit w:val="0"/>
-          <w:trHeight w:val="1936" w:hRule="atLeast"/>
-          <w:tblHeader w:val="0"/>
+          <w:trHeight w:val="1936"/>
         </w:trPr>
         <w:tc>
           <w:tcPr>
+            <w:tcW w:w="9496" w:type="dxa"/>
             <w:vAlign w:val="center"/>
           </w:tcPr>
           <w:p>
             <w:pPr>
               <w:jc w:val="both"/>
               <w:rPr>
-                <w:rFonts w:ascii="Calibri" w:cs="Calibri" w:eastAsia="Calibri" w:hAnsi="Calibri"/>
-                <w:b w:val="1"/>
-                <w:bCs w:val="1"/>
-                <w:color w:val="1f3864"/>
+                <w:b/>
+                <w:bCs/>
+                <w:color w:val="1F3864"/>
               </w:rPr>
             </w:pPr>
             <w:r>
               <w:rPr>
-                <w:rFonts w:ascii="Calibri" w:cs="Calibri" w:eastAsia="Calibri" w:hAnsi="Calibri"/>
-                <w:color w:val="1f3864"/>
-                <w:rtl w:val="0"/>
-              </w:rPr>
-              <w:t xml:space="preserve">Factores que han facilitado y/o dificultado el desarrollo de mi plan de trabajo</w:t>
-            </w:r>
-            <w:r>
-              <w:rPr>
-                <w:rFonts w:ascii="Calibri" w:cs="Calibri" w:eastAsia="Calibri" w:hAnsi="Calibri"/>
-                <w:color w:val="548dd4"/>
-                <w:sz w:val="20"/>
-                <w:szCs w:val="20"/>
-                <w:rtl w:val="0"/>
+                <w:color w:val="1F3864"/>
+              </w:rPr>
+              <w:t>Factores que han facilitado y/o dificultado el desarrollo de mi plan de trabajo</w:t>
+            </w:r>
+            <w:r>
+              <w:rPr>
+                <w:color w:val="548DD4"/>
+                <w:sz w:val="20"/>
+                <w:szCs w:val="20"/>
               </w:rPr>
               <w:t xml:space="preserve">: </w:t>
             </w:r>
             <w:r>
               <w:rPr>
-                <w:rFonts w:ascii="Calibri" w:cs="Calibri" w:eastAsia="Calibri" w:hAnsi="Calibri"/>
-                <w:i w:val="1"/>
-                <w:iCs w:val="1"/>
-                <w:color w:val="548dd4"/>
-                <w:sz w:val="20"/>
-                <w:szCs w:val="20"/>
-                <w:rtl w:val="0"/>
+                <w:i/>
+                <w:iCs/>
+                <w:color w:val="548DD4"/>
+                <w:sz w:val="20"/>
+                <w:szCs w:val="20"/>
               </w:rPr>
               <w:t xml:space="preserve">Describe los factores que han facilitado y/o dificultado el desarrollo de tu Proyecto APT hasta ahora. En el caso de las dificultades debes describir qué acciones tomaste y/o tomarás para solucionarlas. </w:t>
             </w:r>
             <w:r>
               <w:rPr>
-                <w:rFonts w:ascii="Calibri" w:cs="Calibri" w:eastAsia="Calibri" w:hAnsi="Calibri"/>
-                <w:b w:val="1"/>
-                <w:bCs w:val="1"/>
-                <w:color w:val="1f3864"/>
-                <w:rtl w:val="0"/>
+                <w:b/>
+                <w:bCs/>
+                <w:color w:val="1F3864"/>
               </w:rPr>
               <w:t xml:space="preserve"> </w:t>
             </w:r>
@@ -2532,115 +2488,97 @@
             <w:pPr>
               <w:jc w:val="both"/>
               <w:rPr>
-                <w:b w:val="1"/>
-                <w:bCs w:val="1"/>
-                <w:color w:val="1f3864"/>
+                <w:b/>
+                <w:bCs/>
+                <w:color w:val="1F3864"/>
               </w:rPr>
             </w:pPr>
-            <w:r>
-              <w:rPr>
-                <w:rtl w:val="0"/>
-              </w:rPr>
-            </w:r>
           </w:p>
           <w:p>
             <w:pPr>
               <w:jc w:val="both"/>
               <w:rPr>
-                <w:b w:val="1"/>
-                <w:bCs w:val="1"/>
-                <w:color w:val="1f3864"/>
+                <w:b/>
+                <w:bCs/>
+                <w:color w:val="1F3864"/>
               </w:rPr>
             </w:pPr>
             <w:r>
               <w:rPr>
-                <w:b w:val="1"/>
-                <w:bCs w:val="1"/>
-                <w:color w:val="1f3864"/>
-                <w:rtl w:val="0"/>
-              </w:rPr>
-              <w:t xml:space="preserve">Facilitó la realización de nuestro plan de trabajo, nuestra correcta organización. Dividimos nuestras tareas según módulo(docente, soporte y administrador) lo que nos permitió avanzar simultáneamente en cada uno. Esto nos permitió avanzar progresivamente en cada módulo. Además de tener reuniones cada semana, donde conversamos nuestros avances y errores encontrados</w:t>
+                <w:b/>
+                <w:bCs/>
+                <w:color w:val="1F3864"/>
+              </w:rPr>
+              <w:t xml:space="preserve">Facilitó la realización de nuestro plan de trabajo, nuestra correcta organización. Dividimos nuestras tareas según </w:t>
+            </w:r>
+            <w:proofErr w:type="gramStart"/>
+            <w:r>
+              <w:rPr>
+                <w:b/>
+                <w:bCs/>
+                <w:color w:val="1F3864"/>
+              </w:rPr>
+              <w:t>módulo(</w:t>
+            </w:r>
+            <w:proofErr w:type="gramEnd"/>
+            <w:r>
+              <w:rPr>
+                <w:b/>
+                <w:bCs/>
+                <w:color w:val="1F3864"/>
+              </w:rPr>
+              <w:t>docente, soporte y administrador) lo que nos permitió avanzar simultáneamente en cada uno. Esto nos permitió avanzar progresivamente en cada módulo. Además de tener reuniones cada semana, donde conversamos nuestros avances y errores encontrados</w:t>
             </w:r>
           </w:p>
           <w:p>
             <w:pPr>
               <w:rPr>
-                <w:rFonts w:ascii="Calibri" w:cs="Calibri" w:eastAsia="Calibri" w:hAnsi="Calibri"/>
-                <w:color w:val="1f3864"/>
+                <w:color w:val="1F3864"/>
               </w:rPr>
             </w:pPr>
-            <w:r>
-              <w:rPr>
-                <w:rtl w:val="0"/>
-              </w:rPr>
-            </w:r>
           </w:p>
           <w:p>
             <w:pPr>
               <w:rPr>
-                <w:rFonts w:ascii="Calibri" w:cs="Calibri" w:eastAsia="Calibri" w:hAnsi="Calibri"/>
-                <w:color w:val="1f3864"/>
+                <w:color w:val="1F3864"/>
               </w:rPr>
             </w:pPr>
-            <w:r>
-              <w:rPr>
-                <w:rtl w:val="0"/>
-              </w:rPr>
-            </w:r>
           </w:p>
           <w:p>
             <w:pPr>
               <w:jc w:val="both"/>
               <w:rPr>
-                <w:rFonts w:ascii="Calibri" w:cs="Calibri" w:eastAsia="Calibri" w:hAnsi="Calibri"/>
-                <w:i w:val="1"/>
-                <w:iCs w:val="1"/>
-                <w:color w:val="548dd4"/>
+                <w:i/>
+                <w:iCs/>
+                <w:color w:val="548DD4"/>
                 <w:sz w:val="20"/>
                 <w:szCs w:val="20"/>
               </w:rPr>
             </w:pPr>
-            <w:r>
-              <w:rPr>
-                <w:rtl w:val="0"/>
-              </w:rPr>
-            </w:r>
           </w:p>
           <w:p>
             <w:pPr>
               <w:jc w:val="both"/>
               <w:rPr>
-                <w:rFonts w:ascii="Calibri" w:cs="Calibri" w:eastAsia="Calibri" w:hAnsi="Calibri"/>
-                <w:i w:val="1"/>
-                <w:iCs w:val="1"/>
-                <w:color w:val="548dd4"/>
+                <w:i/>
+                <w:iCs/>
+                <w:color w:val="548DD4"/>
                 <w:sz w:val="20"/>
                 <w:szCs w:val="20"/>
               </w:rPr>
             </w:pPr>
-            <w:r>
-              <w:rPr>
-                <w:rtl w:val="0"/>
-              </w:rPr>
-            </w:r>
           </w:p>
           <w:p>
             <w:pPr>
               <w:jc w:val="both"/>
               <w:rPr>
-                <w:rFonts w:ascii="Calibri" w:cs="Calibri" w:eastAsia="Calibri" w:hAnsi="Calibri"/>
-                <w:i w:val="1"/>
-                <w:iCs w:val="1"/>
-                <w:color w:val="548dd4"/>
+                <w:i/>
+                <w:iCs/>
+                <w:color w:val="548DD4"/>
                 <w:sz w:val="20"/>
                 <w:szCs w:val="20"/>
               </w:rPr>
             </w:pPr>
-            <w:r>
-              <w:rPr>
-                <w:rtl w:val="0"/>
-              </w:rPr>
-            </w:r>
           </w:p>
         </w:tc>
       </w:tr>
@@ -2653,114 +2591,88 @@
           <w:szCs w:val="24"/>
         </w:rPr>
       </w:pPr>
-      <w:r>
-        <w:rPr>
-          <w:rtl w:val="0"/>
-        </w:rPr>
-      </w:r>
     </w:p>
     <w:tbl>
       <w:tblPr>
-        <w:tblStyle w:val="Table7"/>
-        <w:tblpPr w:leftFromText="180" w:rightFromText="180" w:topFromText="0" w:bottomFromText="0" w:vertAnchor="text" w:horzAnchor="text" w:tblpX="-572" w:tblpY="107"/>
-        <w:tblW w:w="9493.0" w:type="dxa"/>
-        <w:jc w:val="left"/>
+        <w:tblStyle w:val="a5"/>
+        <w:tblpPr w:leftFromText="180" w:rightFromText="180" w:vertAnchor="text" w:tblpX="-572" w:tblpY="107"/>
+        <w:tblW w:w="9493" w:type="dxa"/>
+        <w:tblInd w:w="0" w:type="dxa"/>
         <w:tblBorders>
-          <w:top w:color="bfbfbf" w:space="0" w:sz="4" w:val="single"/>
-          <w:left w:color="bfbfbf" w:space="0" w:sz="4" w:val="single"/>
-          <w:bottom w:color="bfbfbf" w:space="0" w:sz="4" w:val="single"/>
-          <w:right w:color="bfbfbf" w:space="0" w:sz="4" w:val="single"/>
-          <w:insideH w:color="bfbfbf" w:space="0" w:sz="4" w:val="single"/>
-          <w:insideV w:color="bfbfbf" w:space="0" w:sz="4" w:val="single"/>
+          <w:top w:val="single" w:sz="4" w:space="0" w:color="BFBFBF"/>
+          <w:left w:val="single" w:sz="4" w:space="0" w:color="BFBFBF"/>
+          <w:bottom w:val="single" w:sz="4" w:space="0" w:color="BFBFBF"/>
+          <w:right w:val="single" w:sz="4" w:space="0" w:color="BFBFBF"/>
+          <w:insideH w:val="single" w:sz="4" w:space="0" w:color="BFBFBF"/>
+          <w:insideV w:val="single" w:sz="4" w:space="0" w:color="BFBFBF"/>
         </w:tblBorders>
         <w:tblLayout w:type="fixed"/>
-        <w:tblLook w:val="0400"/>
+        <w:tblLook w:val="0400" w:firstRow="0" w:lastRow="0" w:firstColumn="0" w:lastColumn="0" w:noHBand="0" w:noVBand="1"/>
       </w:tblPr>
       <w:tblGrid>
         <w:gridCol w:w="9493"/>
-        <w:tblGridChange w:id="0">
-          <w:tblGrid>
-            <w:gridCol w:w="9493"/>
-          </w:tblGrid>
-        </w:tblGridChange>
       </w:tblGrid>
       <w:tr>
         <w:trPr>
-          <w:cantSplit w:val="0"/>
-          <w:trHeight w:val="1936" w:hRule="atLeast"/>
-          <w:tblHeader w:val="0"/>
+          <w:trHeight w:val="1936"/>
         </w:trPr>
         <w:tc>
           <w:tcPr>
+            <w:tcW w:w="9493" w:type="dxa"/>
             <w:vAlign w:val="center"/>
           </w:tcPr>
           <w:p>
             <w:pPr>
               <w:jc w:val="both"/>
               <w:rPr>
-                <w:rFonts w:ascii="Calibri" w:cs="Calibri" w:eastAsia="Calibri" w:hAnsi="Calibri"/>
-                <w:i w:val="1"/>
-                <w:iCs w:val="1"/>
-                <w:color w:val="548dd4"/>
+                <w:i/>
+                <w:iCs/>
+                <w:color w:val="548DD4"/>
                 <w:sz w:val="20"/>
                 <w:szCs w:val="20"/>
               </w:rPr>
             </w:pPr>
             <w:r>
               <w:rPr>
-                <w:rFonts w:ascii="Calibri" w:cs="Calibri" w:eastAsia="Calibri" w:hAnsi="Calibri"/>
-                <w:color w:val="1f3864"/>
-                <w:rtl w:val="0"/>
+                <w:color w:val="1F3864"/>
               </w:rPr>
               <w:t xml:space="preserve">Actividades ajustadas o eliminadas: </w:t>
             </w:r>
             <w:r>
               <w:rPr>
-                <w:rFonts w:ascii="Calibri" w:cs="Calibri" w:eastAsia="Calibri" w:hAnsi="Calibri"/>
-                <w:i w:val="1"/>
-                <w:iCs w:val="1"/>
-                <w:color w:val="548dd4"/>
-                <w:sz w:val="20"/>
-                <w:szCs w:val="20"/>
-                <w:rtl w:val="0"/>
+                <w:i/>
+                <w:iCs/>
+                <w:color w:val="548DD4"/>
+                <w:sz w:val="20"/>
+                <w:szCs w:val="20"/>
               </w:rPr>
               <w:t xml:space="preserve">Señalar los ajustes que realizaste a tu plan de trabajo o actividades que eliminaste y, justifica por qué lo hiciste. </w:t>
             </w:r>
             <w:r>
-              <w:rPr>
-                <w:rtl w:val="0"/>
-              </w:rPr>
               <w:t xml:space="preserve"> </w:t>
             </w:r>
             <w:r>
               <w:rPr>
-                <w:rFonts w:ascii="Calibri" w:cs="Calibri" w:eastAsia="Calibri" w:hAnsi="Calibri"/>
-                <w:i w:val="1"/>
-                <w:iCs w:val="1"/>
-                <w:color w:val="548dd4"/>
-                <w:sz w:val="20"/>
-                <w:szCs w:val="20"/>
-                <w:rtl w:val="0"/>
-              </w:rPr>
-              <w:t xml:space="preserve">En el caso de que tu plan de trabajo no haya requerido ni requiera ajustes, justifica esta decisión a partir de los facilitadores que te han permitido desarrollarlo como fue planeado.</w:t>
+                <w:i/>
+                <w:iCs/>
+                <w:color w:val="548DD4"/>
+                <w:sz w:val="20"/>
+                <w:szCs w:val="20"/>
+              </w:rPr>
+              <w:t>En el caso de que tu plan de trabajo no haya requerido ni requiera ajustes, justifica esta decisión a partir de los facilitadores que te han permitido desarrollarlo como fue planeado.</w:t>
             </w:r>
           </w:p>
           <w:p>
             <w:pPr>
               <w:jc w:val="both"/>
               <w:rPr>
-                <w:i w:val="1"/>
-                <w:iCs w:val="1"/>
-                <w:color w:val="548dd4"/>
+                <w:i/>
+                <w:iCs/>
+                <w:color w:val="548DD4"/>
                 <w:sz w:val="20"/>
                 <w:szCs w:val="20"/>
               </w:rPr>
             </w:pPr>
-            <w:r>
-              <w:rPr>
-                <w:rtl w:val="0"/>
-              </w:rPr>
-            </w:r>
           </w:p>
           <w:p>
             <w:pPr>
@@ -2774,118 +2686,97 @@
               <w:rPr>
                 <w:sz w:val="20"/>
                 <w:szCs w:val="20"/>
-                <w:rtl w:val="0"/>
-              </w:rPr>
-              <w:t xml:space="preserve">Se eliminó una tarea de rastreo por proximidad del personal para las peticiones. Si bien esto se tomo en cuenta y nos habría gustado realizarlo, se consideró demasiado complicado como para lograrlo en el tiempo estipulado por la institución, por lo que no era factible</w:t>
+              </w:rPr>
+              <w:t xml:space="preserve">Se eliminó una tarea de rastreo por proximidad del personal para las peticiones. Si bien esto se </w:t>
+            </w:r>
+            <w:proofErr w:type="spellStart"/>
+            <w:r>
+              <w:rPr>
+                <w:sz w:val="20"/>
+                <w:szCs w:val="20"/>
+              </w:rPr>
+              <w:t>tomo</w:t>
+            </w:r>
+            <w:proofErr w:type="spellEnd"/>
+            <w:r>
+              <w:rPr>
+                <w:sz w:val="20"/>
+                <w:szCs w:val="20"/>
+              </w:rPr>
+              <w:t xml:space="preserve"> en cuenta y nos habría gustado realizarlo, se consideró demasiado complicado como para lograrlo en el tiempo estipulado por la institución, por lo que no era factible</w:t>
             </w:r>
           </w:p>
           <w:p>
             <w:pPr>
               <w:jc w:val="both"/>
               <w:rPr>
-                <w:rFonts w:ascii="Calibri" w:cs="Calibri" w:eastAsia="Calibri" w:hAnsi="Calibri"/>
-                <w:i w:val="1"/>
-                <w:iCs w:val="1"/>
-                <w:color w:val="c00000"/>
+                <w:i/>
+                <w:iCs/>
+                <w:color w:val="C00000"/>
                 <w:sz w:val="20"/>
                 <w:szCs w:val="20"/>
               </w:rPr>
             </w:pPr>
-            <w:r>
-              <w:rPr>
-                <w:rtl w:val="0"/>
-              </w:rPr>
-            </w:r>
           </w:p>
           <w:p>
             <w:pPr>
               <w:jc w:val="both"/>
               <w:rPr>
-                <w:rFonts w:ascii="Calibri" w:cs="Calibri" w:eastAsia="Calibri" w:hAnsi="Calibri"/>
-                <w:i w:val="1"/>
-                <w:iCs w:val="1"/>
-                <w:color w:val="548dd4"/>
+                <w:i/>
+                <w:iCs/>
+                <w:color w:val="548DD4"/>
                 <w:sz w:val="20"/>
                 <w:szCs w:val="20"/>
               </w:rPr>
             </w:pPr>
-            <w:r>
-              <w:rPr>
-                <w:rtl w:val="0"/>
-              </w:rPr>
-            </w:r>
           </w:p>
           <w:p>
             <w:pPr>
               <w:jc w:val="both"/>
               <w:rPr>
-                <w:rFonts w:ascii="Calibri" w:cs="Calibri" w:eastAsia="Calibri" w:hAnsi="Calibri"/>
-                <w:i w:val="1"/>
-                <w:iCs w:val="1"/>
-                <w:color w:val="548dd4"/>
+                <w:i/>
+                <w:iCs/>
+                <w:color w:val="548DD4"/>
                 <w:sz w:val="20"/>
                 <w:szCs w:val="20"/>
               </w:rPr>
             </w:pPr>
-            <w:r>
-              <w:rPr>
-                <w:rtl w:val="0"/>
-              </w:rPr>
-            </w:r>
           </w:p>
           <w:p>
             <w:pPr>
               <w:jc w:val="both"/>
               <w:rPr>
-                <w:rFonts w:ascii="Calibri" w:cs="Calibri" w:eastAsia="Calibri" w:hAnsi="Calibri"/>
-                <w:i w:val="1"/>
-                <w:iCs w:val="1"/>
-                <w:color w:val="548dd4"/>
+                <w:i/>
+                <w:iCs/>
+                <w:color w:val="548DD4"/>
                 <w:sz w:val="20"/>
                 <w:szCs w:val="20"/>
               </w:rPr>
             </w:pPr>
-            <w:r>
-              <w:rPr>
-                <w:rtl w:val="0"/>
-              </w:rPr>
-            </w:r>
           </w:p>
           <w:p>
             <w:pPr>
               <w:jc w:val="both"/>
               <w:rPr>
-                <w:rFonts w:ascii="Calibri" w:cs="Calibri" w:eastAsia="Calibri" w:hAnsi="Calibri"/>
-                <w:i w:val="1"/>
-                <w:iCs w:val="1"/>
-                <w:color w:val="548dd4"/>
+                <w:i/>
+                <w:iCs/>
+                <w:color w:val="548DD4"/>
                 <w:sz w:val="20"/>
                 <w:szCs w:val="20"/>
               </w:rPr>
             </w:pPr>
-            <w:r>
-              <w:rPr>
-                <w:rtl w:val="0"/>
-              </w:rPr>
-            </w:r>
           </w:p>
           <w:p>
             <w:pPr>
               <w:jc w:val="both"/>
               <w:rPr>
-                <w:rFonts w:ascii="Calibri" w:cs="Calibri" w:eastAsia="Calibri" w:hAnsi="Calibri"/>
-                <w:i w:val="1"/>
-                <w:iCs w:val="1"/>
-                <w:color w:val="548dd4"/>
+                <w:i/>
+                <w:iCs/>
+                <w:color w:val="548DD4"/>
                 <w:sz w:val="20"/>
                 <w:szCs w:val="20"/>
               </w:rPr>
             </w:pPr>
-            <w:r>
-              <w:rPr>
-                <w:rtl w:val="0"/>
-              </w:rPr>
-            </w:r>
           </w:p>
         </w:tc>
       </w:tr>
@@ -2895,156 +2786,143 @@
         <w:spacing w:after="0" w:line="240" w:lineRule="auto"/>
         <w:jc w:val="both"/>
         <w:rPr>
-          <w:rFonts w:ascii="Calibri" w:cs="Calibri" w:eastAsia="Calibri" w:hAnsi="Calibri"/>
-          <w:i w:val="1"/>
-          <w:iCs w:val="1"/>
-          <w:color w:val="548dd4"/>
+          <w:i/>
+          <w:iCs/>
+          <w:color w:val="548DD4"/>
           <w:sz w:val="20"/>
           <w:szCs w:val="20"/>
         </w:rPr>
       </w:pPr>
-      <w:r>
-        <w:rPr>
-          <w:rtl w:val="0"/>
-        </w:rPr>
-      </w:r>
     </w:p>
     <w:p>
       <w:pPr>
         <w:spacing w:after="0" w:line="240" w:lineRule="auto"/>
         <w:jc w:val="both"/>
         <w:rPr>
-          <w:rFonts w:ascii="Calibri" w:cs="Calibri" w:eastAsia="Calibri" w:hAnsi="Calibri"/>
-          <w:i w:val="1"/>
-          <w:iCs w:val="1"/>
-          <w:color w:val="548dd4"/>
+          <w:i/>
+          <w:iCs/>
+          <w:color w:val="548DD4"/>
           <w:sz w:val="20"/>
           <w:szCs w:val="20"/>
         </w:rPr>
       </w:pPr>
-      <w:r>
-        <w:rPr>
-          <w:rtl w:val="0"/>
-        </w:rPr>
-      </w:r>
     </w:p>
     <w:tbl>
       <w:tblPr>
-        <w:tblStyle w:val="Table8"/>
-        <w:tblW w:w="9498.0" w:type="dxa"/>
-        <w:jc w:val="left"/>
-        <w:tblInd w:w="-572.0" w:type="dxa"/>
+        <w:tblStyle w:val="a6"/>
+        <w:tblW w:w="9498" w:type="dxa"/>
+        <w:tblInd w:w="-572" w:type="dxa"/>
         <w:tblBorders>
-          <w:top w:color="bfbfbf" w:space="0" w:sz="4" w:val="single"/>
-          <w:left w:color="bfbfbf" w:space="0" w:sz="4" w:val="single"/>
-          <w:bottom w:color="bfbfbf" w:space="0" w:sz="4" w:val="single"/>
-          <w:right w:color="bfbfbf" w:space="0" w:sz="4" w:val="single"/>
-          <w:insideH w:color="bfbfbf" w:space="0" w:sz="4" w:val="single"/>
-          <w:insideV w:color="bfbfbf" w:space="0" w:sz="4" w:val="single"/>
+          <w:top w:val="single" w:sz="4" w:space="0" w:color="BFBFBF"/>
+          <w:left w:val="single" w:sz="4" w:space="0" w:color="BFBFBF"/>
+          <w:bottom w:val="single" w:sz="4" w:space="0" w:color="BFBFBF"/>
+          <w:right w:val="single" w:sz="4" w:space="0" w:color="BFBFBF"/>
+          <w:insideH w:val="single" w:sz="4" w:space="0" w:color="BFBFBF"/>
+          <w:insideV w:val="single" w:sz="4" w:space="0" w:color="BFBFBF"/>
         </w:tblBorders>
         <w:tblLayout w:type="fixed"/>
-        <w:tblLook w:val="0400"/>
+        <w:tblLook w:val="0400" w:firstRow="0" w:lastRow="0" w:firstColumn="0" w:lastColumn="0" w:noHBand="0" w:noVBand="1"/>
       </w:tblPr>
       <w:tblGrid>
         <w:gridCol w:w="9498"/>
-        <w:tblGridChange w:id="0">
-          <w:tblGrid>
-            <w:gridCol w:w="9498"/>
-          </w:tblGrid>
-        </w:tblGridChange>
       </w:tblGrid>
       <w:tr>
         <w:trPr>
-          <w:cantSplit w:val="0"/>
-          <w:trHeight w:val="1966" w:hRule="atLeast"/>
-          <w:tblHeader w:val="0"/>
+          <w:trHeight w:val="1966"/>
         </w:trPr>
         <w:tc>
           <w:tcPr>
+            <w:tcW w:w="9498" w:type="dxa"/>
             <w:vAlign w:val="center"/>
           </w:tcPr>
           <w:p>
             <w:pPr>
               <w:jc w:val="both"/>
               <w:rPr>
-                <w:rFonts w:ascii="Calibri" w:cs="Calibri" w:eastAsia="Calibri" w:hAnsi="Calibri"/>
-                <w:i w:val="1"/>
-                <w:iCs w:val="1"/>
-                <w:color w:val="548dd4"/>
+                <w:i/>
+                <w:iCs/>
+                <w:color w:val="548DD4"/>
                 <w:sz w:val="20"/>
                 <w:szCs w:val="20"/>
               </w:rPr>
             </w:pPr>
             <w:r>
               <w:rPr>
-                <w:rFonts w:ascii="Calibri" w:cs="Calibri" w:eastAsia="Calibri" w:hAnsi="Calibri"/>
-                <w:color w:val="1f3864"/>
-                <w:rtl w:val="0"/>
-              </w:rPr>
-              <w:t xml:space="preserve">Actividades que no has iniciado o están retrasadas:</w:t>
-            </w:r>
-            <w:r>
-              <w:rPr>
-                <w:rFonts w:ascii="Calibri" w:cs="Calibri" w:eastAsia="Calibri" w:hAnsi="Calibri"/>
-                <w:i w:val="1"/>
-                <w:iCs w:val="1"/>
-                <w:color w:val="548dd4"/>
-                <w:sz w:val="20"/>
-                <w:szCs w:val="20"/>
-                <w:rtl w:val="0"/>
+                <w:color w:val="1F3864"/>
+              </w:rPr>
+              <w:t>Actividades que no has iniciado o están retrasadas:</w:t>
+            </w:r>
+            <w:r>
+              <w:rPr>
+                <w:i/>
+                <w:iCs/>
+                <w:color w:val="548DD4"/>
+                <w:sz w:val="20"/>
+                <w:szCs w:val="20"/>
               </w:rPr>
               <w:t xml:space="preserve"> En caso de que </w:t>
             </w:r>
             <w:r>
               <w:rPr>
-                <w:rFonts w:ascii="Calibri" w:cs="Calibri" w:eastAsia="Calibri" w:hAnsi="Calibri"/>
-                <w:b w:val="1"/>
-                <w:bCs w:val="1"/>
-                <w:i w:val="1"/>
-                <w:iCs w:val="1"/>
-                <w:color w:val="548dd4"/>
-                <w:sz w:val="20"/>
-                <w:szCs w:val="20"/>
-                <w:rtl w:val="0"/>
-              </w:rPr>
-              <w:t xml:space="preserve">no hayas iniciado actividades o estén retrasadas</w:t>
-            </w:r>
-            <w:r>
-              <w:rPr>
-                <w:rFonts w:ascii="Calibri" w:cs="Calibri" w:eastAsia="Calibri" w:hAnsi="Calibri"/>
-                <w:i w:val="1"/>
-                <w:iCs w:val="1"/>
-                <w:color w:val="548dd4"/>
-                <w:sz w:val="20"/>
-                <w:szCs w:val="20"/>
-                <w:rtl w:val="0"/>
-              </w:rPr>
-              <w:t xml:space="preserve"> de acuerdo a tu planificación, señala los motivos por los que no has podido cumplir dichos plazos y qué estrategias utilizarás para avanzar en dichas actividades y no afectar tu proyecto APT. </w:t>
+                <w:b/>
+                <w:bCs/>
+                <w:i/>
+                <w:iCs/>
+                <w:color w:val="548DD4"/>
+                <w:sz w:val="20"/>
+                <w:szCs w:val="20"/>
+              </w:rPr>
+              <w:t>no hayas iniciado actividades o estén retrasadas</w:t>
+            </w:r>
+            <w:r>
+              <w:rPr>
+                <w:i/>
+                <w:iCs/>
+                <w:color w:val="548DD4"/>
+                <w:sz w:val="20"/>
+                <w:szCs w:val="20"/>
+              </w:rPr>
+              <w:t xml:space="preserve"> </w:t>
+            </w:r>
+            <w:proofErr w:type="gramStart"/>
+            <w:r>
+              <w:rPr>
+                <w:i/>
+                <w:iCs/>
+                <w:color w:val="548DD4"/>
+                <w:sz w:val="20"/>
+                <w:szCs w:val="20"/>
+              </w:rPr>
+              <w:t>de acuerdo a</w:t>
+            </w:r>
+            <w:proofErr w:type="gramEnd"/>
+            <w:r>
+              <w:rPr>
+                <w:i/>
+                <w:iCs/>
+                <w:color w:val="548DD4"/>
+                <w:sz w:val="20"/>
+                <w:szCs w:val="20"/>
+              </w:rPr>
+              <w:t xml:space="preserve"> tu planificación, señala los motivos por los que no has podido cumplir dichos plazos y qué estrategias utilizarás para avanzar en dichas actividades y no afectar tu proyecto APT. </w:t>
             </w:r>
           </w:p>
           <w:p>
             <w:pPr>
               <w:jc w:val="both"/>
               <w:rPr>
-                <w:rFonts w:ascii="Calibri" w:cs="Calibri" w:eastAsia="Calibri" w:hAnsi="Calibri"/>
-                <w:i w:val="1"/>
-                <w:iCs w:val="1"/>
-                <w:color w:val="548dd4"/>
+                <w:i/>
+                <w:iCs/>
+                <w:color w:val="548DD4"/>
                 <w:sz w:val="20"/>
                 <w:szCs w:val="20"/>
               </w:rPr>
             </w:pPr>
-            <w:r>
-              <w:rPr>
-                <w:rtl w:val="0"/>
-              </w:rPr>
-            </w:r>
           </w:p>
           <w:p>
             <w:pPr>
               <w:jc w:val="both"/>
               <w:rPr>
-                <w:rFonts w:ascii="Calibri" w:cs="Calibri" w:eastAsia="Calibri" w:hAnsi="Calibri"/>
                 <w:sz w:val="20"/>
                 <w:szCs w:val="20"/>
               </w:rPr>
@@ -3053,105 +2931,117 @@
               <w:rPr>
                 <w:sz w:val="20"/>
                 <w:szCs w:val="20"/>
-                <w:rtl w:val="0"/>
-              </w:rPr>
-              <w:t xml:space="preserve">No hemos realizado una fase de testing, exhaustiva. Si bien hemos probado las funcionalidades, no hemos realizado pruebas de seguridad, unitarias de integración, etc, propiamente tal. Planeamos la realización de un plan de pruebas para tener la fase de testing preparada y lista para su realización. Esto nos permitirá avanzar en dichas actividades</w:t>
-            </w:r>
-            <w:r>
-              <w:rPr>
-                <w:rtl w:val="0"/>
-              </w:rPr>
+              </w:rPr>
+              <w:t xml:space="preserve">No hemos realizado una fase de </w:t>
+            </w:r>
+            <w:proofErr w:type="spellStart"/>
+            <w:r>
+              <w:rPr>
+                <w:sz w:val="20"/>
+                <w:szCs w:val="20"/>
+              </w:rPr>
+              <w:t>testing</w:t>
+            </w:r>
+            <w:proofErr w:type="spellEnd"/>
+            <w:r>
+              <w:rPr>
+                <w:sz w:val="20"/>
+                <w:szCs w:val="20"/>
+              </w:rPr>
+              <w:t xml:space="preserve">, exhaustiva. Si bien hemos probado las funcionalidades, no hemos realizado pruebas de seguridad, unitarias de integración, </w:t>
+            </w:r>
+            <w:proofErr w:type="spellStart"/>
+            <w:r>
+              <w:rPr>
+                <w:sz w:val="20"/>
+                <w:szCs w:val="20"/>
+              </w:rPr>
+              <w:t>etc</w:t>
+            </w:r>
+            <w:proofErr w:type="spellEnd"/>
+            <w:r>
+              <w:rPr>
+                <w:sz w:val="20"/>
+                <w:szCs w:val="20"/>
+              </w:rPr>
+              <w:t xml:space="preserve">, propiamente tal. Planeamos la realización de un plan de pruebas para tener la fase de </w:t>
+            </w:r>
+            <w:proofErr w:type="spellStart"/>
+            <w:r>
+              <w:rPr>
+                <w:sz w:val="20"/>
+                <w:szCs w:val="20"/>
+              </w:rPr>
+              <w:t>testing</w:t>
+            </w:r>
+            <w:proofErr w:type="spellEnd"/>
+            <w:r>
+              <w:rPr>
+                <w:sz w:val="20"/>
+                <w:szCs w:val="20"/>
+              </w:rPr>
+              <w:t xml:space="preserve"> preparada y lista para su realización. Esto nos permitirá avanzar en dichas actividades</w:t>
             </w:r>
           </w:p>
           <w:p>
             <w:pPr>
               <w:jc w:val="both"/>
               <w:rPr>
-                <w:rFonts w:ascii="Calibri" w:cs="Calibri" w:eastAsia="Calibri" w:hAnsi="Calibri"/>
-                <w:i w:val="1"/>
-                <w:iCs w:val="1"/>
-                <w:color w:val="548dd4"/>
+                <w:i/>
+                <w:iCs/>
+                <w:color w:val="548DD4"/>
                 <w:sz w:val="20"/>
                 <w:szCs w:val="20"/>
               </w:rPr>
             </w:pPr>
-            <w:r>
-              <w:rPr>
-                <w:rtl w:val="0"/>
-              </w:rPr>
-            </w:r>
           </w:p>
           <w:p>
             <w:pPr>
               <w:jc w:val="both"/>
               <w:rPr>
-                <w:rFonts w:ascii="Calibri" w:cs="Calibri" w:eastAsia="Calibri" w:hAnsi="Calibri"/>
-                <w:i w:val="1"/>
-                <w:iCs w:val="1"/>
-                <w:color w:val="548dd4"/>
+                <w:i/>
+                <w:iCs/>
+                <w:color w:val="548DD4"/>
                 <w:sz w:val="20"/>
                 <w:szCs w:val="20"/>
               </w:rPr>
             </w:pPr>
-            <w:r>
-              <w:rPr>
-                <w:rtl w:val="0"/>
-              </w:rPr>
-            </w:r>
           </w:p>
           <w:p>
             <w:pPr>
               <w:jc w:val="both"/>
               <w:rPr>
-                <w:rFonts w:ascii="Calibri" w:cs="Calibri" w:eastAsia="Calibri" w:hAnsi="Calibri"/>
-                <w:i w:val="1"/>
-                <w:iCs w:val="1"/>
-                <w:color w:val="548dd4"/>
+                <w:i/>
+                <w:iCs/>
+                <w:color w:val="548DD4"/>
                 <w:sz w:val="20"/>
                 <w:szCs w:val="20"/>
               </w:rPr>
             </w:pPr>
-            <w:r>
-              <w:rPr>
-                <w:rtl w:val="0"/>
-              </w:rPr>
-            </w:r>
           </w:p>
           <w:p>
             <w:pPr>
               <w:jc w:val="both"/>
               <w:rPr>
-                <w:rFonts w:ascii="Calibri" w:cs="Calibri" w:eastAsia="Calibri" w:hAnsi="Calibri"/>
-                <w:i w:val="1"/>
-                <w:iCs w:val="1"/>
-                <w:color w:val="548dd4"/>
+                <w:i/>
+                <w:iCs/>
+                <w:color w:val="548DD4"/>
                 <w:sz w:val="20"/>
                 <w:szCs w:val="20"/>
               </w:rPr>
             </w:pPr>
-            <w:r>
-              <w:rPr>
-                <w:rtl w:val="0"/>
-              </w:rPr>
-            </w:r>
           </w:p>
           <w:p>
             <w:pPr>
               <w:jc w:val="both"/>
               <w:rPr>
-                <w:rFonts w:ascii="Calibri" w:cs="Calibri" w:eastAsia="Calibri" w:hAnsi="Calibri"/>
-                <w:i w:val="1"/>
-                <w:iCs w:val="1"/>
-                <w:color w:val="548dd4"/>
+                <w:i/>
+                <w:iCs/>
+                <w:color w:val="548DD4"/>
                 <w:sz w:val="20"/>
                 <w:szCs w:val="20"/>
               </w:rPr>
             </w:pPr>
-            <w:r>
-              <w:rPr>
-                <w:rtl w:val="0"/>
-              </w:rPr>
-            </w:r>
           </w:p>
         </w:tc>
       </w:tr>
@@ -3159,27 +3049,67 @@
     <w:p>
       <w:pPr>
         <w:jc w:val="both"/>
-        <w:rPr/>
       </w:pPr>
-      <w:r>
-        <w:rPr>
-          <w:rtl w:val="0"/>
-        </w:rPr>
-      </w:r>
     </w:p>
     <w:sectPr>
-      <w:headerReference r:id="rId9" w:type="default"/>
-      <w:pgSz w:h="16838" w:w="11906" w:orient="portrait"/>
-      <w:pgMar w:bottom="1417" w:top="1417" w:left="1701" w:right="1701" w:header="708" w:footer="708"/>
+      <w:headerReference w:type="default" r:id="rId10"/>
+      <w:pgSz w:w="11906" w:h="16838"/>
+      <w:pgMar w:top="1417" w:right="1701" w:bottom="1417" w:left="1701" w:header="708" w:footer="708" w:gutter="0"/>
       <w:pgNumType w:start="1"/>
+      <w:cols w:space="720"/>
     </w:sectPr>
   </w:body>
 </w:document>
 </file>
 
+<file path=word/endnotes.xml><?xml version="1.0" encoding="utf-8"?>
+<w:endnotes xmlns:wpc="http://schemas.microsoft.com/office/word/2010/wordprocessingCanvas" xmlns:cx="http://schemas.microsoft.com/office/drawing/2014/chartex" xmlns:cx1="http://schemas.microsoft.com/office/drawing/2015/9/8/chartex" xmlns:cx2="http://schemas.microsoft.com/office/drawing/2015/10/21/chartex" xmlns:cx3="http://schemas.microsoft.com/office/drawing/2016/5/9/chartex" xmlns:cx4="http://schemas.microsoft.com/office/drawing/2016/5/10/chartex" xmlns:cx5="http://schemas.microsoft.com/office/drawing/2016/5/11/chartex" xmlns:cx6="http://schemas.microsoft.com/office/drawing/2016/5/12/chartex" xmlns:cx7="http://schemas.microsoft.com/office/drawing/2016/5/13/chartex" xmlns:cx8="http://schemas.microsoft.com/office/drawing/2016/5/14/chartex" xmlns:mc="http://schemas.openxmlformats.org/markup-compatibility/2006" xmlns:aink="http://schemas.microsoft.com/office/drawing/2016/ink" xmlns:am3d="http://schemas.microsoft.com/office/drawing/2017/model3d" xmlns:o="urn:schemas-microsoft-com:office:office" xmlns:oel="http://schemas.microsoft.com/office/2019/extlst" xmlns:r="http://schemas.openxmlformats.org/officeDocument/2006/relationships" xmlns:m="http://schemas.openxmlformats.org/officeDocument/2006/math" xmlns:v="urn:schemas-microsoft-com:vml" xmlns:wp14="http://schemas.microsoft.com/office/word/2010/wordprocessingDrawing" xmlns:wp="http://schemas.openxmlformats.org/drawingml/2006/wordprocessingDrawing" xmlns:w10="urn:schemas-microsoft-com:office:word" xmlns:w="http://schemas.openxmlformats.org/wordprocessingml/2006/main" xmlns:w14="http://schemas.microsoft.com/office/word/2010/wordml" xmlns:w15="http://schemas.microsoft.com/office/word/2012/wordml" xmlns:w16cex="http://schemas.microsoft.com/office/word/2018/wordml/cex" xmlns:w16cid="http://schemas.microsoft.com/office/word/2016/wordml/cid" xmlns:w16="http://schemas.microsoft.com/office/word/2018/wordml" xmlns:w16du="http://schemas.microsoft.com/office/word/2023/wordml/word16du" xmlns:w16sdtdh="http://schemas.microsoft.com/office/word/2020/wordml/sdtdatahash" xmlns:w16sdtfl="http://schemas.microsoft.com/office/word/2024/wordml/sdtformatlock" xmlns:w16se="http://schemas.microsoft.com/office/word/2015/wordml/symex" xmlns:wpg="http://schemas.microsoft.com/office/word/2010/wordprocessingGroup" xmlns:wpi="http://schemas.microsoft.com/office/word/2010/wordprocessingInk" xmlns:wne="http://schemas.microsoft.com/office/word/2006/wordml" xmlns:wps="http://schemas.microsoft.com/office/word/2010/wordprocessingShape" mc:Ignorable="w14 w15 w16se w16cid w16 w16cex w16sdtdh w16sdtfl w16du wp14">
+  <w:endnote w:type="separator" w:id="-1">
+    <w:p>
+      <w:pPr>
+        <w:spacing w:after="0" w:line="240" w:lineRule="auto"/>
+      </w:pPr>
+      <w:r>
+        <w:separator/>
+      </w:r>
+    </w:p>
+  </w:endnote>
+  <w:endnote w:type="continuationSeparator" w:id="0">
+    <w:p>
+      <w:pPr>
+        <w:spacing w:after="0" w:line="240" w:lineRule="auto"/>
+      </w:pPr>
+      <w:r>
+        <w:continuationSeparator/>
+      </w:r>
+    </w:p>
+  </w:endnote>
+</w:endnotes>
+</file>
+
 <file path=word/footnotes.xml><?xml version="1.0" encoding="utf-8"?>
-<w:footnotes xmlns:mc="http://schemas.openxmlformats.org/markup-compatibility/2006" xmlns:o="urn:schemas-microsoft-com:office:office" xmlns:r="http://schemas.openxmlformats.org/officeDocument/2006/relationships" xmlns:m="http://schemas.openxmlformats.org/officeDocument/2006/math" xmlns:v="urn:schemas-microsoft-com:vml" xmlns:wp="http://schemas.openxmlformats.org/drawingml/2006/wordprocessingDrawing" xmlns:w10="urn:schemas-microsoft-com:office:word" xmlns:w="http://schemas.openxmlformats.org/wordprocessingml/2006/main" xmlns:wne="http://schemas.microsoft.com/office/word/2006/wordml" xmlns:sl="http://schemas.openxmlformats.org/schemaLibrary/2006/main" xmlns:a="http://schemas.openxmlformats.org/drawingml/2006/main" xmlns:pic="http://schemas.openxmlformats.org/drawingml/2006/picture" xmlns:c="http://schemas.openxmlformats.org/drawingml/2006/chart" xmlns:lc="http://schemas.openxmlformats.org/drawingml/2006/lockedCanvas" xmlns:dgm="http://schemas.openxmlformats.org/drawingml/2006/diagram" xmlns:wps="http://schemas.microsoft.com/office/word/2010/wordprocessingShape" xmlns:wpg="http://schemas.microsoft.com/office/word/2010/wordprocessingGroup" xmlns:w14="http://schemas.microsoft.com/office/word/2010/wordml" xmlns:w15="http://schemas.microsoft.com/office/word/2012/wordml" xmlns:w16="http://schemas.microsoft.com/office/word/2018/wordml" xmlns:w16cex="http://schemas.microsoft.com/office/word/2018/wordml/cex" xmlns:w16cid="http://schemas.microsoft.com/office/word/2016/wordml/cid" xmlns="http://schemas.microsoft.com/office/tasks/2019/documenttasks" xmlns:cr="http://schemas.microsoft.com/office/comments/2020/reactions">
-  <w:footnote w:id="0">
+<w:footnotes xmlns:wpc="http://schemas.microsoft.com/office/word/2010/wordprocessingCanvas" xmlns:cx="http://schemas.microsoft.com/office/drawing/2014/chartex" xmlns:cx1="http://schemas.microsoft.com/office/drawing/2015/9/8/chartex" xmlns:cx2="http://schemas.microsoft.com/office/drawing/2015/10/21/chartex" xmlns:cx3="http://schemas.microsoft.com/office/drawing/2016/5/9/chartex" xmlns:cx4="http://schemas.microsoft.com/office/drawing/2016/5/10/chartex" xmlns:cx5="http://schemas.microsoft.com/office/drawing/2016/5/11/chartex" xmlns:cx6="http://schemas.microsoft.com/office/drawing/2016/5/12/chartex" xmlns:cx7="http://schemas.microsoft.com/office/drawing/2016/5/13/chartex" xmlns:cx8="http://schemas.microsoft.com/office/drawing/2016/5/14/chartex" xmlns:mc="http://schemas.openxmlformats.org/markup-compatibility/2006" xmlns:aink="http://schemas.microsoft.com/office/drawing/2016/ink" xmlns:am3d="http://schemas.microsoft.com/office/drawing/2017/model3d" xmlns:o="urn:schemas-microsoft-com:office:office" xmlns:oel="http://schemas.microsoft.com/office/2019/extlst" xmlns:r="http://schemas.openxmlformats.org/officeDocument/2006/relationships" xmlns:m="http://schemas.openxmlformats.org/officeDocument/2006/math" xmlns:v="urn:schemas-microsoft-com:vml" xmlns:wp14="http://schemas.microsoft.com/office/word/2010/wordprocessingDrawing" xmlns:wp="http://schemas.openxmlformats.org/drawingml/2006/wordprocessingDrawing" xmlns:w10="urn:schemas-microsoft-com:office:word" xmlns:w="http://schemas.openxmlformats.org/wordprocessingml/2006/main" xmlns:w14="http://schemas.microsoft.com/office/word/2010/wordml" xmlns:w15="http://schemas.microsoft.com/office/word/2012/wordml" xmlns:w16cex="http://schemas.microsoft.com/office/word/2018/wordml/cex" xmlns:w16cid="http://schemas.microsoft.com/office/word/2016/wordml/cid" xmlns:w16="http://schemas.microsoft.com/office/word/2018/wordml" xmlns:w16du="http://schemas.microsoft.com/office/word/2023/wordml/word16du" xmlns:w16sdtdh="http://schemas.microsoft.com/office/word/2020/wordml/sdtdatahash" xmlns:w16sdtfl="http://schemas.microsoft.com/office/word/2024/wordml/sdtformatlock" xmlns:w16se="http://schemas.microsoft.com/office/word/2015/wordml/symex" xmlns:wpg="http://schemas.microsoft.com/office/word/2010/wordprocessingGroup" xmlns:wpi="http://schemas.microsoft.com/office/word/2010/wordprocessingInk" xmlns:wne="http://schemas.microsoft.com/office/word/2006/wordml" xmlns:wps="http://schemas.microsoft.com/office/word/2010/wordprocessingShape" mc:Ignorable="w14 w15 w16se w16cid w16 w16cex w16sdtdh w16sdtfl w16du wp14">
+  <w:footnote w:type="separator" w:id="-1">
+    <w:p>
+      <w:pPr>
+        <w:spacing w:after="0" w:line="240" w:lineRule="auto"/>
+      </w:pPr>
+      <w:r>
+        <w:separator/>
+      </w:r>
+    </w:p>
+  </w:footnote>
+  <w:footnote w:type="continuationSeparator" w:id="0">
+    <w:p>
+      <w:pPr>
+        <w:spacing w:after="0" w:line="240" w:lineRule="auto"/>
+      </w:pPr>
+      <w:r>
+        <w:continuationSeparator/>
+      </w:r>
+    </w:p>
+  </w:footnote>
+  <w:footnote w:id="1">
     <w:p>
       <w:pPr>
         <w:spacing w:after="0" w:line="240" w:lineRule="auto"/>
@@ -3191,7 +3121,6 @@
       </w:pPr>
       <w:r>
         <w:rPr>
-          <w:rStyle w:val="FootnoteReference"/>
           <w:vertAlign w:val="superscript"/>
         </w:rPr>
         <w:footnoteRef/>
@@ -3201,7 +3130,6 @@
           <w:color w:val="595959"/>
           <w:sz w:val="20"/>
           <w:szCs w:val="20"/>
-          <w:rtl w:val="0"/>
         </w:rPr>
         <w:t xml:space="preserve"> En caso de que el Proyecto APT sea grupal, en esta columna deben indicar el nombre de los responsables de cada tarea o actividad. Esto posteriormente permitirá diferenciar la evaluación por cada integrante.</w:t>
       </w:r>
@@ -3211,176 +3139,149 @@
 </file>
 
 <file path=word/header1.xml><?xml version="1.0" encoding="utf-8"?>
-<w:hdr xmlns:mc="http://schemas.openxmlformats.org/markup-compatibility/2006" xmlns:o="urn:schemas-microsoft-com:office:office" xmlns:r="http://schemas.openxmlformats.org/officeDocument/2006/relationships" xmlns:m="http://schemas.openxmlformats.org/officeDocument/2006/math" xmlns:v="urn:schemas-microsoft-com:vml" xmlns:wp="http://schemas.openxmlformats.org/drawingml/2006/wordprocessingDrawing" xmlns:w10="urn:schemas-microsoft-com:office:word" xmlns:w="http://schemas.openxmlformats.org/wordprocessingml/2006/main" xmlns:wne="http://schemas.microsoft.com/office/word/2006/wordml" xmlns:sl="http://schemas.openxmlformats.org/schemaLibrary/2006/main" xmlns:a="http://schemas.openxmlformats.org/drawingml/2006/main" xmlns:pic="http://schemas.openxmlformats.org/drawingml/2006/picture" xmlns:c="http://schemas.openxmlformats.org/drawingml/2006/chart" xmlns:lc="http://schemas.openxmlformats.org/drawingml/2006/lockedCanvas" xmlns:dgm="http://schemas.openxmlformats.org/drawingml/2006/diagram" xmlns:wps="http://schemas.microsoft.com/office/word/2010/wordprocessingShape" xmlns:wpg="http://schemas.microsoft.com/office/word/2010/wordprocessingGroup" xmlns:w14="http://schemas.microsoft.com/office/word/2010/wordml" xmlns:w15="http://schemas.microsoft.com/office/word/2012/wordml" xmlns:w16="http://schemas.microsoft.com/office/word/2018/wordml" xmlns:w16cex="http://schemas.microsoft.com/office/word/2018/wordml/cex" xmlns:w16cid="http://schemas.microsoft.com/office/word/2016/wordml/cid" xmlns="http://schemas.microsoft.com/office/tasks/2019/documenttasks" xmlns:cr="http://schemas.microsoft.com/office/comments/2020/reactions">
+<w:hdr xmlns:wpc="http://schemas.microsoft.com/office/word/2010/wordprocessingCanvas" xmlns:cx="http://schemas.microsoft.com/office/drawing/2014/chartex" xmlns:cx1="http://schemas.microsoft.com/office/drawing/2015/9/8/chartex" xmlns:cx2="http://schemas.microsoft.com/office/drawing/2015/10/21/chartex" xmlns:cx3="http://schemas.microsoft.com/office/drawing/2016/5/9/chartex" xmlns:cx4="http://schemas.microsoft.com/office/drawing/2016/5/10/chartex" xmlns:cx5="http://schemas.microsoft.com/office/drawing/2016/5/11/chartex" xmlns:cx6="http://schemas.microsoft.com/office/drawing/2016/5/12/chartex" xmlns:cx7="http://schemas.microsoft.com/office/drawing/2016/5/13/chartex" xmlns:cx8="http://schemas.microsoft.com/office/drawing/2016/5/14/chartex" xmlns:mc="http://schemas.openxmlformats.org/markup-compatibility/2006" xmlns:aink="http://schemas.microsoft.com/office/drawing/2016/ink" xmlns:am3d="http://schemas.microsoft.com/office/drawing/2017/model3d" xmlns:o="urn:schemas-microsoft-com:office:office" xmlns:oel="http://schemas.microsoft.com/office/2019/extlst" xmlns:r="http://schemas.openxmlformats.org/officeDocument/2006/relationships" xmlns:m="http://schemas.openxmlformats.org/officeDocument/2006/math" xmlns:v="urn:schemas-microsoft-com:vml" xmlns:wp14="http://schemas.microsoft.com/office/word/2010/wordprocessingDrawing" xmlns:wp="http://schemas.openxmlformats.org/drawingml/2006/wordprocessingDrawing" xmlns:w10="urn:schemas-microsoft-com:office:word" xmlns:w="http://schemas.openxmlformats.org/wordprocessingml/2006/main" xmlns:w14="http://schemas.microsoft.com/office/word/2010/wordml" xmlns:w15="http://schemas.microsoft.com/office/word/2012/wordml" xmlns:w16cex="http://schemas.microsoft.com/office/word/2018/wordml/cex" xmlns:w16cid="http://schemas.microsoft.com/office/word/2016/wordml/cid" xmlns:w16="http://schemas.microsoft.com/office/word/2018/wordml" xmlns:w16du="http://schemas.microsoft.com/office/word/2023/wordml/word16du" xmlns:w16sdtdh="http://schemas.microsoft.com/office/word/2020/wordml/sdtdatahash" xmlns:w16sdtfl="http://schemas.microsoft.com/office/word/2024/wordml/sdtformatlock" xmlns:w16se="http://schemas.microsoft.com/office/word/2015/wordml/symex" xmlns:wpg="http://schemas.microsoft.com/office/word/2010/wordprocessingGroup" xmlns:wpi="http://schemas.microsoft.com/office/word/2010/wordprocessingInk" xmlns:wne="http://schemas.microsoft.com/office/word/2006/wordml" xmlns:wps="http://schemas.microsoft.com/office/word/2010/wordprocessingShape" mc:Ignorable="w14 w15 w16se w16cid w16 w16cex w16sdtdh w16sdtfl w16du wp14">
   <w:p>
     <w:pPr>
-      <w:keepNext w:val="0"/>
-      <w:keepLines w:val="0"/>
-      <w:pageBreakBefore w:val="0"/>
       <w:widowControl w:val="0"/>
       <w:pBdr>
-        <w:top w:space="0" w:sz="0" w:val="nil"/>
-        <w:left w:space="0" w:sz="0" w:val="nil"/>
-        <w:bottom w:space="0" w:sz="0" w:val="nil"/>
-        <w:right w:space="0" w:sz="0" w:val="nil"/>
-        <w:between w:space="0" w:sz="0" w:val="nil"/>
+        <w:top w:val="nil"/>
+        <w:left w:val="nil"/>
+        <w:bottom w:val="nil"/>
+        <w:right w:val="nil"/>
+        <w:between w:val="nil"/>
       </w:pBdr>
-      <w:shd w:fill="auto" w:val="clear"/>
-      <w:spacing w:after="0" w:before="0" w:line="276" w:lineRule="auto"/>
-      <w:ind w:left="0" w:right="0" w:firstLine="0"/>
-      <w:jc w:val="left"/>
+      <w:spacing w:after="0" w:line="276" w:lineRule="auto"/>
       <w:rPr>
-        <w:rFonts w:ascii="Calibri" w:cs="Calibri" w:eastAsia="Calibri" w:hAnsi="Calibri"/>
-        <w:b w:val="0"/>
-        <w:bCs w:val="0"/>
-        <w:i w:val="0"/>
-        <w:iCs w:val="0"/>
-        <w:smallCaps w:val="0"/>
-        <w:strike w:val="0"/>
         <w:color w:val="595959"/>
         <w:sz w:val="20"/>
         <w:szCs w:val="20"/>
-        <w:u w:val="none"/>
-        <w:shd w:fill="auto" w:val="clear"/>
-        <w:vertAlign w:val="baseline"/>
       </w:rPr>
     </w:pPr>
-    <w:r>
-      <w:rPr>
-        <w:rtl w:val="0"/>
-      </w:rPr>
-    </w:r>
   </w:p>
   <w:tbl>
     <w:tblPr>
-      <w:tblStyle w:val="Table9"/>
-      <w:tblW w:w="10170.0" w:type="dxa"/>
-      <w:jc w:val="left"/>
-      <w:tblInd w:w="-709.0" w:type="dxa"/>
+      <w:tblStyle w:val="a7"/>
+      <w:tblW w:w="10170" w:type="dxa"/>
+      <w:tblInd w:w="-709" w:type="dxa"/>
       <w:tblBorders>
-        <w:top w:color="000000" w:space="0" w:sz="4" w:val="single"/>
-        <w:left w:color="000000" w:space="0" w:sz="4" w:val="single"/>
-        <w:bottom w:color="000000" w:space="0" w:sz="4" w:val="single"/>
-        <w:right w:color="000000" w:space="0" w:sz="4" w:val="single"/>
-        <w:insideH w:color="000000" w:space="0" w:sz="4" w:val="single"/>
-        <w:insideV w:color="000000" w:space="0" w:sz="4" w:val="single"/>
+        <w:top w:val="single" w:sz="4" w:space="0" w:color="000000"/>
+        <w:left w:val="single" w:sz="4" w:space="0" w:color="000000"/>
+        <w:bottom w:val="single" w:sz="4" w:space="0" w:color="000000"/>
+        <w:right w:val="single" w:sz="4" w:space="0" w:color="000000"/>
+        <w:insideH w:val="single" w:sz="4" w:space="0" w:color="000000"/>
+        <w:insideV w:val="single" w:sz="4" w:space="0" w:color="000000"/>
       </w:tblBorders>
       <w:tblLayout w:type="fixed"/>
-      <w:tblLook w:val="0400"/>
+      <w:tblLook w:val="0400" w:firstRow="0" w:lastRow="0" w:firstColumn="0" w:lastColumn="0" w:noHBand="0" w:noVBand="1"/>
     </w:tblPr>
     <w:tblGrid>
       <w:gridCol w:w="5954"/>
       <w:gridCol w:w="4216"/>
-      <w:tblGridChange w:id="0">
-        <w:tblGrid>
-          <w:gridCol w:w="5954"/>
-          <w:gridCol w:w="4216"/>
-        </w:tblGrid>
-      </w:tblGridChange>
     </w:tblGrid>
     <w:tr>
       <w:trPr>
-        <w:cantSplit w:val="0"/>
-        <w:trHeight w:val="697" w:hRule="atLeast"/>
-        <w:tblHeader w:val="0"/>
+        <w:trHeight w:val="697"/>
       </w:trPr>
       <w:tc>
         <w:tcPr>
+          <w:tcW w:w="5954" w:type="dxa"/>
           <w:tcBorders>
-            <w:top w:color="000000" w:space="0" w:sz="0" w:val="nil"/>
-            <w:left w:color="000000" w:space="0" w:sz="0" w:val="nil"/>
-            <w:bottom w:color="000000" w:space="0" w:sz="0" w:val="nil"/>
-            <w:right w:color="000000" w:space="0" w:sz="0" w:val="nil"/>
+            <w:top w:val="nil"/>
+            <w:left w:val="nil"/>
+            <w:bottom w:val="nil"/>
+            <w:right w:val="nil"/>
           </w:tcBorders>
         </w:tcPr>
         <w:p>
           <w:pPr>
-            <w:spacing w:after="0" w:lineRule="auto"/>
+            <w:spacing w:after="0"/>
             <w:rPr>
-              <w:rFonts w:ascii="Century Gothic" w:cs="Century Gothic" w:eastAsia="Century Gothic" w:hAnsi="Century Gothic"/>
-              <w:b w:val="1"/>
-              <w:bCs w:val="1"/>
-              <w:color w:val="1d2763"/>
+              <w:rFonts w:ascii="Century Gothic" w:eastAsia="Century Gothic" w:hAnsi="Century Gothic" w:cs="Century Gothic"/>
+              <w:b/>
+              <w:bCs/>
+              <w:color w:val="1D2763"/>
               <w:sz w:val="24"/>
               <w:szCs w:val="24"/>
             </w:rPr>
           </w:pPr>
           <w:r>
             <w:rPr>
-              <w:rFonts w:ascii="Century Gothic" w:cs="Century Gothic" w:eastAsia="Century Gothic" w:hAnsi="Century Gothic"/>
-              <w:b w:val="1"/>
-              <w:bCs w:val="1"/>
-              <w:color w:val="1d2763"/>
+              <w:rFonts w:ascii="Century Gothic" w:eastAsia="Century Gothic" w:hAnsi="Century Gothic" w:cs="Century Gothic"/>
+              <w:b/>
+              <w:bCs/>
+              <w:color w:val="1D2763"/>
               <w:sz w:val="24"/>
               <w:szCs w:val="24"/>
-              <w:rtl w:val="0"/>
             </w:rPr>
             <w:t xml:space="preserve">Guía Estudiante - Desarrollo Proyecto APT </w:t>
           </w:r>
         </w:p>
         <w:p>
           <w:pPr>
-            <w:spacing w:after="0" w:lineRule="auto"/>
+            <w:spacing w:after="0"/>
             <w:rPr>
-              <w:rFonts w:ascii="Century Gothic" w:cs="Century Gothic" w:eastAsia="Century Gothic" w:hAnsi="Century Gothic"/>
-              <w:b w:val="1"/>
-              <w:bCs w:val="1"/>
-              <w:color w:val="1d2763"/>
+              <w:rFonts w:ascii="Century Gothic" w:eastAsia="Century Gothic" w:hAnsi="Century Gothic" w:cs="Century Gothic"/>
+              <w:b/>
+              <w:bCs/>
+              <w:color w:val="1D2763"/>
               <w:sz w:val="24"/>
               <w:szCs w:val="24"/>
             </w:rPr>
           </w:pPr>
           <w:r>
             <w:rPr>
-              <w:rFonts w:ascii="Century Gothic" w:cs="Century Gothic" w:eastAsia="Century Gothic" w:hAnsi="Century Gothic"/>
-              <w:b w:val="1"/>
-              <w:bCs w:val="1"/>
-              <w:color w:val="1d2763"/>
+              <w:rFonts w:ascii="Century Gothic" w:eastAsia="Century Gothic" w:hAnsi="Century Gothic" w:cs="Century Gothic"/>
+              <w:b/>
+              <w:bCs/>
+              <w:color w:val="1D2763"/>
               <w:sz w:val="24"/>
               <w:szCs w:val="24"/>
-              <w:rtl w:val="0"/>
             </w:rPr>
-            <w:t xml:space="preserve">Fase 2</w:t>
+            <w:t>Fase 2</w:t>
           </w:r>
         </w:p>
       </w:tc>
       <w:tc>
         <w:tcPr>
+          <w:tcW w:w="4216" w:type="dxa"/>
           <w:tcBorders>
-            <w:top w:color="000000" w:space="0" w:sz="0" w:val="nil"/>
-            <w:left w:color="000000" w:space="0" w:sz="0" w:val="nil"/>
-            <w:bottom w:color="000000" w:space="0" w:sz="0" w:val="nil"/>
-            <w:right w:color="000000" w:space="0" w:sz="0" w:val="nil"/>
+            <w:top w:val="nil"/>
+            <w:left w:val="nil"/>
+            <w:bottom w:val="nil"/>
+            <w:right w:val="nil"/>
           </w:tcBorders>
         </w:tcPr>
         <w:p>
           <w:pPr>
             <w:jc w:val="center"/>
             <w:rPr>
-              <w:rFonts w:ascii="Century Gothic" w:cs="Century Gothic" w:eastAsia="Century Gothic" w:hAnsi="Century Gothic"/>
-              <w:b w:val="1"/>
-              <w:bCs w:val="1"/>
+              <w:rFonts w:ascii="Century Gothic" w:eastAsia="Century Gothic" w:hAnsi="Century Gothic" w:cs="Century Gothic"/>
+              <w:b/>
+              <w:bCs/>
               <w:sz w:val="30"/>
               <w:szCs w:val="30"/>
             </w:rPr>
           </w:pPr>
           <w:r>
-            <w:rPr/>
+            <w:rPr>
+              <w:noProof/>
+            </w:rPr>
             <w:drawing>
-              <wp:inline distB="0" distT="0" distL="0" distR="0">
+              <wp:inline distT="0" distB="0" distL="0" distR="0" wp14:anchorId="2671AFE9" wp14:editId="72764D84">
                 <wp:extent cx="1996440" cy="428625"/>
-                <wp:effectExtent b="0" l="0" r="0" t="0"/>
-                <wp:docPr descr="http://www.duoc.cl/normasgraficas/normasgraficas/marca-duoc/6logo-fondo-transparente/fondo-transparente.png" id="29" name="image1.png"/>
-                <a:graphic>
+                <wp:effectExtent l="0" t="0" r="0" b="0"/>
+                <wp:docPr id="29" name="image1.png" descr="http://www.duoc.cl/normasgraficas/normasgraficas/marca-duoc/6logo-fondo-transparente/fondo-transparente.png"/>
+                <wp:cNvGraphicFramePr/>
+                <a:graphic xmlns:a="http://schemas.openxmlformats.org/drawingml/2006/main">
                   <a:graphicData uri="http://schemas.openxmlformats.org/drawingml/2006/picture">
-                    <pic:pic>
+                    <pic:pic xmlns:pic="http://schemas.openxmlformats.org/drawingml/2006/picture">
                       <pic:nvPicPr>
-                        <pic:cNvPr descr="http://www.duoc.cl/normasgraficas/normasgraficas/marca-duoc/6logo-fondo-transparente/fondo-transparente.png" id="0" name="image1.png"/>
+                        <pic:cNvPr id="0" name="image1.png" descr="http://www.duoc.cl/normasgraficas/normasgraficas/marca-duoc/6logo-fondo-transparente/fondo-transparente.png"/>
                         <pic:cNvPicPr preferRelativeResize="0"/>
                       </pic:nvPicPr>
                       <pic:blipFill>
                         <a:blip r:embed="rId1"/>
-                        <a:srcRect b="0" l="0" r="0" t="0"/>
+                        <a:srcRect/>
                         <a:stretch>
                           <a:fillRect/>
                         </a:stretch>
@@ -3390,7 +3291,9 @@
                           <a:off x="0" y="0"/>
                           <a:ext cx="1996440" cy="428625"/>
                         </a:xfrm>
-                        <a:prstGeom prst="rect"/>
+                        <a:prstGeom prst="rect">
+                          <a:avLst/>
+                        </a:prstGeom>
                         <a:ln/>
                       </pic:spPr>
                     </pic:pic>
@@ -3399,64 +3302,38 @@
               </wp:inline>
             </w:drawing>
           </w:r>
-          <w:r>
-            <w:rPr>
-              <w:rtl w:val="0"/>
-            </w:rPr>
-          </w:r>
         </w:p>
       </w:tc>
     </w:tr>
   </w:tbl>
   <w:p>
     <w:pPr>
-      <w:keepNext w:val="0"/>
-      <w:keepLines w:val="0"/>
-      <w:pageBreakBefore w:val="0"/>
-      <w:widowControl w:val="1"/>
       <w:pBdr>
-        <w:top w:space="0" w:sz="0" w:val="nil"/>
-        <w:left w:space="0" w:sz="0" w:val="nil"/>
-        <w:bottom w:space="0" w:sz="0" w:val="nil"/>
-        <w:right w:space="0" w:sz="0" w:val="nil"/>
-        <w:between w:space="0" w:sz="0" w:val="nil"/>
+        <w:top w:val="nil"/>
+        <w:left w:val="nil"/>
+        <w:bottom w:val="nil"/>
+        <w:right w:val="nil"/>
+        <w:between w:val="nil"/>
       </w:pBdr>
-      <w:shd w:fill="auto" w:val="clear"/>
       <w:tabs>
-        <w:tab w:val="center" w:leader="none" w:pos="4419"/>
-        <w:tab w:val="right" w:leader="none" w:pos="8838"/>
+        <w:tab w:val="center" w:pos="4419"/>
+        <w:tab w:val="right" w:pos="8838"/>
       </w:tabs>
-      <w:spacing w:after="0" w:before="0" w:line="240" w:lineRule="auto"/>
-      <w:ind w:left="0" w:right="0" w:firstLine="0"/>
-      <w:jc w:val="left"/>
+      <w:spacing w:after="0" w:line="240" w:lineRule="auto"/>
       <w:rPr>
-        <w:rFonts w:ascii="Calibri" w:cs="Calibri" w:eastAsia="Calibri" w:hAnsi="Calibri"/>
-        <w:b w:val="0"/>
-        <w:bCs w:val="0"/>
-        <w:i w:val="0"/>
-        <w:iCs w:val="0"/>
-        <w:smallCaps w:val="0"/>
-        <w:strike w:val="0"/>
         <w:color w:val="000000"/>
-        <w:sz w:val="22"/>
-        <w:szCs w:val="22"/>
-        <w:u w:val="none"/>
-        <w:shd w:fill="auto" w:val="clear"/>
-        <w:vertAlign w:val="baseline"/>
       </w:rPr>
     </w:pPr>
-    <w:r>
-      <w:rPr>
-        <w:rtl w:val="0"/>
-      </w:rPr>
-    </w:r>
   </w:p>
 </w:hdr>
 </file>
 
 <file path=word/numbering.xml><?xml version="1.0" encoding="utf-8"?>
-<w:numbering xmlns:mc="http://schemas.openxmlformats.org/markup-compatibility/2006" xmlns:o="urn:schemas-microsoft-com:office:office" xmlns:r="http://schemas.openxmlformats.org/officeDocument/2006/relationships" xmlns:m="http://schemas.openxmlformats.org/officeDocument/2006/math" xmlns:v="urn:schemas-microsoft-com:vml" xmlns:wp="http://schemas.openxmlformats.org/drawingml/2006/wordprocessingDrawing" xmlns:w10="urn:schemas-microsoft-com:office:word" xmlns:w="http://schemas.openxmlformats.org/wordprocessingml/2006/main" xmlns:wne="http://schemas.microsoft.com/office/word/2006/wordml" xmlns:sl="http://schemas.openxmlformats.org/schemaLibrary/2006/main" xmlns:a="http://schemas.openxmlformats.org/drawingml/2006/main" xmlns:pic="http://schemas.openxmlformats.org/drawingml/2006/picture" xmlns:c="http://schemas.openxmlformats.org/drawingml/2006/chart" xmlns:lc="http://schemas.openxmlformats.org/drawingml/2006/lockedCanvas" xmlns:dgm="http://schemas.openxmlformats.org/drawingml/2006/diagram" xmlns:wps="http://schemas.microsoft.com/office/word/2010/wordprocessingShape" xmlns:wpg="http://schemas.microsoft.com/office/word/2010/wordprocessingGroup" xmlns:w14="http://schemas.microsoft.com/office/word/2010/wordml" xmlns:w15="http://schemas.microsoft.com/office/word/2012/wordml" xmlns:w16="http://schemas.microsoft.com/office/word/2018/wordml" xmlns:w16cex="http://schemas.microsoft.com/office/word/2018/wordml/cex" xmlns:w16cid="http://schemas.microsoft.com/office/word/2016/wordml/cid" xmlns="http://schemas.microsoft.com/office/tasks/2019/documenttasks" xmlns:cr="http://schemas.microsoft.com/office/comments/2020/reactions">
-  <w:abstractNum w:abstractNumId="1">
+<w:numbering xmlns:wpc="http://schemas.microsoft.com/office/word/2010/wordprocessingCanvas" xmlns:cx="http://schemas.microsoft.com/office/drawing/2014/chartex" xmlns:cx1="http://schemas.microsoft.com/office/drawing/2015/9/8/chartex" xmlns:cx2="http://schemas.microsoft.com/office/drawing/2015/10/21/chartex" xmlns:cx3="http://schemas.microsoft.com/office/drawing/2016/5/9/chartex" xmlns:cx4="http://schemas.microsoft.com/office/drawing/2016/5/10/chartex" xmlns:cx5="http://schemas.microsoft.com/office/drawing/2016/5/11/chartex" xmlns:cx6="http://schemas.microsoft.com/office/drawing/2016/5/12/chartex" xmlns:cx7="http://schemas.microsoft.com/office/drawing/2016/5/13/chartex" xmlns:cx8="http://schemas.microsoft.com/office/drawing/2016/5/14/chartex" xmlns:mc="http://schemas.openxmlformats.org/markup-compatibility/2006" xmlns:aink="http://schemas.microsoft.com/office/drawing/2016/ink" xmlns:am3d="http://schemas.microsoft.com/office/drawing/2017/model3d" xmlns:o="urn:schemas-microsoft-com:office:office" xmlns:oel="http://schemas.microsoft.com/office/2019/extlst" xmlns:r="http://schemas.openxmlformats.org/officeDocument/2006/relationships" xmlns:m="http://schemas.openxmlformats.org/officeDocument/2006/math" xmlns:v="urn:schemas-microsoft-com:vml" xmlns:wp14="http://schemas.microsoft.com/office/word/2010/wordprocessingDrawing" xmlns:wp="http://schemas.openxmlformats.org/drawingml/2006/wordprocessingDrawing" xmlns:w10="urn:schemas-microsoft-com:office:word" xmlns:w="http://schemas.openxmlformats.org/wordprocessingml/2006/main" xmlns:w14="http://schemas.microsoft.com/office/word/2010/wordml" xmlns:w15="http://schemas.microsoft.com/office/word/2012/wordml" xmlns:w16cex="http://schemas.microsoft.com/office/word/2018/wordml/cex" xmlns:w16cid="http://schemas.microsoft.com/office/word/2016/wordml/cid" xmlns:w16="http://schemas.microsoft.com/office/word/2018/wordml" xmlns:w16du="http://schemas.microsoft.com/office/word/2023/wordml/word16du" xmlns:w16sdtdh="http://schemas.microsoft.com/office/word/2020/wordml/sdtdatahash" xmlns:w16sdtfl="http://schemas.microsoft.com/office/word/2024/wordml/sdtformatlock" xmlns:w16se="http://schemas.microsoft.com/office/word/2015/wordml/symex" xmlns:wpg="http://schemas.microsoft.com/office/word/2010/wordprocessingGroup" xmlns:wpi="http://schemas.microsoft.com/office/word/2010/wordprocessingInk" xmlns:wne="http://schemas.microsoft.com/office/word/2006/wordml" xmlns:wps="http://schemas.microsoft.com/office/word/2010/wordprocessingShape" mc:Ignorable="w14 w15 w16se w16cid w16 w16cex w16sdtdh w16sdtfl w16du wp14">
+  <w:abstractNum w:abstractNumId="0" w15:restartNumberingAfterBreak="0">
+    <w:nsid w:val="2EE0760C"/>
+    <w:multiLevelType w:val="multilevel"/>
+    <w:tmpl w:val="51C20438"/>
     <w:lvl w:ilvl="0">
       <w:start w:val="1"/>
       <w:numFmt w:val="bullet"/>
@@ -3566,21 +3443,21 @@
       </w:rPr>
     </w:lvl>
   </w:abstractNum>
-  <w:num w:numId="1">
-    <w:abstractNumId w:val="1"/>
+  <w:num w:numId="1" w16cid:durableId="1861116312">
+    <w:abstractNumId w:val="0"/>
   </w:num>
 </w:numbering>
 </file>
 
 <file path=word/styles.xml><?xml version="1.0" encoding="utf-8"?>
-<w:styles xmlns:mc="http://schemas.openxmlformats.org/markup-compatibility/2006" xmlns:o="urn:schemas-microsoft-com:office:office" xmlns:r="http://schemas.openxmlformats.org/officeDocument/2006/relationships" xmlns:m="http://schemas.openxmlformats.org/officeDocument/2006/math" xmlns:v="urn:schemas-microsoft-com:vml" xmlns:wp="http://schemas.openxmlformats.org/drawingml/2006/wordprocessingDrawing" xmlns:w10="urn:schemas-microsoft-com:office:word" xmlns:w="http://schemas.openxmlformats.org/wordprocessingml/2006/main" xmlns:wne="http://schemas.microsoft.com/office/word/2006/wordml" xmlns:sl="http://schemas.openxmlformats.org/schemaLibrary/2006/main" xmlns:a="http://schemas.openxmlformats.org/drawingml/2006/main" xmlns:pic="http://schemas.openxmlformats.org/drawingml/2006/picture" xmlns:c="http://schemas.openxmlformats.org/drawingml/2006/chart" xmlns:lc="http://schemas.openxmlformats.org/drawingml/2006/lockedCanvas" xmlns:dgm="http://schemas.openxmlformats.org/drawingml/2006/diagram" xmlns:wps="http://schemas.microsoft.com/office/word/2010/wordprocessingShape" xmlns:wpg="http://schemas.microsoft.com/office/word/2010/wordprocessingGroup" xmlns:w14="http://schemas.microsoft.com/office/word/2010/wordml" xmlns:w15="http://schemas.microsoft.com/office/word/2012/wordml" xmlns:w16="http://schemas.microsoft.com/office/word/2018/wordml" xmlns:w16cex="http://schemas.microsoft.com/office/word/2018/wordml/cex" xmlns:w16cid="http://schemas.microsoft.com/office/word/2016/wordml/cid" xmlns="http://schemas.microsoft.com/office/tasks/2019/documenttasks" xmlns:cr="http://schemas.microsoft.com/office/comments/2020/reactions">
+<w:styles xmlns:mc="http://schemas.openxmlformats.org/markup-compatibility/2006" xmlns:r="http://schemas.openxmlformats.org/officeDocument/2006/relationships" xmlns:w="http://schemas.openxmlformats.org/wordprocessingml/2006/main" xmlns:w14="http://schemas.microsoft.com/office/word/2010/wordml" xmlns:w15="http://schemas.microsoft.com/office/word/2012/wordml" xmlns:w16cex="http://schemas.microsoft.com/office/word/2018/wordml/cex" xmlns:w16cid="http://schemas.microsoft.com/office/word/2016/wordml/cid" xmlns:w16="http://schemas.microsoft.com/office/word/2018/wordml" xmlns:w16du="http://schemas.microsoft.com/office/word/2023/wordml/word16du" xmlns:w16sdtdh="http://schemas.microsoft.com/office/word/2020/wordml/sdtdatahash" xmlns:w16sdtfl="http://schemas.microsoft.com/office/word/2024/wordml/sdtformatlock" xmlns:w16se="http://schemas.microsoft.com/office/word/2015/wordml/symex" mc:Ignorable="w14 w15 w16se w16cid w16 w16cex w16sdtdh w16sdtfl w16du">
   <w:docDefaults>
     <w:rPrDefault>
       <w:rPr>
-        <w:rFonts w:ascii="Calibri" w:cs="Calibri" w:eastAsia="Calibri" w:hAnsi="Calibri"/>
+        <w:rFonts w:ascii="Calibri" w:eastAsia="Calibri" w:hAnsi="Calibri" w:cs="Calibri"/>
         <w:sz w:val="22"/>
         <w:szCs w:val="22"/>
-        <w:lang w:val="es-CL"/>
+        <w:lang w:val="es-CL" w:eastAsia="ja-JP" w:bidi="ar-SA"/>
       </w:rPr>
     </w:rPrDefault>
     <w:pPrDefault>
@@ -3589,174 +3466,572 @@
       </w:pPr>
     </w:pPrDefault>
   </w:docDefaults>
-  <w:style w:type="table" w:styleId="TableNormal" w:default="1">
-    <w:name w:val="TableNormal"/>
-    <w:tblPr>
-      <w:tblCellMar>
-        <w:top w:w="100.0" w:type="dxa"/>
-        <w:left w:w="100.0" w:type="dxa"/>
-        <w:bottom w:w="100.0" w:type="dxa"/>
-        <w:right w:w="100.0" w:type="dxa"/>
-      </w:tblCellMar>
-    </w:tblPr>
+  <w:latentStyles w:defLockedState="0" w:defUIPriority="99" w:defSemiHidden="0" w:defUnhideWhenUsed="0" w:defQFormat="0" w:count="376">
+    <w:lsdException w:name="Normal" w:uiPriority="0" w:qFormat="1"/>
+    <w:lsdException w:name="heading 1" w:uiPriority="9" w:qFormat="1"/>
+    <w:lsdException w:name="heading 2" w:semiHidden="1" w:uiPriority="9" w:unhideWhenUsed="1" w:qFormat="1"/>
+    <w:lsdException w:name="heading 3" w:semiHidden="1" w:uiPriority="9" w:unhideWhenUsed="1" w:qFormat="1"/>
+    <w:lsdException w:name="heading 4" w:semiHidden="1" w:uiPriority="9" w:unhideWhenUsed="1" w:qFormat="1"/>
+    <w:lsdException w:name="heading 5" w:semiHidden="1" w:uiPriority="9" w:unhideWhenUsed="1" w:qFormat="1"/>
+    <w:lsdException w:name="heading 6" w:semiHidden="1" w:uiPriority="9" w:unhideWhenUsed="1" w:qFormat="1"/>
+    <w:lsdException w:name="heading 7" w:semiHidden="1" w:uiPriority="9" w:unhideWhenUsed="1" w:qFormat="1"/>
+    <w:lsdException w:name="heading 8" w:semiHidden="1" w:uiPriority="9" w:unhideWhenUsed="1" w:qFormat="1"/>
+    <w:lsdException w:name="heading 9" w:semiHidden="1" w:uiPriority="9" w:unhideWhenUsed="1" w:qFormat="1"/>
+    <w:lsdException w:name="index 1" w:semiHidden="1" w:unhideWhenUsed="1"/>
+    <w:lsdException w:name="index 2" w:semiHidden="1" w:unhideWhenUsed="1"/>
+    <w:lsdException w:name="index 3" w:semiHidden="1" w:unhideWhenUsed="1"/>
+    <w:lsdException w:name="index 4" w:semiHidden="1" w:unhideWhenUsed="1"/>
+    <w:lsdException w:name="index 5" w:semiHidden="1" w:unhideWhenUsed="1"/>
+    <w:lsdException w:name="index 6" w:semiHidden="1" w:unhideWhenUsed="1"/>
+    <w:lsdException w:name="index 7" w:semiHidden="1" w:unhideWhenUsed="1"/>
+    <w:lsdException w:name="index 8" w:semiHidden="1" w:unhideWhenUsed="1"/>
+    <w:lsdException w:name="index 9" w:semiHidden="1" w:unhideWhenUsed="1"/>
+    <w:lsdException w:name="toc 1" w:semiHidden="1" w:uiPriority="39" w:unhideWhenUsed="1"/>
+    <w:lsdException w:name="toc 2" w:semiHidden="1" w:uiPriority="39" w:unhideWhenUsed="1"/>
+    <w:lsdException w:name="toc 3" w:semiHidden="1" w:uiPriority="39" w:unhideWhenUsed="1"/>
+    <w:lsdException w:name="toc 4" w:semiHidden="1" w:uiPriority="39" w:unhideWhenUsed="1"/>
+    <w:lsdException w:name="toc 5" w:semiHidden="1" w:uiPriority="39" w:unhideWhenUsed="1"/>
+    <w:lsdException w:name="toc 6" w:semiHidden="1" w:uiPriority="39" w:unhideWhenUsed="1"/>
+    <w:lsdException w:name="toc 7" w:semiHidden="1" w:uiPriority="39" w:unhideWhenUsed="1"/>
+    <w:lsdException w:name="toc 8" w:semiHidden="1" w:uiPriority="39" w:unhideWhenUsed="1"/>
+    <w:lsdException w:name="toc 9" w:semiHidden="1" w:uiPriority="39" w:unhideWhenUsed="1"/>
+    <w:lsdException w:name="Normal Indent" w:semiHidden="1" w:unhideWhenUsed="1"/>
+    <w:lsdException w:name="footnote text" w:semiHidden="1" w:unhideWhenUsed="1"/>
+    <w:lsdException w:name="annotation text" w:semiHidden="1" w:unhideWhenUsed="1"/>
+    <w:lsdException w:name="header" w:semiHidden="1" w:unhideWhenUsed="1"/>
+    <w:lsdException w:name="footer" w:semiHidden="1" w:unhideWhenUsed="1"/>
+    <w:lsdException w:name="index heading" w:semiHidden="1" w:unhideWhenUsed="1"/>
+    <w:lsdException w:name="caption" w:semiHidden="1" w:uiPriority="35" w:unhideWhenUsed="1" w:qFormat="1"/>
+    <w:lsdException w:name="table of figures" w:semiHidden="1" w:unhideWhenUsed="1"/>
+    <w:lsdException w:name="envelope address" w:semiHidden="1" w:unhideWhenUsed="1"/>
+    <w:lsdException w:name="envelope return" w:semiHidden="1" w:unhideWhenUsed="1"/>
+    <w:lsdException w:name="footnote reference" w:semiHidden="1" w:unhideWhenUsed="1"/>
+    <w:lsdException w:name="annotation reference" w:semiHidden="1" w:unhideWhenUsed="1"/>
+    <w:lsdException w:name="line number" w:semiHidden="1" w:unhideWhenUsed="1"/>
+    <w:lsdException w:name="page number" w:semiHidden="1" w:unhideWhenUsed="1"/>
+    <w:lsdException w:name="endnote reference" w:semiHidden="1" w:unhideWhenUsed="1"/>
+    <w:lsdException w:name="endnote text" w:semiHidden="1" w:unhideWhenUsed="1"/>
+    <w:lsdException w:name="table of authorities" w:semiHidden="1" w:unhideWhenUsed="1"/>
+    <w:lsdException w:name="macro" w:semiHidden="1" w:unhideWhenUsed="1"/>
+    <w:lsdException w:name="toa heading" w:semiHidden="1" w:unhideWhenUsed="1"/>
+    <w:lsdException w:name="List" w:semiHidden="1" w:unhideWhenUsed="1"/>
+    <w:lsdException w:name="List Bullet" w:semiHidden="1" w:unhideWhenUsed="1"/>
+    <w:lsdException w:name="List Number" w:semiHidden="1" w:unhideWhenUsed="1"/>
+    <w:lsdException w:name="List 2" w:semiHidden="1" w:unhideWhenUsed="1"/>
+    <w:lsdException w:name="List 3" w:semiHidden="1" w:unhideWhenUsed="1"/>
+    <w:lsdException w:name="List 4" w:semiHidden="1" w:unhideWhenUsed="1"/>
+    <w:lsdException w:name="List 5" w:semiHidden="1" w:unhideWhenUsed="1"/>
+    <w:lsdException w:name="List Bullet 2" w:semiHidden="1" w:unhideWhenUsed="1"/>
+    <w:lsdException w:name="List Bullet 3" w:semiHidden="1" w:unhideWhenUsed="1"/>
+    <w:lsdException w:name="List Bullet 4" w:semiHidden="1" w:unhideWhenUsed="1"/>
+    <w:lsdException w:name="List Bullet 5" w:semiHidden="1" w:unhideWhenUsed="1"/>
+    <w:lsdException w:name="List Number 2" w:semiHidden="1" w:unhideWhenUsed="1"/>
+    <w:lsdException w:name="List Number 3" w:semiHidden="1" w:unhideWhenUsed="1"/>
+    <w:lsdException w:name="List Number 4" w:semiHidden="1" w:unhideWhenUsed="1"/>
+    <w:lsdException w:name="List Number 5" w:semiHidden="1" w:unhideWhenUsed="1"/>
+    <w:lsdException w:name="Title" w:uiPriority="10" w:qFormat="1"/>
+    <w:lsdException w:name="Closing" w:semiHidden="1" w:unhideWhenUsed="1"/>
+    <w:lsdException w:name="Signature" w:semiHidden="1" w:unhideWhenUsed="1"/>
+    <w:lsdException w:name="Default Paragraph Font" w:semiHidden="1" w:uiPriority="1" w:unhideWhenUsed="1"/>
+    <w:lsdException w:name="Body Text" w:semiHidden="1" w:unhideWhenUsed="1"/>
+    <w:lsdException w:name="Body Text Indent" w:semiHidden="1" w:unhideWhenUsed="1"/>
+    <w:lsdException w:name="List Continue" w:semiHidden="1" w:unhideWhenUsed="1"/>
+    <w:lsdException w:name="List Continue 2" w:semiHidden="1" w:unhideWhenUsed="1"/>
+    <w:lsdException w:name="List Continue 3" w:semiHidden="1" w:unhideWhenUsed="1"/>
+    <w:lsdException w:name="List Continue 4" w:semiHidden="1" w:unhideWhenUsed="1"/>
+    <w:lsdException w:name="List Continue 5" w:semiHidden="1" w:unhideWhenUsed="1"/>
+    <w:lsdException w:name="Message Header" w:semiHidden="1" w:unhideWhenUsed="1"/>
+    <w:lsdException w:name="Subtitle" w:uiPriority="11" w:qFormat="1"/>
+    <w:lsdException w:name="Salutation" w:semiHidden="1" w:unhideWhenUsed="1"/>
+    <w:lsdException w:name="Date" w:semiHidden="1" w:unhideWhenUsed="1"/>
+    <w:lsdException w:name="Body Text First Indent" w:semiHidden="1" w:unhideWhenUsed="1"/>
+    <w:lsdException w:name="Body Text First Indent 2" w:semiHidden="1" w:unhideWhenUsed="1"/>
+    <w:lsdException w:name="Note Heading" w:semiHidden="1" w:unhideWhenUsed="1"/>
+    <w:lsdException w:name="Body Text 2" w:semiHidden="1" w:unhideWhenUsed="1"/>
+    <w:lsdException w:name="Body Text 3" w:semiHidden="1" w:unhideWhenUsed="1"/>
+    <w:lsdException w:name="Body Text Indent 2" w:semiHidden="1" w:unhideWhenUsed="1"/>
+    <w:lsdException w:name="Body Text Indent 3" w:semiHidden="1" w:unhideWhenUsed="1"/>
+    <w:lsdException w:name="Block Text" w:semiHidden="1" w:unhideWhenUsed="1"/>
+    <w:lsdException w:name="Hyperlink" w:semiHidden="1" w:unhideWhenUsed="1"/>
+    <w:lsdException w:name="FollowedHyperlink" w:semiHidden="1" w:unhideWhenUsed="1"/>
+    <w:lsdException w:name="Strong" w:uiPriority="22" w:qFormat="1"/>
+    <w:lsdException w:name="Emphasis" w:uiPriority="20" w:qFormat="1"/>
+    <w:lsdException w:name="Document Map" w:semiHidden="1" w:unhideWhenUsed="1"/>
+    <w:lsdException w:name="Plain Text" w:semiHidden="1" w:unhideWhenUsed="1"/>
+    <w:lsdException w:name="E-mail Signature" w:semiHidden="1" w:unhideWhenUsed="1"/>
+    <w:lsdException w:name="HTML Top of Form" w:semiHidden="1" w:unhideWhenUsed="1"/>
+    <w:lsdException w:name="HTML Bottom of Form" w:semiHidden="1" w:unhideWhenUsed="1"/>
+    <w:lsdException w:name="Normal (Web)" w:semiHidden="1" w:unhideWhenUsed="1"/>
+    <w:lsdException w:name="HTML Acronym" w:semiHidden="1" w:unhideWhenUsed="1"/>
+    <w:lsdException w:name="HTML Address" w:semiHidden="1" w:unhideWhenUsed="1"/>
+    <w:lsdException w:name="HTML Cite" w:semiHidden="1" w:unhideWhenUsed="1"/>
+    <w:lsdException w:name="HTML Code" w:semiHidden="1" w:unhideWhenUsed="1"/>
+    <w:lsdException w:name="HTML Definition" w:semiHidden="1" w:unhideWhenUsed="1"/>
+    <w:lsdException w:name="HTML Keyboard" w:semiHidden="1" w:unhideWhenUsed="1"/>
+    <w:lsdException w:name="HTML Preformatted" w:semiHidden="1" w:unhideWhenUsed="1"/>
+    <w:lsdException w:name="HTML Sample" w:semiHidden="1" w:unhideWhenUsed="1"/>
+    <w:lsdException w:name="HTML Typewriter" w:semiHidden="1" w:unhideWhenUsed="1"/>
+    <w:lsdException w:name="HTML Variable" w:semiHidden="1" w:unhideWhenUsed="1"/>
+    <w:lsdException w:name="Normal Table" w:semiHidden="1" w:unhideWhenUsed="1"/>
+    <w:lsdException w:name="annotation subject" w:semiHidden="1" w:unhideWhenUsed="1"/>
+    <w:lsdException w:name="No List" w:semiHidden="1" w:unhideWhenUsed="1"/>
+    <w:lsdException w:name="Outline List 1" w:semiHidden="1" w:unhideWhenUsed="1"/>
+    <w:lsdException w:name="Outline List 2" w:semiHidden="1" w:unhideWhenUsed="1"/>
+    <w:lsdException w:name="Outline List 3" w:semiHidden="1" w:unhideWhenUsed="1"/>
+    <w:lsdException w:name="Table Simple 1" w:semiHidden="1" w:unhideWhenUsed="1"/>
+    <w:lsdException w:name="Table Simple 2" w:semiHidden="1" w:unhideWhenUsed="1"/>
+    <w:lsdException w:name="Table Simple 3" w:semiHidden="1" w:unhideWhenUsed="1"/>
+    <w:lsdException w:name="Table Classic 1" w:semiHidden="1" w:unhideWhenUsed="1"/>
+    <w:lsdException w:name="Table Classic 2" w:semiHidden="1" w:unhideWhenUsed="1"/>
+    <w:lsdException w:name="Table Classic 3" w:semiHidden="1" w:unhideWhenUsed="1"/>
+    <w:lsdException w:name="Table Classic 4" w:semiHidden="1" w:unhideWhenUsed="1"/>
+    <w:lsdException w:name="Table Colorful 1" w:semiHidden="1" w:unhideWhenUsed="1"/>
+    <w:lsdException w:name="Table Colorful 2" w:semiHidden="1" w:unhideWhenUsed="1"/>
+    <w:lsdException w:name="Table Colorful 3" w:semiHidden="1" w:unhideWhenUsed="1"/>
+    <w:lsdException w:name="Table Columns 1" w:semiHidden="1" w:unhideWhenUsed="1"/>
+    <w:lsdException w:name="Table Columns 2" w:semiHidden="1" w:unhideWhenUsed="1"/>
+    <w:lsdException w:name="Table Columns 3" w:semiHidden="1" w:unhideWhenUsed="1"/>
+    <w:lsdException w:name="Table Columns 4" w:semiHidden="1" w:unhideWhenUsed="1"/>
+    <w:lsdException w:name="Table Columns 5" w:semiHidden="1" w:unhideWhenUsed="1"/>
+    <w:lsdException w:name="Table Grid 1" w:semiHidden="1" w:unhideWhenUsed="1"/>
+    <w:lsdException w:name="Table Grid 2" w:semiHidden="1" w:unhideWhenUsed="1"/>
+    <w:lsdException w:name="Table Grid 3" w:semiHidden="1" w:unhideWhenUsed="1"/>
+    <w:lsdException w:name="Table Grid 4" w:semiHidden="1" w:unhideWhenUsed="1"/>
+    <w:lsdException w:name="Table Grid 5" w:semiHidden="1" w:unhideWhenUsed="1"/>
+    <w:lsdException w:name="Table Grid 6" w:semiHidden="1" w:unhideWhenUsed="1"/>
+    <w:lsdException w:name="Table Grid 7" w:semiHidden="1" w:unhideWhenUsed="1"/>
+    <w:lsdException w:name="Table Grid 8" w:semiHidden="1" w:unhideWhenUsed="1"/>
+    <w:lsdException w:name="Table List 1" w:semiHidden="1" w:unhideWhenUsed="1"/>
+    <w:lsdException w:name="Table List 2" w:semiHidden="1" w:unhideWhenUsed="1"/>
+    <w:lsdException w:name="Table List 3" w:semiHidden="1" w:unhideWhenUsed="1"/>
+    <w:lsdException w:name="Table List 4" w:semiHidden="1" w:unhideWhenUsed="1"/>
+    <w:lsdException w:name="Table List 5" w:semiHidden="1" w:unhideWhenUsed="1"/>
+    <w:lsdException w:name="Table List 6" w:semiHidden="1" w:unhideWhenUsed="1"/>
+    <w:lsdException w:name="Table List 7" w:semiHidden="1" w:unhideWhenUsed="1"/>
+    <w:lsdException w:name="Table List 8" w:semiHidden="1" w:unhideWhenUsed="1"/>
+    <w:lsdException w:name="Table 3D effects 1" w:semiHidden="1" w:unhideWhenUsed="1"/>
+    <w:lsdException w:name="Table 3D effects 2" w:semiHidden="1" w:unhideWhenUsed="1"/>
+    <w:lsdException w:name="Table 3D effects 3" w:semiHidden="1" w:unhideWhenUsed="1"/>
+    <w:lsdException w:name="Table Contemporary" w:semiHidden="1" w:unhideWhenUsed="1"/>
+    <w:lsdException w:name="Table Elegant" w:semiHidden="1" w:unhideWhenUsed="1"/>
+    <w:lsdException w:name="Table Professional" w:semiHidden="1" w:unhideWhenUsed="1"/>
+    <w:lsdException w:name="Table Subtle 1" w:semiHidden="1" w:unhideWhenUsed="1"/>
+    <w:lsdException w:name="Table Subtle 2" w:semiHidden="1" w:unhideWhenUsed="1"/>
+    <w:lsdException w:name="Table Web 1" w:semiHidden="1" w:unhideWhenUsed="1"/>
+    <w:lsdException w:name="Table Web 2" w:semiHidden="1" w:unhideWhenUsed="1"/>
+    <w:lsdException w:name="Table Web 3" w:semiHidden="1" w:unhideWhenUsed="1"/>
+    <w:lsdException w:name="Balloon Text" w:semiHidden="1" w:unhideWhenUsed="1"/>
+    <w:lsdException w:name="Table Grid" w:uiPriority="39"/>
+    <w:lsdException w:name="Table Theme" w:semiHidden="1" w:unhideWhenUsed="1"/>
+    <w:lsdException w:name="Placeholder Text" w:semiHidden="1"/>
+    <w:lsdException w:name="No Spacing" w:uiPriority="1" w:qFormat="1"/>
+    <w:lsdException w:name="Light Shading" w:uiPriority="60"/>
+    <w:lsdException w:name="Light List" w:uiPriority="61"/>
+    <w:lsdException w:name="Light Grid" w:uiPriority="62"/>
+    <w:lsdException w:name="Medium Shading 1" w:uiPriority="63"/>
+    <w:lsdException w:name="Medium Shading 2" w:uiPriority="64"/>
+    <w:lsdException w:name="Medium List 1" w:uiPriority="65"/>
+    <w:lsdException w:name="Medium List 2" w:uiPriority="66"/>
+    <w:lsdException w:name="Medium Grid 1" w:uiPriority="67"/>
+    <w:lsdException w:name="Medium Grid 2" w:uiPriority="68"/>
+    <w:lsdException w:name="Medium Grid 3" w:uiPriority="69"/>
+    <w:lsdException w:name="Dark List" w:uiPriority="70"/>
+    <w:lsdException w:name="Colorful Shading" w:uiPriority="71"/>
+    <w:lsdException w:name="Colorful List" w:uiPriority="72"/>
+    <w:lsdException w:name="Colorful Grid" w:uiPriority="73"/>
+    <w:lsdException w:name="Light Shading Accent 1" w:uiPriority="60"/>
+    <w:lsdException w:name="Light List Accent 1" w:uiPriority="61"/>
+    <w:lsdException w:name="Light Grid Accent 1" w:uiPriority="62"/>
+    <w:lsdException w:name="Medium Shading 1 Accent 1" w:uiPriority="63"/>
+    <w:lsdException w:name="Medium Shading 2 Accent 1" w:uiPriority="64"/>
+    <w:lsdException w:name="Medium List 1 Accent 1" w:uiPriority="65"/>
+    <w:lsdException w:name="Revision" w:semiHidden="1"/>
+    <w:lsdException w:name="List Paragraph" w:uiPriority="34" w:qFormat="1"/>
+    <w:lsdException w:name="Quote" w:uiPriority="29" w:qFormat="1"/>
+    <w:lsdException w:name="Intense Quote" w:uiPriority="30" w:qFormat="1"/>
+    <w:lsdException w:name="Medium List 2 Accent 1" w:uiPriority="66"/>
+    <w:lsdException w:name="Medium Grid 1 Accent 1" w:uiPriority="67"/>
+    <w:lsdException w:name="Medium Grid 2 Accent 1" w:uiPriority="68"/>
+    <w:lsdException w:name="Medium Grid 3 Accent 1" w:uiPriority="69"/>
+    <w:lsdException w:name="Dark List Accent 1" w:uiPriority="70"/>
+    <w:lsdException w:name="Colorful Shading Accent 1" w:uiPriority="71"/>
+    <w:lsdException w:name="Colorful List Accent 1" w:uiPriority="72"/>
+    <w:lsdException w:name="Colorful Grid Accent 1" w:uiPriority="73"/>
+    <w:lsdException w:name="Light Shading Accent 2" w:uiPriority="60"/>
+    <w:lsdException w:name="Light List Accent 2" w:uiPriority="61"/>
+    <w:lsdException w:name="Light Grid Accent 2" w:uiPriority="62"/>
+    <w:lsdException w:name="Medium Shading 1 Accent 2" w:uiPriority="63"/>
+    <w:lsdException w:name="Medium Shading 2 Accent 2" w:uiPriority="64"/>
+    <w:lsdException w:name="Medium List 1 Accent 2" w:uiPriority="65"/>
+    <w:lsdException w:name="Medium List 2 Accent 2" w:uiPriority="66"/>
+    <w:lsdException w:name="Medium Grid 1 Accent 2" w:uiPriority="67"/>
+    <w:lsdException w:name="Medium Grid 2 Accent 2" w:uiPriority="68"/>
+    <w:lsdException w:name="Medium Grid 3 Accent 2" w:uiPriority="69"/>
+    <w:lsdException w:name="Dark List Accent 2" w:uiPriority="70"/>
+    <w:lsdException w:name="Colorful Shading Accent 2" w:uiPriority="71"/>
+    <w:lsdException w:name="Colorful List Accent 2" w:uiPriority="72"/>
+    <w:lsdException w:name="Colorful Grid Accent 2" w:uiPriority="73"/>
+    <w:lsdException w:name="Light Shading Accent 3" w:uiPriority="60"/>
+    <w:lsdException w:name="Light List Accent 3" w:uiPriority="61"/>
+    <w:lsdException w:name="Light Grid Accent 3" w:uiPriority="62"/>
+    <w:lsdException w:name="Medium Shading 1 Accent 3" w:uiPriority="63"/>
+    <w:lsdException w:name="Medium Shading 2 Accent 3" w:uiPriority="64"/>
+    <w:lsdException w:name="Medium List 1 Accent 3" w:uiPriority="65"/>
+    <w:lsdException w:name="Medium List 2 Accent 3" w:uiPriority="66"/>
+    <w:lsdException w:name="Medium Grid 1 Accent 3" w:uiPriority="67"/>
+    <w:lsdException w:name="Medium Grid 2 Accent 3" w:uiPriority="68"/>
+    <w:lsdException w:name="Medium Grid 3 Accent 3" w:uiPriority="69"/>
+    <w:lsdException w:name="Dark List Accent 3" w:uiPriority="70"/>
+    <w:lsdException w:name="Colorful Shading Accent 3" w:uiPriority="71"/>
+    <w:lsdException w:name="Colorful List Accent 3" w:uiPriority="72"/>
+    <w:lsdException w:name="Colorful Grid Accent 3" w:uiPriority="73"/>
+    <w:lsdException w:name="Light Shading Accent 4" w:uiPriority="60"/>
+    <w:lsdException w:name="Light List Accent 4" w:uiPriority="61"/>
+    <w:lsdException w:name="Light Grid Accent 4" w:uiPriority="62"/>
+    <w:lsdException w:name="Medium Shading 1 Accent 4" w:uiPriority="63"/>
+    <w:lsdException w:name="Medium Shading 2 Accent 4" w:uiPriority="64"/>
+    <w:lsdException w:name="Medium List 1 Accent 4" w:uiPriority="65"/>
+    <w:lsdException w:name="Medium List 2 Accent 4" w:uiPriority="66"/>
+    <w:lsdException w:name="Medium Grid 1 Accent 4" w:uiPriority="67"/>
+    <w:lsdException w:name="Medium Grid 2 Accent 4" w:uiPriority="68"/>
+    <w:lsdException w:name="Medium Grid 3 Accent 4" w:uiPriority="69"/>
+    <w:lsdException w:name="Dark List Accent 4" w:uiPriority="70"/>
+    <w:lsdException w:name="Colorful Shading Accent 4" w:uiPriority="71"/>
+    <w:lsdException w:name="Colorful List Accent 4" w:uiPriority="72"/>
+    <w:lsdException w:name="Colorful Grid Accent 4" w:uiPriority="73"/>
+    <w:lsdException w:name="Light Shading Accent 5" w:uiPriority="60"/>
+    <w:lsdException w:name="Light List Accent 5" w:uiPriority="61"/>
+    <w:lsdException w:name="Light Grid Accent 5" w:uiPriority="62"/>
+    <w:lsdException w:name="Medium Shading 1 Accent 5" w:uiPriority="63"/>
+    <w:lsdException w:name="Medium Shading 2 Accent 5" w:uiPriority="64"/>
+    <w:lsdException w:name="Medium List 1 Accent 5" w:uiPriority="65"/>
+    <w:lsdException w:name="Medium List 2 Accent 5" w:uiPriority="66"/>
+    <w:lsdException w:name="Medium Grid 1 Accent 5" w:uiPriority="67"/>
+    <w:lsdException w:name="Medium Grid 2 Accent 5" w:uiPriority="68"/>
+    <w:lsdException w:name="Medium Grid 3 Accent 5" w:uiPriority="69"/>
+    <w:lsdException w:name="Dark List Accent 5" w:uiPriority="70"/>
+    <w:lsdException w:name="Colorful Shading Accent 5" w:uiPriority="71"/>
+    <w:lsdException w:name="Colorful List Accent 5" w:uiPriority="72"/>
+    <w:lsdException w:name="Colorful Grid Accent 5" w:uiPriority="73"/>
+    <w:lsdException w:name="Light Shading Accent 6" w:uiPriority="60"/>
+    <w:lsdException w:name="Light List Accent 6" w:uiPriority="61"/>
+    <w:lsdException w:name="Light Grid Accent 6" w:uiPriority="62"/>
+    <w:lsdException w:name="Medium Shading 1 Accent 6" w:uiPriority="63"/>
+    <w:lsdException w:name="Medium Shading 2 Accent 6" w:uiPriority="64"/>
+    <w:lsdException w:name="Medium List 1 Accent 6" w:uiPriority="65"/>
+    <w:lsdException w:name="Medium List 2 Accent 6" w:uiPriority="66"/>
+    <w:lsdException w:name="Medium Grid 1 Accent 6" w:uiPriority="67"/>
+    <w:lsdException w:name="Medium Grid 2 Accent 6" w:uiPriority="68"/>
+    <w:lsdException w:name="Medium Grid 3 Accent 6" w:uiPriority="69"/>
+    <w:lsdException w:name="Dark List Accent 6" w:uiPriority="70"/>
+    <w:lsdException w:name="Colorful Shading Accent 6" w:uiPriority="71"/>
+    <w:lsdException w:name="Colorful List Accent 6" w:uiPriority="72"/>
+    <w:lsdException w:name="Colorful Grid Accent 6" w:uiPriority="73"/>
+    <w:lsdException w:name="Subtle Emphasis" w:uiPriority="19" w:qFormat="1"/>
+    <w:lsdException w:name="Intense Emphasis" w:uiPriority="21" w:qFormat="1"/>
+    <w:lsdException w:name="Subtle Reference" w:uiPriority="31" w:qFormat="1"/>
+    <w:lsdException w:name="Intense Reference" w:uiPriority="32" w:qFormat="1"/>
+    <w:lsdException w:name="Book Title" w:uiPriority="33" w:qFormat="1"/>
+    <w:lsdException w:name="Bibliography" w:semiHidden="1" w:uiPriority="37" w:unhideWhenUsed="1"/>
+    <w:lsdException w:name="TOC Heading" w:semiHidden="1" w:uiPriority="39" w:unhideWhenUsed="1" w:qFormat="1"/>
+    <w:lsdException w:name="Plain Table 1" w:uiPriority="41"/>
+    <w:lsdException w:name="Plain Table 2" w:uiPriority="42"/>
+    <w:lsdException w:name="Plain Table 3" w:uiPriority="43"/>
+    <w:lsdException w:name="Plain Table 4" w:uiPriority="44"/>
+    <w:lsdException w:name="Plain Table 5" w:uiPriority="45"/>
+    <w:lsdException w:name="Grid Table Light" w:uiPriority="40"/>
+    <w:lsdException w:name="Grid Table 1 Light" w:uiPriority="46"/>
+    <w:lsdException w:name="Grid Table 2" w:uiPriority="47"/>
+    <w:lsdException w:name="Grid Table 3" w:uiPriority="48"/>
+    <w:lsdException w:name="Grid Table 4" w:uiPriority="49"/>
+    <w:lsdException w:name="Grid Table 5 Dark" w:uiPriority="50"/>
+    <w:lsdException w:name="Grid Table 6 Colorful" w:uiPriority="51"/>
+    <w:lsdException w:name="Grid Table 7 Colorful" w:uiPriority="52"/>
+    <w:lsdException w:name="Grid Table 1 Light Accent 1" w:uiPriority="46"/>
+    <w:lsdException w:name="Grid Table 2 Accent 1" w:uiPriority="47"/>
+    <w:lsdException w:name="Grid Table 3 Accent 1" w:uiPriority="48"/>
+    <w:lsdException w:name="Grid Table 4 Accent 1" w:uiPriority="49"/>
+    <w:lsdException w:name="Grid Table 5 Dark Accent 1" w:uiPriority="50"/>
+    <w:lsdException w:name="Grid Table 6 Colorful Accent 1" w:uiPriority="51"/>
+    <w:lsdException w:name="Grid Table 7 Colorful Accent 1" w:uiPriority="52"/>
+    <w:lsdException w:name="Grid Table 1 Light Accent 2" w:uiPriority="46"/>
+    <w:lsdException w:name="Grid Table 2 Accent 2" w:uiPriority="47"/>
+    <w:lsdException w:name="Grid Table 3 Accent 2" w:uiPriority="48"/>
+    <w:lsdException w:name="Grid Table 4 Accent 2" w:uiPriority="49"/>
+    <w:lsdException w:name="Grid Table 5 Dark Accent 2" w:uiPriority="50"/>
+    <w:lsdException w:name="Grid Table 6 Colorful Accent 2" w:uiPriority="51"/>
+    <w:lsdException w:name="Grid Table 7 Colorful Accent 2" w:uiPriority="52"/>
+    <w:lsdException w:name="Grid Table 1 Light Accent 3" w:uiPriority="46"/>
+    <w:lsdException w:name="Grid Table 2 Accent 3" w:uiPriority="47"/>
+    <w:lsdException w:name="Grid Table 3 Accent 3" w:uiPriority="48"/>
+    <w:lsdException w:name="Grid Table 4 Accent 3" w:uiPriority="49"/>
+    <w:lsdException w:name="Grid Table 5 Dark Accent 3" w:uiPriority="50"/>
+    <w:lsdException w:name="Grid Table 6 Colorful Accent 3" w:uiPriority="51"/>
+    <w:lsdException w:name="Grid Table 7 Colorful Accent 3" w:uiPriority="52"/>
+    <w:lsdException w:name="Grid Table 1 Light Accent 4" w:uiPriority="46"/>
+    <w:lsdException w:name="Grid Table 2 Accent 4" w:uiPriority="47"/>
+    <w:lsdException w:name="Grid Table 3 Accent 4" w:uiPriority="48"/>
+    <w:lsdException w:name="Grid Table 4 Accent 4" w:uiPriority="49"/>
+    <w:lsdException w:name="Grid Table 5 Dark Accent 4" w:uiPriority="50"/>
+    <w:lsdException w:name="Grid Table 6 Colorful Accent 4" w:uiPriority="51"/>
+    <w:lsdException w:name="Grid Table 7 Colorful Accent 4" w:uiPriority="52"/>
+    <w:lsdException w:name="Grid Table 1 Light Accent 5" w:uiPriority="46"/>
+    <w:lsdException w:name="Grid Table 2 Accent 5" w:uiPriority="47"/>
+    <w:lsdException w:name="Grid Table 3 Accent 5" w:uiPriority="48"/>
+    <w:lsdException w:name="Grid Table 4 Accent 5" w:uiPriority="49"/>
+    <w:lsdException w:name="Grid Table 5 Dark Accent 5" w:uiPriority="50"/>
+    <w:lsdException w:name="Grid Table 6 Colorful Accent 5" w:uiPriority="51"/>
+    <w:lsdException w:name="Grid Table 7 Colorful Accent 5" w:uiPriority="52"/>
+    <w:lsdException w:name="Grid Table 1 Light Accent 6" w:uiPriority="46"/>
+    <w:lsdException w:name="Grid Table 2 Accent 6" w:uiPriority="47"/>
+    <w:lsdException w:name="Grid Table 3 Accent 6" w:uiPriority="48"/>
+    <w:lsdException w:name="Grid Table 4 Accent 6" w:uiPriority="49"/>
+    <w:lsdException w:name="Grid Table 5 Dark Accent 6" w:uiPriority="50"/>
+    <w:lsdException w:name="Grid Table 6 Colorful Accent 6" w:uiPriority="51"/>
+    <w:lsdException w:name="Grid Table 7 Colorful Accent 6" w:uiPriority="52"/>
+    <w:lsdException w:name="List Table 1 Light" w:uiPriority="46"/>
+    <w:lsdException w:name="List Table 2" w:uiPriority="47"/>
+    <w:lsdException w:name="List Table 3" w:uiPriority="48"/>
+    <w:lsdException w:name="List Table 4" w:uiPriority="49"/>
+    <w:lsdException w:name="List Table 5 Dark" w:uiPriority="50"/>
+    <w:lsdException w:name="List Table 6 Colorful" w:uiPriority="51"/>
+    <w:lsdException w:name="List Table 7 Colorful" w:uiPriority="52"/>
+    <w:lsdException w:name="List Table 1 Light Accent 1" w:uiPriority="46"/>
+    <w:lsdException w:name="List Table 2 Accent 1" w:uiPriority="47"/>
+    <w:lsdException w:name="List Table 3 Accent 1" w:uiPriority="48"/>
+    <w:lsdException w:name="List Table 4 Accent 1" w:uiPriority="49"/>
+    <w:lsdException w:name="List Table 5 Dark Accent 1" w:uiPriority="50"/>
+    <w:lsdException w:name="List Table 6 Colorful Accent 1" w:uiPriority="51"/>
+    <w:lsdException w:name="List Table 7 Colorful Accent 1" w:uiPriority="52"/>
+    <w:lsdException w:name="List Table 1 Light Accent 2" w:uiPriority="46"/>
+    <w:lsdException w:name="List Table 2 Accent 2" w:uiPriority="47"/>
+    <w:lsdException w:name="List Table 3 Accent 2" w:uiPriority="48"/>
+    <w:lsdException w:name="List Table 4 Accent 2" w:uiPriority="49"/>
+    <w:lsdException w:name="List Table 5 Dark Accent 2" w:uiPriority="50"/>
+    <w:lsdException w:name="List Table 6 Colorful Accent 2" w:uiPriority="51"/>
+    <w:lsdException w:name="List Table 7 Colorful Accent 2" w:uiPriority="52"/>
+    <w:lsdException w:name="List Table 1 Light Accent 3" w:uiPriority="46"/>
+    <w:lsdException w:name="List Table 2 Accent 3" w:uiPriority="47"/>
+    <w:lsdException w:name="List Table 3 Accent 3" w:uiPriority="48"/>
+    <w:lsdException w:name="List Table 4 Accent 3" w:uiPriority="49"/>
+    <w:lsdException w:name="List Table 5 Dark Accent 3" w:uiPriority="50"/>
+    <w:lsdException w:name="List Table 6 Colorful Accent 3" w:uiPriority="51"/>
+    <w:lsdException w:name="List Table 7 Colorful Accent 3" w:uiPriority="52"/>
+    <w:lsdException w:name="List Table 1 Light Accent 4" w:uiPriority="46"/>
+    <w:lsdException w:name="List Table 2 Accent 4" w:uiPriority="47"/>
+    <w:lsdException w:name="List Table 3 Accent 4" w:uiPriority="48"/>
+    <w:lsdException w:name="List Table 4 Accent 4" w:uiPriority="49"/>
+    <w:lsdException w:name="List Table 5 Dark Accent 4" w:uiPriority="50"/>
+    <w:lsdException w:name="List Table 6 Colorful Accent 4" w:uiPriority="51"/>
+    <w:lsdException w:name="List Table 7 Colorful Accent 4" w:uiPriority="52"/>
+    <w:lsdException w:name="List Table 1 Light Accent 5" w:uiPriority="46"/>
+    <w:lsdException w:name="List Table 2 Accent 5" w:uiPriority="47"/>
+    <w:lsdException w:name="List Table 3 Accent 5" w:uiPriority="48"/>
+    <w:lsdException w:name="List Table 4 Accent 5" w:uiPriority="49"/>
+    <w:lsdException w:name="List Table 5 Dark Accent 5" w:uiPriority="50"/>
+    <w:lsdException w:name="List Table 6 Colorful Accent 5" w:uiPriority="51"/>
+    <w:lsdException w:name="List Table 7 Colorful Accent 5" w:uiPriority="52"/>
+    <w:lsdException w:name="List Table 1 Light Accent 6" w:uiPriority="46"/>
+    <w:lsdException w:name="List Table 2 Accent 6" w:uiPriority="47"/>
+    <w:lsdException w:name="List Table 3 Accent 6" w:uiPriority="48"/>
+    <w:lsdException w:name="List Table 4 Accent 6" w:uiPriority="49"/>
+    <w:lsdException w:name="List Table 5 Dark Accent 6" w:uiPriority="50"/>
+    <w:lsdException w:name="List Table 6 Colorful Accent 6" w:uiPriority="51"/>
+    <w:lsdException w:name="List Table 7 Colorful Accent 6" w:uiPriority="52"/>
+    <w:lsdException w:name="Mention" w:semiHidden="1" w:unhideWhenUsed="1"/>
+    <w:lsdException w:name="Smart Hyperlink" w:semiHidden="1" w:unhideWhenUsed="1"/>
+    <w:lsdException w:name="Hashtag" w:semiHidden="1" w:unhideWhenUsed="1"/>
+    <w:lsdException w:name="Unresolved Mention" w:semiHidden="1" w:unhideWhenUsed="1"/>
+    <w:lsdException w:name="Smart Link" w:semiHidden="1" w:unhideWhenUsed="1"/>
+  </w:latentStyles>
+  <w:style w:type="paragraph" w:default="1" w:styleId="Normal">
+    <w:name w:val="Normal"/>
+    <w:qFormat/>
   </w:style>
-  <w:style w:type="paragraph" w:styleId="Normal" w:default="1">
-    <w:name w:val="normal"/>
-  </w:style>
-  <w:style w:type="paragraph" w:styleId="Heading1">
+  <w:style w:type="paragraph" w:styleId="Ttulo1">
     <w:name w:val="heading 1"/>
     <w:basedOn w:val="Normal"/>
     <w:next w:val="Normal"/>
+    <w:uiPriority w:val="9"/>
+    <w:qFormat/>
     <w:pPr>
-      <w:keepNext w:val="1"/>
-      <w:keepLines w:val="1"/>
-      <w:pageBreakBefore w:val="0"/>
-      <w:spacing w:after="120" w:before="480" w:lineRule="auto"/>
+      <w:keepNext/>
+      <w:keepLines/>
+      <w:spacing w:before="480" w:after="120"/>
+      <w:outlineLvl w:val="0"/>
     </w:pPr>
     <w:rPr>
-      <w:b w:val="1"/>
-      <w:bCs w:val="1"/>
+      <w:b/>
+      <w:bCs/>
       <w:sz w:val="48"/>
       <w:szCs w:val="48"/>
     </w:rPr>
   </w:style>
-  <w:style w:type="paragraph" w:styleId="Heading2">
+  <w:style w:type="paragraph" w:styleId="Ttulo2">
     <w:name w:val="heading 2"/>
     <w:basedOn w:val="Normal"/>
     <w:next w:val="Normal"/>
+    <w:uiPriority w:val="9"/>
+    <w:semiHidden/>
+    <w:unhideWhenUsed/>
+    <w:qFormat/>
     <w:pPr>
-      <w:keepNext w:val="1"/>
-      <w:keepLines w:val="1"/>
-      <w:pageBreakBefore w:val="0"/>
-      <w:spacing w:after="80" w:before="360" w:lineRule="auto"/>
+      <w:keepNext/>
+      <w:keepLines/>
+      <w:spacing w:before="360" w:after="80"/>
+      <w:outlineLvl w:val="1"/>
     </w:pPr>
     <w:rPr>
-      <w:b w:val="1"/>
-      <w:bCs w:val="1"/>
+      <w:b/>
+      <w:bCs/>
       <w:sz w:val="36"/>
       <w:szCs w:val="36"/>
     </w:rPr>
   </w:style>
-  <w:style w:type="paragraph" w:styleId="Heading3">
+  <w:style w:type="paragraph" w:styleId="Ttulo3">
     <w:name w:val="heading 3"/>
     <w:basedOn w:val="Normal"/>
     <w:next w:val="Normal"/>
+    <w:uiPriority w:val="9"/>
+    <w:semiHidden/>
+    <w:unhideWhenUsed/>
+    <w:qFormat/>
     <w:pPr>
-      <w:keepNext w:val="1"/>
-      <w:keepLines w:val="1"/>
-      <w:spacing w:after="0" w:before="40" w:lineRule="auto"/>
+      <w:keepNext/>
+      <w:keepLines/>
+      <w:spacing w:before="40" w:after="0"/>
+      <w:outlineLvl w:val="2"/>
     </w:pPr>
     <w:rPr>
-      <w:rFonts w:ascii="Calibri" w:cs="Calibri" w:eastAsia="Calibri" w:hAnsi="Calibri"/>
-      <w:color w:val="1f3863"/>
+      <w:color w:val="1F3863"/>
       <w:sz w:val="24"/>
       <w:szCs w:val="24"/>
     </w:rPr>
   </w:style>
-  <w:style w:type="paragraph" w:styleId="Heading4">
+  <w:style w:type="paragraph" w:styleId="Ttulo4">
     <w:name w:val="heading 4"/>
     <w:basedOn w:val="Normal"/>
     <w:next w:val="Normal"/>
+    <w:uiPriority w:val="9"/>
+    <w:semiHidden/>
+    <w:unhideWhenUsed/>
+    <w:qFormat/>
     <w:pPr>
-      <w:keepNext w:val="1"/>
-      <w:keepLines w:val="1"/>
-      <w:pageBreakBefore w:val="0"/>
-      <w:spacing w:after="40" w:before="240" w:lineRule="auto"/>
+      <w:keepNext/>
+      <w:keepLines/>
+      <w:spacing w:before="240" w:after="40"/>
+      <w:outlineLvl w:val="3"/>
     </w:pPr>
     <w:rPr>
-      <w:b w:val="1"/>
-      <w:bCs w:val="1"/>
+      <w:b/>
+      <w:bCs/>
       <w:sz w:val="24"/>
       <w:szCs w:val="24"/>
     </w:rPr>
   </w:style>
-  <w:style w:type="paragraph" w:styleId="Heading5">
+  <w:style w:type="paragraph" w:styleId="Ttulo5">
     <w:name w:val="heading 5"/>
     <w:basedOn w:val="Normal"/>
     <w:next w:val="Normal"/>
+    <w:uiPriority w:val="9"/>
+    <w:semiHidden/>
+    <w:unhideWhenUsed/>
+    <w:qFormat/>
     <w:pPr>
-      <w:keepNext w:val="1"/>
-      <w:keepLines w:val="1"/>
-      <w:pageBreakBefore w:val="0"/>
-      <w:spacing w:after="40" w:before="220" w:lineRule="auto"/>
+      <w:keepNext/>
+      <w:keepLines/>
+      <w:spacing w:before="220" w:after="40"/>
+      <w:outlineLvl w:val="4"/>
     </w:pPr>
     <w:rPr>
-      <w:b w:val="1"/>
-      <w:bCs w:val="1"/>
-      <w:sz w:val="22"/>
-      <w:szCs w:val="22"/>
+      <w:b/>
+      <w:bCs/>
     </w:rPr>
   </w:style>
-  <w:style w:type="paragraph" w:styleId="Heading6">
+  <w:style w:type="paragraph" w:styleId="Ttulo6">
     <w:name w:val="heading 6"/>
     <w:basedOn w:val="Normal"/>
     <w:next w:val="Normal"/>
+    <w:uiPriority w:val="9"/>
+    <w:semiHidden/>
+    <w:unhideWhenUsed/>
+    <w:qFormat/>
     <w:pPr>
-      <w:keepNext w:val="1"/>
-      <w:keepLines w:val="1"/>
-      <w:pageBreakBefore w:val="0"/>
-      <w:spacing w:after="40" w:before="200" w:lineRule="auto"/>
+      <w:keepNext/>
+      <w:keepLines/>
+      <w:spacing w:before="200" w:after="40"/>
+      <w:outlineLvl w:val="5"/>
     </w:pPr>
     <w:rPr>
-      <w:b w:val="1"/>
-      <w:bCs w:val="1"/>
+      <w:b/>
+      <w:bCs/>
       <w:sz w:val="20"/>
       <w:szCs w:val="20"/>
     </w:rPr>
   </w:style>
-  <w:style w:type="paragraph" w:styleId="Title">
+  <w:style w:type="character" w:default="1" w:styleId="Fuentedeprrafopredeter">
+    <w:name w:val="Default Paragraph Font"/>
+    <w:uiPriority w:val="1"/>
+    <w:unhideWhenUsed/>
+  </w:style>
+  <w:style w:type="table" w:default="1" w:styleId="Tablanormal">
+    <w:name w:val="Normal Table"/>
+    <w:uiPriority w:val="99"/>
+    <w:semiHidden/>
+    <w:unhideWhenUsed/>
+    <w:tblPr>
+      <w:tblInd w:w="0" w:type="dxa"/>
+      <w:tblCellMar>
+        <w:top w:w="0" w:type="dxa"/>
+        <w:left w:w="108" w:type="dxa"/>
+        <w:bottom w:w="0" w:type="dxa"/>
+        <w:right w:w="108" w:type="dxa"/>
+      </w:tblCellMar>
+    </w:tblPr>
+  </w:style>
+  <w:style w:type="numbering" w:default="1" w:styleId="Sinlista">
+    <w:name w:val="No List"/>
+    <w:uiPriority w:val="99"/>
+    <w:semiHidden/>
+    <w:unhideWhenUsed/>
+  </w:style>
+  <w:style w:type="table" w:customStyle="1" w:styleId="TableNormal">
+    <w:name w:val="TableNormal"/>
+    <w:tblPr>
+      <w:tblCellMar>
+        <w:top w:w="100" w:type="dxa"/>
+        <w:left w:w="100" w:type="dxa"/>
+        <w:bottom w:w="100" w:type="dxa"/>
+        <w:right w:w="100" w:type="dxa"/>
+      </w:tblCellMar>
+    </w:tblPr>
+  </w:style>
+  <w:style w:type="paragraph" w:styleId="Ttulo">
     <w:name w:val="Title"/>
     <w:basedOn w:val="Normal"/>
     <w:next w:val="Normal"/>
+    <w:uiPriority w:val="10"/>
+    <w:qFormat/>
     <w:pPr>
-      <w:keepNext w:val="1"/>
-      <w:keepLines w:val="1"/>
-      <w:pageBreakBefore w:val="0"/>
-      <w:spacing w:after="120" w:before="480" w:lineRule="auto"/>
+      <w:keepNext/>
+      <w:keepLines/>
+      <w:spacing w:before="480" w:after="120"/>
     </w:pPr>
     <w:rPr>
-      <w:b w:val="1"/>
-      <w:bCs w:val="1"/>
+      <w:b/>
+      <w:bCs/>
       <w:sz w:val="72"/>
       <w:szCs w:val="72"/>
     </w:rPr>
   </w:style>
-  <w:style w:type="character" w:styleId="Fuentedeprrafopredeter" w:default="1">
-    <w:name w:val="Default Paragraph Font"/>
-    <w:uiPriority w:val="1"/>
-    <w:semiHidden w:val="1"/>
-    <w:unhideWhenUsed w:val="1"/>
-  </w:style>
-  <w:style w:type="table" w:styleId="Tablanormal" w:default="1">
-    <w:name w:val="Normal Table"/>
-    <w:uiPriority w:val="99"/>
-    <w:semiHidden w:val="1"/>
-    <w:unhideWhenUsed w:val="1"/>
-    <w:tblPr>
-      <w:tblInd w:w="0.0" w:type="dxa"/>
-      <w:tblCellMar>
-        <w:top w:w="0.0" w:type="dxa"/>
-        <w:left w:w="108.0" w:type="dxa"/>
-        <w:bottom w:w="0.0" w:type="dxa"/>
-        <w:right w:w="108.0" w:type="dxa"/>
-      </w:tblCellMar>
-    </w:tblPr>
-  </w:style>
-  <w:style w:type="numbering" w:styleId="Sinlista" w:default="1">
-    <w:name w:val="No List"/>
-    <w:uiPriority w:val="99"/>
-    <w:semiHidden w:val="1"/>
-    <w:unhideWhenUsed w:val="1"/>
-  </w:style>
-  <w:style w:type="character" w:styleId="Ttulo3Car" w:customStyle="1">
+  <w:style w:type="character" w:customStyle="1" w:styleId="Ttulo3Car">
     <w:name w:val="Título 3 Car"/>
     <w:basedOn w:val="Fuentedeprrafopredeter"/>
-    <w:link w:val="Ttulo3"/>
     <w:uiPriority w:val="9"/>
     <w:rsid w:val="0003309E"/>
     <w:rPr>
-      <w:rFonts w:asciiTheme="majorHAnsi" w:cstheme="majorBidi" w:eastAsiaTheme="majorEastAsia" w:hAnsiTheme="majorHAnsi"/>
-      <w:color w:val="1f3763" w:themeColor="accent1" w:themeShade="00007F"/>
+      <w:rFonts w:asciiTheme="majorHAnsi" w:eastAsiaTheme="majorEastAsia" w:hAnsiTheme="majorHAnsi" w:cstheme="majorBidi"/>
+      <w:color w:val="1F3763" w:themeColor="accent1" w:themeShade="7F"/>
     </w:rPr>
   </w:style>
   <w:style w:type="table" w:styleId="Tablaconcuadrcula">
@@ -3764,18 +4039,14 @@
     <w:basedOn w:val="Tablanormal"/>
     <w:uiPriority w:val="39"/>
     <w:rsid w:val="0003309E"/>
-    <w:rPr>
-      <w:sz w:val="22"/>
-      <w:szCs w:val="22"/>
-    </w:rPr>
     <w:tblPr>
       <w:tblBorders>
-        <w:top w:color="auto" w:space="0" w:sz="4" w:val="single"/>
-        <w:left w:color="auto" w:space="0" w:sz="4" w:val="single"/>
-        <w:bottom w:color="auto" w:space="0" w:sz="4" w:val="single"/>
-        <w:right w:color="auto" w:space="0" w:sz="4" w:val="single"/>
-        <w:insideH w:color="auto" w:space="0" w:sz="4" w:val="single"/>
-        <w:insideV w:color="auto" w:space="0" w:sz="4" w:val="single"/>
+        <w:top w:val="single" w:sz="4" w:space="0" w:color="auto"/>
+        <w:left w:val="single" w:sz="4" w:space="0" w:color="auto"/>
+        <w:bottom w:val="single" w:sz="4" w:space="0" w:color="auto"/>
+        <w:right w:val="single" w:sz="4" w:space="0" w:color="auto"/>
+        <w:insideH w:val="single" w:sz="4" w:space="0" w:color="auto"/>
+        <w:insideV w:val="single" w:sz="4" w:space="0" w:color="auto"/>
       </w:tblBorders>
     </w:tblPr>
   </w:style>
@@ -3784,7 +4055,7 @@
     <w:basedOn w:val="Normal"/>
     <w:link w:val="PiedepginaCar"/>
     <w:uiPriority w:val="99"/>
-    <w:unhideWhenUsed w:val="1"/>
+    <w:unhideWhenUsed/>
     <w:rsid w:val="0003309E"/>
     <w:pPr>
       <w:tabs>
@@ -3794,7 +4065,7 @@
       <w:spacing w:after="0" w:line="240" w:lineRule="auto"/>
     </w:pPr>
   </w:style>
-  <w:style w:type="character" w:styleId="PiedepginaCar" w:customStyle="1">
+  <w:style w:type="character" w:customStyle="1" w:styleId="PiedepginaCar">
     <w:name w:val="Pie de página Car"/>
     <w:basedOn w:val="Fuentedeprrafopredeter"/>
     <w:link w:val="Piedepgina"/>
@@ -3810,8 +4081,8 @@
     <w:basedOn w:val="Normal"/>
     <w:link w:val="TextonotapieCar"/>
     <w:uiPriority w:val="99"/>
-    <w:semiHidden w:val="1"/>
-    <w:unhideWhenUsed w:val="1"/>
+    <w:semiHidden/>
+    <w:unhideWhenUsed/>
     <w:rsid w:val="0003309E"/>
     <w:pPr>
       <w:spacing w:after="0" w:line="240" w:lineRule="auto"/>
@@ -3822,12 +4093,12 @@
       <w:lang w:val="es-ES"/>
     </w:rPr>
   </w:style>
-  <w:style w:type="character" w:styleId="TextonotapieCar" w:customStyle="1">
+  <w:style w:type="character" w:customStyle="1" w:styleId="TextonotapieCar">
     <w:name w:val="Texto nota pie Car"/>
     <w:basedOn w:val="Fuentedeprrafopredeter"/>
     <w:link w:val="Textonotapie"/>
     <w:uiPriority w:val="99"/>
-    <w:semiHidden w:val="1"/>
+    <w:semiHidden/>
     <w:rsid w:val="0003309E"/>
     <w:rPr>
       <w:sz w:val="20"/>
@@ -3838,7 +4109,7 @@
   <w:style w:type="character" w:styleId="Refdenotaalpie">
     <w:name w:val="footnote reference"/>
     <w:basedOn w:val="Fuentedeprrafopredeter"/>
-    <w:unhideWhenUsed w:val="1"/>
+    <w:unhideWhenUsed/>
     <w:rsid w:val="0003309E"/>
     <w:rPr>
       <w:vertAlign w:val="superscript"/>
@@ -3849,7 +4120,7 @@
     <w:basedOn w:val="Normal"/>
     <w:link w:val="EncabezadoCar"/>
     <w:uiPriority w:val="99"/>
-    <w:unhideWhenUsed w:val="1"/>
+    <w:unhideWhenUsed/>
     <w:rsid w:val="00586C9C"/>
     <w:pPr>
       <w:tabs>
@@ -3859,7 +4130,7 @@
       <w:spacing w:after="0" w:line="240" w:lineRule="auto"/>
     </w:pPr>
   </w:style>
-  <w:style w:type="character" w:styleId="EncabezadoCar" w:customStyle="1">
+  <w:style w:type="character" w:customStyle="1" w:styleId="EncabezadoCar">
     <w:name w:val="Encabezado Car"/>
     <w:basedOn w:val="Fuentedeprrafopredeter"/>
     <w:link w:val="Encabezado"/>
@@ -3870,24 +4141,20 @@
       <w:szCs w:val="22"/>
     </w:rPr>
   </w:style>
-  <w:style w:type="table" w:styleId="Tablaconcuadrcula1" w:customStyle="1">
+  <w:style w:type="table" w:customStyle="1" w:styleId="Tablaconcuadrcula1">
     <w:name w:val="Tabla con cuadrícula1"/>
     <w:basedOn w:val="Tablanormal"/>
     <w:next w:val="Tablaconcuadrcula"/>
     <w:uiPriority w:val="39"/>
     <w:rsid w:val="00C44557"/>
-    <w:rPr>
-      <w:sz w:val="22"/>
-      <w:szCs w:val="22"/>
-    </w:rPr>
     <w:tblPr>
       <w:tblBorders>
-        <w:top w:color="auto" w:space="0" w:sz="4" w:val="single"/>
-        <w:left w:color="auto" w:space="0" w:sz="4" w:val="single"/>
-        <w:bottom w:color="auto" w:space="0" w:sz="4" w:val="single"/>
-        <w:right w:color="auto" w:space="0" w:sz="4" w:val="single"/>
-        <w:insideH w:color="auto" w:space="0" w:sz="4" w:val="single"/>
-        <w:insideV w:color="auto" w:space="0" w:sz="4" w:val="single"/>
+        <w:top w:val="single" w:sz="4" w:space="0" w:color="auto"/>
+        <w:left w:val="single" w:sz="4" w:space="0" w:color="auto"/>
+        <w:bottom w:val="single" w:sz="4" w:space="0" w:color="auto"/>
+        <w:right w:val="single" w:sz="4" w:space="0" w:color="auto"/>
+        <w:insideH w:val="single" w:sz="4" w:space="0" w:color="auto"/>
+        <w:insideV w:val="single" w:sz="4" w:space="0" w:color="auto"/>
       </w:tblBorders>
     </w:tblPr>
   </w:style>
@@ -3896,27 +4163,27 @@
     <w:basedOn w:val="Normal"/>
     <w:link w:val="TextodegloboCar"/>
     <w:uiPriority w:val="99"/>
-    <w:semiHidden w:val="1"/>
-    <w:unhideWhenUsed w:val="1"/>
+    <w:semiHidden/>
+    <w:unhideWhenUsed/>
     <w:rsid w:val="00C5122E"/>
     <w:pPr>
       <w:spacing w:after="0" w:line="240" w:lineRule="auto"/>
     </w:pPr>
     <w:rPr>
-      <w:rFonts w:ascii="Segoe UI" w:cs="Segoe UI" w:hAnsi="Segoe UI"/>
+      <w:rFonts w:ascii="Segoe UI" w:hAnsi="Segoe UI" w:cs="Segoe UI"/>
       <w:sz w:val="18"/>
       <w:szCs w:val="18"/>
     </w:rPr>
   </w:style>
-  <w:style w:type="character" w:styleId="TextodegloboCar" w:customStyle="1">
+  <w:style w:type="character" w:customStyle="1" w:styleId="TextodegloboCar">
     <w:name w:val="Texto de globo Car"/>
     <w:basedOn w:val="Fuentedeprrafopredeter"/>
     <w:link w:val="Textodeglobo"/>
     <w:uiPriority w:val="99"/>
-    <w:semiHidden w:val="1"/>
+    <w:semiHidden/>
     <w:rsid w:val="00C5122E"/>
     <w:rPr>
-      <w:rFonts w:ascii="Segoe UI" w:cs="Segoe UI" w:hAnsi="Segoe UI"/>
+      <w:rFonts w:ascii="Segoe UI" w:hAnsi="Segoe UI" w:cs="Segoe UI"/>
       <w:sz w:val="18"/>
       <w:szCs w:val="18"/>
     </w:rPr>
@@ -3925,8 +4192,8 @@
     <w:name w:val="annotation reference"/>
     <w:basedOn w:val="Fuentedeprrafopredeter"/>
     <w:uiPriority w:val="99"/>
-    <w:semiHidden w:val="1"/>
-    <w:unhideWhenUsed w:val="1"/>
+    <w:semiHidden/>
+    <w:unhideWhenUsed/>
     <w:rsid w:val="009E52DF"/>
     <w:rPr>
       <w:sz w:val="16"/>
@@ -3938,8 +4205,8 @@
     <w:basedOn w:val="Normal"/>
     <w:link w:val="TextocomentarioCar"/>
     <w:uiPriority w:val="99"/>
-    <w:semiHidden w:val="1"/>
-    <w:unhideWhenUsed w:val="1"/>
+    <w:semiHidden/>
+    <w:unhideWhenUsed/>
     <w:rsid w:val="009E52DF"/>
     <w:pPr>
       <w:spacing w:line="240" w:lineRule="auto"/>
@@ -3949,12 +4216,12 @@
       <w:szCs w:val="20"/>
     </w:rPr>
   </w:style>
-  <w:style w:type="character" w:styleId="TextocomentarioCar" w:customStyle="1">
+  <w:style w:type="character" w:customStyle="1" w:styleId="TextocomentarioCar">
     <w:name w:val="Texto comentario Car"/>
     <w:basedOn w:val="Fuentedeprrafopredeter"/>
     <w:link w:val="Textocomentario"/>
     <w:uiPriority w:val="99"/>
-    <w:semiHidden w:val="1"/>
+    <w:semiHidden/>
     <w:rsid w:val="009E52DF"/>
     <w:rPr>
       <w:sz w:val="20"/>
@@ -3967,199 +4234,199 @@
     <w:next w:val="Textocomentario"/>
     <w:link w:val="AsuntodelcomentarioCar"/>
     <w:uiPriority w:val="99"/>
-    <w:semiHidden w:val="1"/>
-    <w:unhideWhenUsed w:val="1"/>
+    <w:semiHidden/>
+    <w:unhideWhenUsed/>
     <w:rsid w:val="009E52DF"/>
     <w:rPr>
-      <w:b w:val="1"/>
-      <w:bCs w:val="1"/>
+      <w:b/>
+      <w:bCs/>
     </w:rPr>
   </w:style>
-  <w:style w:type="character" w:styleId="AsuntodelcomentarioCar" w:customStyle="1">
+  <w:style w:type="character" w:customStyle="1" w:styleId="AsuntodelcomentarioCar">
     <w:name w:val="Asunto del comentario Car"/>
     <w:basedOn w:val="TextocomentarioCar"/>
     <w:link w:val="Asuntodelcomentario"/>
     <w:uiPriority w:val="99"/>
-    <w:semiHidden w:val="1"/>
+    <w:semiHidden/>
     <w:rsid w:val="009E52DF"/>
     <w:rPr>
-      <w:b w:val="1"/>
-      <w:bCs w:val="1"/>
+      <w:b/>
+      <w:bCs/>
       <w:sz w:val="20"/>
       <w:szCs w:val="20"/>
     </w:rPr>
   </w:style>
-  <w:style w:type="paragraph" w:styleId="Subtitle">
+  <w:style w:type="paragraph" w:styleId="Subttulo">
     <w:name w:val="Subtitle"/>
     <w:basedOn w:val="Normal"/>
     <w:next w:val="Normal"/>
+    <w:uiPriority w:val="11"/>
+    <w:qFormat/>
     <w:pPr>
-      <w:keepNext w:val="1"/>
-      <w:keepLines w:val="1"/>
-      <w:pageBreakBefore w:val="0"/>
-      <w:spacing w:after="80" w:before="360" w:lineRule="auto"/>
+      <w:keepNext/>
+      <w:keepLines/>
+      <w:spacing w:before="360" w:after="80"/>
     </w:pPr>
     <w:rPr>
-      <w:rFonts w:ascii="Georgia" w:cs="Georgia" w:eastAsia="Georgia" w:hAnsi="Georgia"/>
-      <w:i w:val="1"/>
-      <w:iCs w:val="1"/>
+      <w:rFonts w:ascii="Georgia" w:eastAsia="Georgia" w:hAnsi="Georgia" w:cs="Georgia"/>
+      <w:i/>
+      <w:iCs/>
       <w:color w:val="666666"/>
       <w:sz w:val="48"/>
       <w:szCs w:val="48"/>
     </w:rPr>
   </w:style>
-  <w:style w:type="table" w:styleId="Table1">
+  <w:style w:type="table" w:customStyle="1" w:styleId="a">
     <w:basedOn w:val="TableNormal"/>
-    <w:rPr>
-      <w:sz w:val="22"/>
-      <w:szCs w:val="22"/>
-    </w:rPr>
     <w:tblPr>
       <w:tblStyleRowBandSize w:val="1"/>
       <w:tblStyleColBandSize w:val="1"/>
       <w:tblCellMar>
-        <w:top w:w="0.0" w:type="dxa"/>
-        <w:left w:w="108.0" w:type="dxa"/>
-        <w:bottom w:w="0.0" w:type="dxa"/>
-        <w:right w:w="108.0" w:type="dxa"/>
+        <w:top w:w="0" w:type="dxa"/>
+        <w:left w:w="108" w:type="dxa"/>
+        <w:bottom w:w="0" w:type="dxa"/>
+        <w:right w:w="108" w:type="dxa"/>
       </w:tblCellMar>
     </w:tblPr>
   </w:style>
-  <w:style w:type="table" w:styleId="Table2">
+  <w:style w:type="table" w:customStyle="1" w:styleId="a0">
     <w:basedOn w:val="TableNormal"/>
-    <w:rPr>
-      <w:sz w:val="22"/>
-      <w:szCs w:val="22"/>
-    </w:rPr>
     <w:tblPr>
       <w:tblStyleRowBandSize w:val="1"/>
       <w:tblStyleColBandSize w:val="1"/>
       <w:tblCellMar>
-        <w:top w:w="0.0" w:type="dxa"/>
-        <w:left w:w="108.0" w:type="dxa"/>
-        <w:bottom w:w="0.0" w:type="dxa"/>
-        <w:right w:w="108.0" w:type="dxa"/>
+        <w:top w:w="0" w:type="dxa"/>
+        <w:left w:w="108" w:type="dxa"/>
+        <w:bottom w:w="0" w:type="dxa"/>
+        <w:right w:w="108" w:type="dxa"/>
       </w:tblCellMar>
     </w:tblPr>
   </w:style>
-  <w:style w:type="table" w:styleId="Table3">
+  <w:style w:type="table" w:customStyle="1" w:styleId="a1">
     <w:basedOn w:val="TableNormal"/>
-    <w:rPr>
-      <w:sz w:val="22"/>
-      <w:szCs w:val="22"/>
-    </w:rPr>
     <w:tblPr>
       <w:tblStyleRowBandSize w:val="1"/>
       <w:tblStyleColBandSize w:val="1"/>
       <w:tblCellMar>
-        <w:top w:w="0.0" w:type="dxa"/>
-        <w:left w:w="108.0" w:type="dxa"/>
-        <w:bottom w:w="0.0" w:type="dxa"/>
-        <w:right w:w="108.0" w:type="dxa"/>
+        <w:top w:w="0" w:type="dxa"/>
+        <w:left w:w="108" w:type="dxa"/>
+        <w:bottom w:w="0" w:type="dxa"/>
+        <w:right w:w="108" w:type="dxa"/>
       </w:tblCellMar>
     </w:tblPr>
   </w:style>
-  <w:style w:type="table" w:styleId="Table4">
+  <w:style w:type="table" w:customStyle="1" w:styleId="a2">
     <w:basedOn w:val="TableNormal"/>
-    <w:rPr>
-      <w:sz w:val="22"/>
-      <w:szCs w:val="22"/>
-    </w:rPr>
     <w:tblPr>
       <w:tblStyleRowBandSize w:val="1"/>
       <w:tblStyleColBandSize w:val="1"/>
       <w:tblCellMar>
-        <w:top w:w="0.0" w:type="dxa"/>
-        <w:left w:w="108.0" w:type="dxa"/>
-        <w:bottom w:w="0.0" w:type="dxa"/>
-        <w:right w:w="108.0" w:type="dxa"/>
+        <w:top w:w="0" w:type="dxa"/>
+        <w:left w:w="108" w:type="dxa"/>
+        <w:bottom w:w="0" w:type="dxa"/>
+        <w:right w:w="108" w:type="dxa"/>
       </w:tblCellMar>
     </w:tblPr>
   </w:style>
-  <w:style w:type="table" w:styleId="Table5">
+  <w:style w:type="table" w:customStyle="1" w:styleId="a3">
     <w:basedOn w:val="TableNormal"/>
-    <w:rPr>
-      <w:sz w:val="22"/>
-      <w:szCs w:val="22"/>
-    </w:rPr>
     <w:tblPr>
       <w:tblStyleRowBandSize w:val="1"/>
       <w:tblStyleColBandSize w:val="1"/>
       <w:tblCellMar>
-        <w:top w:w="0.0" w:type="dxa"/>
-        <w:left w:w="108.0" w:type="dxa"/>
-        <w:bottom w:w="0.0" w:type="dxa"/>
-        <w:right w:w="108.0" w:type="dxa"/>
+        <w:top w:w="0" w:type="dxa"/>
+        <w:left w:w="108" w:type="dxa"/>
+        <w:bottom w:w="0" w:type="dxa"/>
+        <w:right w:w="108" w:type="dxa"/>
       </w:tblCellMar>
     </w:tblPr>
   </w:style>
-  <w:style w:type="table" w:styleId="Table6">
+  <w:style w:type="table" w:customStyle="1" w:styleId="a4">
     <w:basedOn w:val="TableNormal"/>
-    <w:rPr>
-      <w:sz w:val="22"/>
-      <w:szCs w:val="22"/>
-    </w:rPr>
     <w:tblPr>
       <w:tblStyleRowBandSize w:val="1"/>
       <w:tblStyleColBandSize w:val="1"/>
       <w:tblCellMar>
-        <w:top w:w="0.0" w:type="dxa"/>
-        <w:left w:w="108.0" w:type="dxa"/>
-        <w:bottom w:w="0.0" w:type="dxa"/>
-        <w:right w:w="108.0" w:type="dxa"/>
+        <w:top w:w="0" w:type="dxa"/>
+        <w:left w:w="108" w:type="dxa"/>
+        <w:bottom w:w="0" w:type="dxa"/>
+        <w:right w:w="108" w:type="dxa"/>
       </w:tblCellMar>
     </w:tblPr>
   </w:style>
-  <w:style w:type="table" w:styleId="Table7">
+  <w:style w:type="table" w:customStyle="1" w:styleId="a5">
     <w:basedOn w:val="TableNormal"/>
-    <w:rPr>
-      <w:sz w:val="22"/>
-      <w:szCs w:val="22"/>
-    </w:rPr>
     <w:tblPr>
       <w:tblStyleRowBandSize w:val="1"/>
       <w:tblStyleColBandSize w:val="1"/>
       <w:tblCellMar>
-        <w:top w:w="0.0" w:type="dxa"/>
-        <w:left w:w="108.0" w:type="dxa"/>
-        <w:bottom w:w="0.0" w:type="dxa"/>
-        <w:right w:w="108.0" w:type="dxa"/>
+        <w:top w:w="0" w:type="dxa"/>
+        <w:left w:w="108" w:type="dxa"/>
+        <w:bottom w:w="0" w:type="dxa"/>
+        <w:right w:w="108" w:type="dxa"/>
       </w:tblCellMar>
     </w:tblPr>
   </w:style>
-  <w:style w:type="table" w:styleId="Table8">
+  <w:style w:type="table" w:customStyle="1" w:styleId="a6">
     <w:basedOn w:val="TableNormal"/>
-    <w:rPr>
-      <w:sz w:val="22"/>
-      <w:szCs w:val="22"/>
-    </w:rPr>
     <w:tblPr>
       <w:tblStyleRowBandSize w:val="1"/>
       <w:tblStyleColBandSize w:val="1"/>
       <w:tblCellMar>
-        <w:top w:w="0.0" w:type="dxa"/>
-        <w:left w:w="108.0" w:type="dxa"/>
-        <w:bottom w:w="0.0" w:type="dxa"/>
-        <w:right w:w="108.0" w:type="dxa"/>
+        <w:top w:w="0" w:type="dxa"/>
+        <w:left w:w="108" w:type="dxa"/>
+        <w:bottom w:w="0" w:type="dxa"/>
+        <w:right w:w="108" w:type="dxa"/>
       </w:tblCellMar>
     </w:tblPr>
   </w:style>
-  <w:style w:type="table" w:styleId="Table9">
+  <w:style w:type="table" w:customStyle="1" w:styleId="a7">
     <w:basedOn w:val="TableNormal"/>
-    <w:rPr>
-      <w:sz w:val="22"/>
-      <w:szCs w:val="22"/>
-    </w:rPr>
     <w:tblPr>
       <w:tblStyleRowBandSize w:val="1"/>
       <w:tblStyleColBandSize w:val="1"/>
       <w:tblCellMar>
-        <w:top w:w="0.0" w:type="dxa"/>
-        <w:left w:w="108.0" w:type="dxa"/>
-        <w:bottom w:w="0.0" w:type="dxa"/>
-        <w:right w:w="108.0" w:type="dxa"/>
+        <w:top w:w="0" w:type="dxa"/>
+        <w:left w:w="108" w:type="dxa"/>
+        <w:bottom w:w="0" w:type="dxa"/>
+        <w:right w:w="108" w:type="dxa"/>
       </w:tblCellMar>
     </w:tblPr>
+  </w:style>
+  <w:style w:type="character" w:styleId="Hipervnculo">
+    <w:name w:val="Hyperlink"/>
+    <w:basedOn w:val="Fuentedeprrafopredeter"/>
+    <w:uiPriority w:val="99"/>
+    <w:unhideWhenUsed/>
+    <w:rsid w:val="00F446FB"/>
+    <w:rPr>
+      <w:color w:val="0563C1" w:themeColor="hyperlink"/>
+      <w:u w:val="single"/>
+    </w:rPr>
+  </w:style>
+  <w:style w:type="character" w:styleId="Mencinsinresolver">
+    <w:name w:val="Unresolved Mention"/>
+    <w:basedOn w:val="Fuentedeprrafopredeter"/>
+    <w:uiPriority w:val="99"/>
+    <w:semiHidden/>
+    <w:unhideWhenUsed/>
+    <w:rsid w:val="00F446FB"/>
+    <w:rPr>
+      <w:color w:val="605E5C"/>
+      <w:shd w:val="clear" w:color="auto" w:fill="E1DFDD"/>
+    </w:rPr>
+  </w:style>
+  <w:style w:type="character" w:styleId="Hipervnculovisitado">
+    <w:name w:val="FollowedHyperlink"/>
+    <w:basedOn w:val="Fuentedeprrafopredeter"/>
+    <w:uiPriority w:val="99"/>
+    <w:semiHidden/>
+    <w:unhideWhenUsed/>
+    <w:rsid w:val="00F446FB"/>
+    <w:rPr>
+      <w:color w:val="954F72" w:themeColor="followedHyperlink"/>
+      <w:u w:val="single"/>
+    </w:rPr>
   </w:style>
 </w:styles>
 </file>
@@ -4459,17 +4726,17 @@
 </a:theme>
 </file>
 
-<file path=customXML/item1.xml><?xml version="1.0" encoding="utf-8"?>
+<file path=customXml/item1.xml><?xml version="1.0" encoding="utf-8"?>
 <go:gDocsCustomXmlDataStorage xmlns:go="http://customooxmlschemas.google.com/" xmlns:r="http://schemas.openxmlformats.org/officeDocument/2006/relationships" uri="GoogleDocsCustomDataVersion2">
   <go:docsCustomData xmlns:go="http://customooxmlschemas.google.com/" roundtripDataSignature="AMtx7mhxcJzTOfdmLbB3aLIj8f3CxdPT6w==">CgMxLjAaHwoBMBIaChgICVIUChJ0YWJsZS54ZXVnanY4aXU2OTAyDmgucm42bmVjZmxuaHY2OAByITFVR3VGRno2MzhUdmo0eGFsOXpjQWpOYm9vMFdINFZCVA==</go:docsCustomData>
 </go:gDocsCustomXmlDataStorage>
 </file>
 
-<file path=customXML/itemProps1.xml><?xml version="1.0" encoding="utf-8"?>
+<file path=customXml/itemProps1.xml><?xml version="1.0" encoding="utf-8"?>
 <ds:datastoreItem xmlns:ds="http://schemas.openxmlformats.org/officeDocument/2006/customXml" ds:itemID="{11111111-1234-1234-1234-123412341234}">
   <ds:schemaRefs>
+    <ds:schemaRef ds:uri="http://customooxmlschemas.google.com/"/>
     <ds:schemaRef ds:uri="http://schemas.openxmlformats.org/officeDocument/2006/relationships"/>
-    <ds:schemaRef ds:uri="http://customooxmlschemas.google.com/"/>
   </ds:schemaRefs>
 </ds:datastoreItem>
 </file>